--- a/test2/test2_gxr/test2_Experiment_Report.docx
+++ b/test2/test2_gxr/test2_Experiment_Report.docx
@@ -1,21 +1,19 @@
 
 <file path=word/document.xml><?xml version="1.0" encoding="utf-8"?>
-<w:document xmlns:o="urn:schemas-microsoft-com:office:office" xmlns:r="http://schemas.openxmlformats.org/officeDocument/2006/relationships" xmlns:v="urn:schemas-microsoft-com:vml" xmlns:w="http://schemas.openxmlformats.org/wordprocessingml/2006/main" xmlns:w10="urn:schemas-microsoft-com:office:word" xmlns:wp="http://schemas.openxmlformats.org/drawingml/2006/wordprocessingDrawing" xmlns:wps="http://schemas.microsoft.com/office/word/2010/wordprocessingShape" xmlns:wpg="http://schemas.microsoft.com/office/word/2010/wordprocessingGroup" xmlns:mc="http://schemas.openxmlformats.org/markup-compatibility/2006" xmlns:wp14="http://schemas.microsoft.com/office/word/2010/wordprocessingDrawing" xmlns:w14="http://schemas.microsoft.com/office/word/2010/wordml" xmlns:w15="http://schemas.microsoft.com/office/word/2012/wordml" mc:Ignorable="w14 wp14 w15">
+<w:document xmlns:wpc="http://schemas.microsoft.com/office/word/2010/wordprocessingCanvas" xmlns:mc="http://schemas.openxmlformats.org/markup-compatibility/2006" xmlns:o="urn:schemas-microsoft-com:office:office" xmlns:r="http://schemas.openxmlformats.org/officeDocument/2006/relationships" xmlns:m="http://schemas.openxmlformats.org/officeDocument/2006/math" xmlns:v="urn:schemas-microsoft-com:vml" xmlns:wp14="http://schemas.microsoft.com/office/word/2010/wordprocessingDrawing" xmlns:wp="http://schemas.openxmlformats.org/drawingml/2006/wordprocessingDrawing" xmlns:w="http://schemas.openxmlformats.org/wordprocessingml/2006/main" xmlns:w14="http://schemas.microsoft.com/office/word/2010/wordml" xmlns:w10="urn:schemas-microsoft-com:office:word" xmlns:w15="http://schemas.microsoft.com/office/word/2012/wordml" xmlns:wpg="http://schemas.microsoft.com/office/word/2010/wordprocessingGroup" xmlns:wpi="http://schemas.microsoft.com/office/word/2010/wordprocessingInk" xmlns:wne="http://schemas.microsoft.com/office/word/2006/wordml" xmlns:wps="http://schemas.microsoft.com/office/word/2010/wordprocessingShape" xmlns:wpsCustomData="http://www.wps.cn/officeDocument/2013/wpsCustomData" mc:Ignorable="w14 w15 wp14">
   <w:body>
     <w:p>
       <w:pPr>
-        <w:pStyle w:val="Normal"/>
         <w:jc w:val="center"/>
         <w:rPr>
-          <w:rFonts w:ascii="宋体" w:hAnsi="宋体" w:cs="宋体"/>
-          <w:b/>
+          <w:rFonts w:ascii="SimSun" w:hAnsi="SimSun" w:cs="SimSun"/>
           <w:b/>
           <w:sz w:val="32"/>
         </w:rPr>
       </w:pPr>
       <w:r>
         <w:rPr>
-          <w:rFonts w:ascii="宋体" w:hAnsi="宋体" w:cs="宋体"/>
+          <w:rFonts w:ascii="SimSun" w:hAnsi="SimSun" w:cs="SimSun"/>
           <w:b/>
           <w:sz w:val="32"/>
         </w:rPr>
@@ -24,28 +22,19 @@
     </w:p>
     <w:p>
       <w:pPr>
-        <w:pStyle w:val="Normal"/>
         <w:jc w:val="right"/>
         <w:rPr>
-          <w:rFonts w:ascii="宋体" w:hAnsi="宋体" w:cs="宋体"/>
-          <w:b/>
+          <w:rFonts w:ascii="SimSun" w:hAnsi="SimSun" w:cs="SimSun"/>
           <w:b/>
           <w:sz w:val="32"/>
         </w:rPr>
       </w:pPr>
-      <w:r>
-        <w:rPr>
-          <w:rFonts w:cs="宋体" w:ascii="宋体" w:hAnsi="宋体"/>
-          <w:b/>
-          <w:sz w:val="32"/>
-        </w:rPr>
-      </w:r>
     </w:p>
     <w:tbl>
       <w:tblPr>
+        <w:tblStyle w:val="11"/>
         <w:tblW w:w="8590" w:type="dxa"/>
         <w:jc w:val="center"/>
-        <w:tblInd w:w="0" w:type="dxa"/>
         <w:tblLayout w:type="fixed"/>
         <w:tblCellMar>
           <w:top w:w="0" w:type="dxa"/>
@@ -55,39 +44,46 @@
         </w:tblCellMar>
       </w:tblPr>
       <w:tblGrid>
-        <w:gridCol w:w="1263"/>
-        <w:gridCol w:w="717"/>
+        <w:gridCol w:w="1433"/>
+        <w:gridCol w:w="547"/>
         <w:gridCol w:w="1239"/>
         <w:gridCol w:w="1648"/>
         <w:gridCol w:w="1016"/>
         <w:gridCol w:w="2707"/>
       </w:tblGrid>
       <w:tr>
+        <w:tblPrEx>
+          <w:tblCellMar>
+            <w:top w:w="0" w:type="dxa"/>
+            <w:left w:w="108" w:type="dxa"/>
+            <w:bottom w:w="0" w:type="dxa"/>
+            <w:right w:w="108" w:type="dxa"/>
+          </w:tblCellMar>
+        </w:tblPrEx>
         <w:trPr>
+          <w:cantSplit/>
           <w:trHeight w:val="590" w:hRule="atLeast"/>
-          <w:cantSplit w:val="true"/>
+          <w:jc w:val="center"/>
         </w:trPr>
         <w:tc>
           <w:tcPr>
             <w:tcW w:w="1980" w:type="dxa"/>
             <w:gridSpan w:val="2"/>
             <w:tcBorders>
-              <w:top w:val="single" w:sz="4" w:space="0" w:color="000000"/>
-              <w:left w:val="single" w:sz="4" w:space="0" w:color="000000"/>
-              <w:bottom w:val="single" w:sz="4" w:space="0" w:color="000000"/>
-              <w:right w:val="single" w:sz="4" w:space="0" w:color="000000"/>
+              <w:top w:val="single" w:color="000000" w:sz="4" w:space="0"/>
+              <w:left w:val="single" w:color="000000" w:sz="4" w:space="0"/>
+              <w:bottom w:val="single" w:color="000000" w:sz="4" w:space="0"/>
+              <w:right w:val="single" w:color="000000" w:sz="4" w:space="0"/>
             </w:tcBorders>
             <w:vAlign w:val="center"/>
           </w:tcPr>
           <w:p>
             <w:pPr>
-              <w:pStyle w:val="Normal"/>
-              <w:spacing w:lineRule="exact" w:line="480"/>
-              <w:ind w:left="-42" w:right="-51" w:hanging="0"/>
+              <w:spacing w:line="480" w:lineRule="exact"/>
+              <w:ind w:left="-42" w:right="-51" w:firstLine="0"/>
               <w:jc w:val="center"/>
               <w:rPr>
-                <w:rFonts w:ascii="宋体" w:hAnsi="宋体" w:eastAsia="宋体" w:cs="宋体"/>
-                <w:b/>
+                <w:rFonts w:ascii="SimSun" w:hAnsi="SimSun" w:eastAsia="SimSun" w:cs="SimSun"/>
                 <w:b/>
                 <w:sz w:val="24"/>
                 <w:szCs w:val="24"/>
@@ -96,33 +92,13 @@
             </w:pPr>
             <w:r>
               <w:rPr>
-                <w:rFonts w:ascii="宋体" w:hAnsi="宋体" w:cs="宋体"/>
+                <w:rFonts w:ascii="SimSun" w:hAnsi="SimSun" w:cs="SimSun"/>
                 <w:b/>
                 <w:sz w:val="24"/>
                 <w:szCs w:val="24"/>
                 <w:lang w:val="en-US" w:eastAsia="zh-CN"/>
               </w:rPr>
-              <w:t>专业</w:t>
-            </w:r>
-            <w:r>
-              <w:rPr>
-                <w:rFonts w:cs="宋体" w:ascii="宋体" w:hAnsi="宋体"/>
-                <w:b/>
-                <w:sz w:val="24"/>
-                <w:szCs w:val="24"/>
-                <w:lang w:val="en-US" w:eastAsia="zh-CN"/>
-              </w:rPr>
-              <w:t>,</w:t>
-            </w:r>
-            <w:r>
-              <w:rPr>
-                <w:rFonts w:ascii="宋体" w:hAnsi="宋体" w:cs="宋体"/>
-                <w:b/>
-                <w:sz w:val="24"/>
-                <w:szCs w:val="24"/>
-                <w:lang w:val="en-US" w:eastAsia="zh-CN"/>
-              </w:rPr>
-              <w:t>学号</w:t>
+              <w:t>专业,学号</w:t>
             </w:r>
           </w:p>
         </w:tc>
@@ -131,20 +107,19 @@
             <w:tcW w:w="2887" w:type="dxa"/>
             <w:gridSpan w:val="2"/>
             <w:tcBorders>
-              <w:top w:val="single" w:sz="4" w:space="0" w:color="000000"/>
-              <w:left w:val="single" w:sz="4" w:space="0" w:color="000000"/>
-              <w:bottom w:val="single" w:sz="4" w:space="0" w:color="000000"/>
-              <w:right w:val="single" w:sz="4" w:space="0" w:color="000000"/>
+              <w:top w:val="single" w:color="000000" w:sz="4" w:space="0"/>
+              <w:left w:val="single" w:color="000000" w:sz="4" w:space="0"/>
+              <w:bottom w:val="single" w:color="000000" w:sz="4" w:space="0"/>
+              <w:right w:val="single" w:color="000000" w:sz="4" w:space="0"/>
             </w:tcBorders>
             <w:vAlign w:val="center"/>
           </w:tcPr>
           <w:p>
             <w:pPr>
-              <w:pStyle w:val="Normal"/>
-              <w:ind w:right="-51" w:hanging="0"/>
+              <w:ind w:right="-51" w:firstLine="0"/>
               <w:jc w:val="center"/>
               <w:rPr>
-                <w:rFonts w:ascii="宋体" w:hAnsi="宋体" w:cs="宋体"/>
+                <w:rFonts w:ascii="SimSun" w:hAnsi="SimSun" w:cs="SimSun"/>
                 <w:bCs/>
                 <w:sz w:val="24"/>
                 <w:szCs w:val="24"/>
@@ -152,8 +127,7 @@
             </w:pPr>
             <w:r>
               <w:rPr>
-                <w:rFonts w:eastAsia="宋体" w:ascii="宋体" w:hAnsi="宋体"/>
-                <w:rFonts w:ascii="宋体" w:hAnsi="宋体"/>
+                <w:rFonts w:ascii="SimSun" w:hAnsi="SimSun" w:eastAsia="SimSun"/>
                 <w:b w:val="0"/>
                 <w:i w:val="0"/>
                 <w:sz w:val="24"/>
@@ -166,22 +140,20 @@
           <w:tcPr>
             <w:tcW w:w="1016" w:type="dxa"/>
             <w:tcBorders>
-              <w:top w:val="single" w:sz="4" w:space="0" w:color="000000"/>
-              <w:left w:val="single" w:sz="4" w:space="0" w:color="000000"/>
-              <w:bottom w:val="single" w:sz="4" w:space="0" w:color="000000"/>
-              <w:right w:val="single" w:sz="4" w:space="0" w:color="000000"/>
+              <w:top w:val="single" w:color="000000" w:sz="4" w:space="0"/>
+              <w:left w:val="single" w:color="000000" w:sz="4" w:space="0"/>
+              <w:bottom w:val="single" w:color="000000" w:sz="4" w:space="0"/>
+              <w:right w:val="single" w:color="000000" w:sz="4" w:space="0"/>
             </w:tcBorders>
             <w:vAlign w:val="center"/>
           </w:tcPr>
           <w:p>
             <w:pPr>
-              <w:pStyle w:val="Normal"/>
-              <w:spacing w:lineRule="exact" w:line="480"/>
-              <w:ind w:right="-51" w:hanging="0"/>
+              <w:spacing w:line="480" w:lineRule="exact"/>
+              <w:ind w:right="-51" w:firstLine="0"/>
               <w:jc w:val="center"/>
               <w:rPr>
-                <w:rFonts w:ascii="宋体" w:hAnsi="宋体" w:eastAsia="宋体" w:cs="宋体"/>
-                <w:b/>
+                <w:rFonts w:ascii="SimSun" w:hAnsi="SimSun" w:eastAsia="SimSun" w:cs="SimSun"/>
                 <w:b/>
                 <w:sz w:val="24"/>
                 <w:szCs w:val="24"/>
@@ -190,7 +162,7 @@
             </w:pPr>
             <w:r>
               <w:rPr>
-                <w:rFonts w:ascii="宋体" w:hAnsi="宋体" w:cs="宋体"/>
+                <w:rFonts w:ascii="SimSun" w:hAnsi="SimSun" w:cs="SimSun"/>
                 <w:b/>
                 <w:sz w:val="24"/>
                 <w:szCs w:val="24"/>
@@ -204,22 +176,20 @@
           <w:tcPr>
             <w:tcW w:w="2707" w:type="dxa"/>
             <w:tcBorders>
-              <w:top w:val="single" w:sz="4" w:space="0" w:color="000000"/>
-              <w:left w:val="single" w:sz="4" w:space="0" w:color="000000"/>
-              <w:bottom w:val="single" w:sz="4" w:space="0" w:color="000000"/>
-              <w:right w:val="single" w:sz="4" w:space="0" w:color="000000"/>
+              <w:top w:val="single" w:color="000000" w:sz="4" w:space="0"/>
+              <w:left w:val="single" w:color="000000" w:sz="4" w:space="0"/>
+              <w:bottom w:val="single" w:color="000000" w:sz="4" w:space="0"/>
+              <w:right w:val="single" w:color="000000" w:sz="4" w:space="0"/>
             </w:tcBorders>
             <w:vAlign w:val="center"/>
           </w:tcPr>
           <w:p>
             <w:pPr>
-              <w:pStyle w:val="Normal"/>
-              <w:snapToGrid w:val="false"/>
-              <w:ind w:right="-51" w:hanging="0"/>
+              <w:snapToGrid w:val="0"/>
+              <w:ind w:right="-51" w:firstLine="0"/>
               <w:jc w:val="center"/>
               <w:rPr>
-                <w:rFonts w:ascii="宋体" w:hAnsi="宋体" w:eastAsia="宋体" w:cs="宋体"/>
-                <w:b/>
+                <w:rFonts w:ascii="SimSun" w:hAnsi="SimSun" w:eastAsia="SimSun" w:cs="SimSun"/>
                 <w:b/>
                 <w:bCs/>
                 <w:sz w:val="24"/>
@@ -229,8 +199,7 @@
             </w:pPr>
             <w:r>
               <w:rPr>
-                <w:rFonts w:eastAsia="宋体" w:ascii="宋体" w:hAnsi="宋体"/>
-                <w:rFonts w:ascii="宋体" w:hAnsi="宋体"/>
+                <w:rFonts w:ascii="SimSun" w:hAnsi="SimSun" w:eastAsia="SimSun"/>
                 <w:b w:val="0"/>
                 <w:i w:val="0"/>
                 <w:sz w:val="24"/>
@@ -241,159 +210,208 @@
         </w:tc>
       </w:tr>
       <w:tr>
+        <w:tblPrEx>
+          <w:tblCellMar>
+            <w:top w:w="0" w:type="dxa"/>
+            <w:left w:w="108" w:type="dxa"/>
+            <w:bottom w:w="0" w:type="dxa"/>
+            <w:right w:w="108" w:type="dxa"/>
+          </w:tblCellMar>
+        </w:tblPrEx>
         <w:trPr>
+          <w:cantSplit/>
           <w:trHeight w:val="590" w:hRule="atLeast"/>
-          <w:cantSplit w:val="true"/>
+          <w:jc w:val="center"/>
         </w:trPr>
         <w:tc>
           <w:tcPr>
-            <w:tcW w:w="1263" w:type="dxa"/>
+            <w:tcW w:w="1433" w:type="dxa"/>
             <w:tcBorders>
-              <w:top w:val="single" w:sz="4" w:space="0" w:color="000000"/>
-              <w:left w:val="single" w:sz="4" w:space="0" w:color="000000"/>
-              <w:bottom w:val="single" w:sz="4" w:space="0" w:color="000000"/>
-              <w:right w:val="single" w:sz="4" w:space="0" w:color="000000"/>
+              <w:top w:val="single" w:color="000000" w:sz="4" w:space="0"/>
+              <w:left w:val="single" w:color="000000" w:sz="4" w:space="0"/>
+              <w:bottom w:val="single" w:color="000000" w:sz="4" w:space="0"/>
+              <w:right w:val="single" w:color="000000" w:sz="4" w:space="0"/>
             </w:tcBorders>
             <w:vAlign w:val="center"/>
           </w:tcPr>
           <w:p>
             <w:pPr>
-              <w:pStyle w:val="Normal"/>
-              <w:spacing w:lineRule="exact" w:line="480"/>
-              <w:ind w:left="-42" w:right="-51" w:hanging="0"/>
+              <w:spacing w:line="480" w:lineRule="exact"/>
+              <w:ind w:left="-42" w:right="-51" w:firstLine="0"/>
               <w:jc w:val="center"/>
               <w:rPr>
-                <w:rFonts w:ascii="宋体" w:hAnsi="宋体" w:cs="宋体"/>
+                <w:rFonts w:ascii="SimSun" w:hAnsi="SimSun" w:cs="SimSun"/>
                 <w:b/>
+                <w:sz w:val="24"/>
+                <w:szCs w:val="24"/>
+              </w:rPr>
+            </w:pPr>
+            <w:r>
+              <w:rPr>
+                <w:rFonts w:ascii="SimSun" w:hAnsi="SimSun" w:eastAsia="SimSun"/>
                 <w:b/>
-                <w:sz w:val="24"/>
-                <w:szCs w:val="24"/>
-              </w:rPr>
-            </w:pPr>
-            <w:r>
-              <w:rPr>
-                <w:rFonts w:eastAsia="宋体" w:ascii="宋体" w:hAnsi="宋体"/>
-                <w:rFonts w:ascii="宋体" w:hAnsi="宋体"/>
-                <w:b/>
-                <w:i w:val="0"/>
-                <w:sz w:val="24"/>
-              </w:rPr>
-              <w:t>实验题目：基于决策树算法的电信客户流失预测</w:t>
+                <w:i w:val="0"/>
+                <w:sz w:val="24"/>
+              </w:rPr>
+              <w:t>实验题目：</w:t>
             </w:r>
           </w:p>
         </w:tc>
         <w:tc>
           <w:tcPr>
-            <w:tcW w:w="7327" w:type="dxa"/>
+            <w:tcW w:w="7157" w:type="dxa"/>
             <w:gridSpan w:val="5"/>
             <w:tcBorders>
-              <w:top w:val="single" w:sz="4" w:space="0" w:color="000000"/>
-              <w:left w:val="single" w:sz="4" w:space="0" w:color="000000"/>
-              <w:bottom w:val="single" w:sz="4" w:space="0" w:color="000000"/>
-              <w:right w:val="single" w:sz="4" w:space="0" w:color="000000"/>
+              <w:top w:val="single" w:color="000000" w:sz="4" w:space="0"/>
+              <w:left w:val="single" w:color="000000" w:sz="4" w:space="0"/>
+              <w:bottom w:val="single" w:color="000000" w:sz="4" w:space="0"/>
+              <w:right w:val="single" w:color="000000" w:sz="4" w:space="0"/>
             </w:tcBorders>
             <w:vAlign w:val="center"/>
           </w:tcPr>
           <w:p>
             <w:pPr>
-              <w:pStyle w:val="Normal"/>
-              <w:snapToGrid w:val="false"/>
-              <w:spacing w:lineRule="exact" w:line="480"/>
-              <w:ind w:right="-51" w:hanging="0"/>
-              <w:rPr>
-                <w:rFonts w:ascii="宋体" w:hAnsi="宋体" w:cs="宋体"/>
+              <w:snapToGrid w:val="0"/>
+              <w:spacing w:line="480" w:lineRule="exact"/>
+              <w:ind w:right="-51" w:firstLine="0"/>
+              <w:rPr>
+                <w:rFonts w:ascii="SimSun" w:hAnsi="SimSun" w:cs="SimSun"/>
                 <w:b/>
+                <w:sz w:val="24"/>
+                <w:szCs w:val="24"/>
+              </w:rPr>
+            </w:pPr>
+            <w:r>
+              <w:rPr>
+                <w:rFonts w:ascii="SimSun" w:hAnsi="SimSun" w:eastAsia="SimSun"/>
                 <w:b/>
-                <w:sz w:val="24"/>
-                <w:szCs w:val="24"/>
-              </w:rPr>
-            </w:pPr>
-            <w:r>
-              <w:rPr>
-                <w:rFonts w:cs="宋体" w:ascii="宋体" w:hAnsi="宋体"/>
-                <w:b/>
-                <w:sz w:val="24"/>
-                <w:szCs w:val="24"/>
-              </w:rPr>
+                <w:i w:val="0"/>
+                <w:sz w:val="24"/>
+              </w:rPr>
+              <w:t>基于决策树算法的电信客户流失预测</w:t>
             </w:r>
           </w:p>
         </w:tc>
       </w:tr>
       <w:tr>
+        <w:tblPrEx>
+          <w:tblCellMar>
+            <w:top w:w="0" w:type="dxa"/>
+            <w:left w:w="108" w:type="dxa"/>
+            <w:bottom w:w="0" w:type="dxa"/>
+            <w:right w:w="108" w:type="dxa"/>
+          </w:tblCellMar>
+        </w:tblPrEx>
         <w:trPr>
+          <w:cantSplit/>
           <w:trHeight w:val="579" w:hRule="atLeast"/>
-          <w:cantSplit w:val="true"/>
+          <w:jc w:val="center"/>
         </w:trPr>
         <w:tc>
           <w:tcPr>
-            <w:tcW w:w="1263" w:type="dxa"/>
+            <w:tcW w:w="1433" w:type="dxa"/>
             <w:tcBorders>
-              <w:top w:val="single" w:sz="4" w:space="0" w:color="000000"/>
-              <w:left w:val="single" w:sz="4" w:space="0" w:color="000000"/>
-              <w:bottom w:val="single" w:sz="4" w:space="0" w:color="000000"/>
-              <w:right w:val="single" w:sz="4" w:space="0" w:color="000000"/>
+              <w:top w:val="single" w:color="000000" w:sz="4" w:space="0"/>
+              <w:left w:val="single" w:color="000000" w:sz="4" w:space="0"/>
+              <w:bottom w:val="single" w:color="000000" w:sz="4" w:space="0"/>
+              <w:right w:val="single" w:color="000000" w:sz="4" w:space="0"/>
             </w:tcBorders>
             <w:vAlign w:val="center"/>
           </w:tcPr>
           <w:p>
             <w:pPr>
-              <w:pStyle w:val="Normal"/>
-              <w:spacing w:lineRule="exact" w:line="400"/>
-              <w:ind w:left="-40" w:right="-51" w:hanging="0"/>
+              <w:spacing w:line="400" w:lineRule="exact"/>
+              <w:ind w:left="-40" w:right="-51" w:firstLine="0"/>
               <w:jc w:val="center"/>
               <w:rPr>
-                <w:rFonts w:ascii="宋体" w:hAnsi="宋体" w:cs="宋体"/>
+                <w:rFonts w:ascii="SimSun" w:hAnsi="SimSun" w:cs="SimSun"/>
                 <w:b/>
-                <w:b/>
                 <w:sz w:val="24"/>
                 <w:szCs w:val="24"/>
               </w:rPr>
             </w:pPr>
             <w:r>
               <w:rPr>
-                <w:rFonts w:eastAsia="宋体" w:ascii="宋体" w:hAnsi="宋体"/>
-                <w:rFonts w:ascii="宋体" w:hAnsi="宋体"/>
+                <w:rFonts w:ascii="SimSun" w:hAnsi="SimSun" w:eastAsia="SimSun"/>
                 <w:b w:val="0"/>
                 <w:i w:val="0"/>
                 <w:sz w:val="24"/>
               </w:rPr>
-              <w:t>实验时间：2026年3月20日</w:t>
+              <w:t>实验时间：</w:t>
             </w:r>
           </w:p>
         </w:tc>
         <w:tc>
           <w:tcPr>
-            <w:tcW w:w="1956" w:type="dxa"/>
+            <w:tcW w:w="1786" w:type="dxa"/>
             <w:gridSpan w:val="2"/>
             <w:tcBorders>
-              <w:top w:val="single" w:sz="4" w:space="0" w:color="000000"/>
-              <w:left w:val="single" w:sz="4" w:space="0" w:color="000000"/>
-              <w:bottom w:val="single" w:sz="4" w:space="0" w:color="000000"/>
-              <w:right w:val="single" w:sz="4" w:space="0" w:color="000000"/>
+              <w:top w:val="single" w:color="000000" w:sz="4" w:space="0"/>
+              <w:left w:val="single" w:color="000000" w:sz="4" w:space="0"/>
+              <w:bottom w:val="single" w:color="000000" w:sz="4" w:space="0"/>
+              <w:right w:val="single" w:color="000000" w:sz="4" w:space="0"/>
             </w:tcBorders>
             <w:vAlign w:val="center"/>
           </w:tcPr>
           <w:p>
             <w:pPr>
-              <w:pStyle w:val="Normal"/>
-              <w:snapToGrid w:val="false"/>
-              <w:spacing w:lineRule="exact" w:line="400"/>
-              <w:ind w:left="-40" w:right="-51" w:hanging="0"/>
-              <w:rPr>
-                <w:rFonts w:ascii="宋体" w:hAnsi="宋体" w:cs="宋体"/>
+              <w:snapToGrid w:val="0"/>
+              <w:spacing w:line="400" w:lineRule="exact"/>
+              <w:ind w:left="-40" w:right="-51" w:firstLine="0"/>
+              <w:jc w:val="center"/>
+              <w:rPr>
+                <w:rFonts w:ascii="SimSun" w:hAnsi="SimSun" w:cs="SimSun"/>
                 <w:b/>
-                <w:b/>
                 <w:sz w:val="24"/>
                 <w:szCs w:val="24"/>
               </w:rPr>
             </w:pPr>
             <w:r>
               <w:rPr>
-                <w:rFonts w:cs="宋体" w:ascii="宋体" w:hAnsi="宋体"/>
-                <w:b/>
-                <w:sz w:val="24"/>
-                <w:szCs w:val="24"/>
-              </w:rPr>
+                <w:rFonts w:ascii="SimSun" w:hAnsi="SimSun" w:eastAsia="SimSun"/>
+                <w:b w:val="0"/>
+                <w:i w:val="0"/>
+                <w:sz w:val="24"/>
+              </w:rPr>
+              <w:t>2026</w:t>
+            </w:r>
+            <w:r>
+              <w:rPr>
+                <w:rFonts w:hint="eastAsia" w:ascii="SimSun" w:hAnsi="SimSun" w:eastAsia="SimSun"/>
+                <w:b w:val="0"/>
+                <w:i w:val="0"/>
+                <w:sz w:val="24"/>
+                <w:lang w:val="en-US" w:eastAsia="zh-CN"/>
+              </w:rPr>
+              <w:t>-</w:t>
+            </w:r>
+            <w:r>
+              <w:rPr>
+                <w:rFonts w:ascii="SimSun" w:hAnsi="SimSun" w:eastAsia="SimSun"/>
+                <w:b w:val="0"/>
+                <w:i w:val="0"/>
+                <w:sz w:val="24"/>
+              </w:rPr>
+              <w:t>3</w:t>
+            </w:r>
+            <w:r>
+              <w:rPr>
+                <w:rFonts w:hint="eastAsia" w:ascii="SimSun" w:hAnsi="SimSun" w:eastAsia="SimSun"/>
+                <w:b w:val="0"/>
+                <w:i w:val="0"/>
+                <w:sz w:val="24"/>
+                <w:lang w:val="en-US" w:eastAsia="zh-CN"/>
+              </w:rPr>
+              <w:t>-</w:t>
+            </w:r>
+            <w:r>
+              <w:rPr>
+                <w:rFonts w:ascii="SimSun" w:hAnsi="SimSun" w:eastAsia="SimSun"/>
+                <w:b w:val="0"/>
+                <w:i w:val="0"/>
+                <w:sz w:val="24"/>
+              </w:rPr>
+              <w:t>20</w:t>
             </w:r>
           </w:p>
         </w:tc>
@@ -401,30 +419,28 @@
           <w:tcPr>
             <w:tcW w:w="1648" w:type="dxa"/>
             <w:tcBorders>
-              <w:top w:val="single" w:sz="4" w:space="0" w:color="000000"/>
-              <w:left w:val="single" w:sz="4" w:space="0" w:color="000000"/>
-              <w:bottom w:val="single" w:sz="4" w:space="0" w:color="000000"/>
-              <w:right w:val="single" w:sz="4" w:space="0" w:color="000000"/>
+              <w:top w:val="single" w:color="000000" w:sz="4" w:space="0"/>
+              <w:left w:val="single" w:color="000000" w:sz="4" w:space="0"/>
+              <w:bottom w:val="single" w:color="000000" w:sz="4" w:space="0"/>
+              <w:right w:val="single" w:color="000000" w:sz="4" w:space="0"/>
             </w:tcBorders>
             <w:vAlign w:val="center"/>
           </w:tcPr>
           <w:p>
             <w:pPr>
-              <w:pStyle w:val="Normal"/>
-              <w:spacing w:lineRule="exact" w:line="400"/>
-              <w:ind w:left="-40" w:right="-51" w:hanging="0"/>
+              <w:spacing w:line="400" w:lineRule="exact"/>
+              <w:ind w:left="-40" w:right="-51" w:firstLine="0"/>
               <w:jc w:val="center"/>
               <w:rPr>
-                <w:rFonts w:ascii="宋体" w:hAnsi="宋体" w:cs="宋体"/>
+                <w:rFonts w:ascii="SimSun" w:hAnsi="SimSun" w:cs="SimSun"/>
                 <w:b/>
-                <w:b/>
                 <w:sz w:val="24"/>
                 <w:szCs w:val="24"/>
               </w:rPr>
             </w:pPr>
             <w:r>
               <w:rPr>
-                <w:rFonts w:ascii="宋体" w:hAnsi="宋体" w:cs="宋体"/>
+                <w:rFonts w:ascii="SimSun" w:hAnsi="SimSun" w:cs="SimSun"/>
                 <w:b/>
                 <w:sz w:val="24"/>
                 <w:szCs w:val="24"/>
@@ -438,22 +454,20 @@
             <w:tcW w:w="3723" w:type="dxa"/>
             <w:gridSpan w:val="2"/>
             <w:tcBorders>
-              <w:top w:val="single" w:sz="4" w:space="0" w:color="000000"/>
-              <w:left w:val="single" w:sz="4" w:space="0" w:color="000000"/>
-              <w:bottom w:val="single" w:sz="4" w:space="0" w:color="000000"/>
-              <w:right w:val="single" w:sz="4" w:space="0" w:color="000000"/>
+              <w:top w:val="single" w:color="000000" w:sz="4" w:space="0"/>
+              <w:left w:val="single" w:color="000000" w:sz="4" w:space="0"/>
+              <w:bottom w:val="single" w:color="000000" w:sz="4" w:space="0"/>
+              <w:right w:val="single" w:color="000000" w:sz="4" w:space="0"/>
             </w:tcBorders>
             <w:vAlign w:val="center"/>
           </w:tcPr>
           <w:p>
             <w:pPr>
-              <w:pStyle w:val="Normal"/>
-              <w:spacing w:lineRule="exact" w:line="400"/>
-              <w:ind w:left="-40" w:right="-51" w:hanging="0"/>
+              <w:spacing w:line="400" w:lineRule="exact"/>
+              <w:ind w:left="-40" w:right="-51" w:firstLine="0"/>
               <w:jc w:val="center"/>
               <w:rPr>
-                <w:rFonts w:ascii="宋体" w:hAnsi="宋体" w:eastAsia="宋体" w:cs="宋体"/>
-                <w:b/>
+                <w:rFonts w:hint="default" w:ascii="SimSun" w:hAnsi="SimSun" w:eastAsia="SimSun" w:cs="SimSun"/>
                 <w:b/>
                 <w:sz w:val="24"/>
                 <w:szCs w:val="24"/>
@@ -462,7 +476,7 @@
             </w:pPr>
             <w:r>
               <w:rPr>
-                <w:rFonts w:ascii="宋体" w:hAnsi="宋体" w:cs="宋体"/>
+                <w:rFonts w:ascii="SimSun" w:hAnsi="SimSun" w:cs="SimSun"/>
                 <w:bCs/>
                 <w:sz w:val="24"/>
                 <w:szCs w:val="24"/>
@@ -471,59 +485,59 @@
             </w:r>
             <w:r>
               <w:rPr>
-                <w:rFonts w:cs="宋体" w:ascii="宋体" w:hAnsi="宋体"/>
-                <w:bCs/>
-                <w:sz w:val="24"/>
-                <w:szCs w:val="24"/>
-              </w:rPr>
-              <w:t>EB</w:t>
-            </w:r>
-            <w:r>
-              <w:rPr>
-                <w:rFonts w:cs="宋体" w:ascii="宋体" w:hAnsi="宋体"/>
+                <w:rFonts w:hint="eastAsia" w:ascii="SimSun" w:hAnsi="SimSun" w:cs="SimSun"/>
                 <w:bCs/>
                 <w:sz w:val="24"/>
                 <w:szCs w:val="24"/>
                 <w:lang w:val="en-US" w:eastAsia="zh-CN"/>
               </w:rPr>
-              <w:t>407</w:t>
-            </w:r>
+              <w:t>C-301</w:t>
+            </w:r>
+            <w:bookmarkStart w:id="0" w:name="_GoBack"/>
+            <w:bookmarkEnd w:id="0"/>
           </w:p>
         </w:tc>
       </w:tr>
       <w:tr>
+        <w:tblPrEx>
+          <w:tblCellMar>
+            <w:top w:w="0" w:type="dxa"/>
+            <w:left w:w="108" w:type="dxa"/>
+            <w:bottom w:w="0" w:type="dxa"/>
+            <w:right w:w="108" w:type="dxa"/>
+          </w:tblCellMar>
+        </w:tblPrEx>
         <w:trPr>
+          <w:cantSplit/>
           <w:trHeight w:val="505" w:hRule="atLeast"/>
-          <w:cantSplit w:val="true"/>
+          <w:jc w:val="center"/>
         </w:trPr>
         <w:tc>
           <w:tcPr>
-            <w:tcW w:w="1263" w:type="dxa"/>
+            <w:tcW w:w="1433" w:type="dxa"/>
             <w:tcBorders>
-              <w:top w:val="single" w:sz="4" w:space="0" w:color="000000"/>
-              <w:left w:val="single" w:sz="4" w:space="0" w:color="000000"/>
-              <w:bottom w:val="single" w:sz="4" w:space="0" w:color="000000"/>
-              <w:right w:val="single" w:sz="4" w:space="0" w:color="000000"/>
+              <w:top w:val="single" w:color="000000" w:sz="4" w:space="0"/>
+              <w:left w:val="single" w:color="000000" w:sz="4" w:space="0"/>
+              <w:bottom w:val="single" w:color="000000" w:sz="4" w:space="0"/>
+              <w:right w:val="single" w:color="000000" w:sz="4" w:space="0"/>
             </w:tcBorders>
             <w:vAlign w:val="center"/>
           </w:tcPr>
           <w:p>
             <w:pPr>
-              <w:pStyle w:val="Normal"/>
-              <w:spacing w:lineRule="exact" w:line="400"/>
-              <w:ind w:left="-40" w:right="-51" w:hanging="0"/>
+              <w:spacing w:line="400" w:lineRule="exact"/>
+              <w:ind w:left="-40" w:right="-51" w:firstLine="0"/>
               <w:jc w:val="center"/>
               <w:rPr>
-                <w:rFonts w:ascii="宋体" w:hAnsi="宋体" w:cs="宋体"/>
+                <w:rFonts w:ascii="SimSun" w:hAnsi="SimSun" w:cs="SimSun"/>
                 <w:b/>
-                <w:b/>
                 <w:sz w:val="24"/>
                 <w:szCs w:val="24"/>
               </w:rPr>
             </w:pPr>
             <w:r>
               <w:rPr>
-                <w:rFonts w:ascii="宋体" w:hAnsi="宋体" w:cs="宋体"/>
+                <w:rFonts w:ascii="SimSun" w:hAnsi="SimSun" w:cs="SimSun"/>
                 <w:b/>
                 <w:sz w:val="24"/>
                 <w:szCs w:val="24"/>
@@ -534,84 +548,62 @@
         </w:tc>
         <w:tc>
           <w:tcPr>
-            <w:tcW w:w="1956" w:type="dxa"/>
+            <w:tcW w:w="1786" w:type="dxa"/>
             <w:gridSpan w:val="2"/>
             <w:tcBorders>
-              <w:top w:val="single" w:sz="4" w:space="0" w:color="000000"/>
-              <w:left w:val="single" w:sz="4" w:space="0" w:color="000000"/>
-              <w:bottom w:val="single" w:sz="4" w:space="0" w:color="000000"/>
-              <w:right w:val="single" w:sz="4" w:space="0" w:color="000000"/>
+              <w:top w:val="single" w:color="000000" w:sz="4" w:space="0"/>
+              <w:left w:val="single" w:color="000000" w:sz="4" w:space="0"/>
+              <w:bottom w:val="single" w:color="000000" w:sz="4" w:space="0"/>
+              <w:right w:val="single" w:color="000000" w:sz="4" w:space="0"/>
             </w:tcBorders>
             <w:vAlign w:val="center"/>
           </w:tcPr>
           <w:p>
             <w:pPr>
-              <w:pStyle w:val="Normal"/>
-              <w:snapToGrid w:val="false"/>
-              <w:spacing w:lineRule="exact" w:line="480"/>
+              <w:snapToGrid w:val="0"/>
+              <w:spacing w:line="480" w:lineRule="exact"/>
               <w:ind w:left="-42" w:right="171" w:firstLine="240"/>
               <w:rPr>
-                <w:rFonts w:ascii="宋体" w:hAnsi="宋体" w:cs="宋体"/>
-                <w:b/>
+                <w:rFonts w:ascii="SimSun" w:hAnsi="SimSun" w:cs="SimSun"/>
                 <w:b/>
                 <w:bCs/>
                 <w:sz w:val="24"/>
                 <w:szCs w:val="24"/>
               </w:rPr>
             </w:pPr>
-            <w:r>
-              <w:rPr>
-                <w:rFonts w:cs="宋体" w:ascii="宋体" w:hAnsi="宋体"/>
-                <w:b/>
-                <w:bCs/>
-                <w:sz w:val="24"/>
-                <w:szCs w:val="24"/>
-              </w:rPr>
-            </w:r>
           </w:p>
         </w:tc>
         <w:tc>
           <w:tcPr>
             <w:tcW w:w="1648" w:type="dxa"/>
             <w:tcBorders>
-              <w:top w:val="single" w:sz="4" w:space="0" w:color="000000"/>
-              <w:left w:val="single" w:sz="4" w:space="0" w:color="000000"/>
-              <w:bottom w:val="single" w:sz="4" w:space="0" w:color="000000"/>
-              <w:right w:val="single" w:sz="4" w:space="0" w:color="000000"/>
+              <w:top w:val="single" w:color="000000" w:sz="4" w:space="0"/>
+              <w:left w:val="single" w:color="000000" w:sz="4" w:space="0"/>
+              <w:bottom w:val="single" w:color="000000" w:sz="4" w:space="0"/>
+              <w:right w:val="single" w:color="000000" w:sz="4" w:space="0"/>
             </w:tcBorders>
             <w:vAlign w:val="center"/>
           </w:tcPr>
           <w:p>
             <w:pPr>
-              <w:pStyle w:val="Normal"/>
-              <w:spacing w:lineRule="exact" w:line="480"/>
-              <w:ind w:left="-42" w:right="171" w:hanging="0"/>
+              <w:spacing w:line="480" w:lineRule="exact"/>
+              <w:ind w:left="-42" w:right="171" w:firstLine="0"/>
               <w:jc w:val="center"/>
               <w:rPr>
-                <w:rFonts w:ascii="宋体" w:hAnsi="宋体" w:cs="宋体"/>
+                <w:rFonts w:ascii="SimSun" w:hAnsi="SimSun" w:cs="SimSun"/>
                 <w:b/>
+                <w:sz w:val="24"/>
+                <w:szCs w:val="24"/>
+              </w:rPr>
+            </w:pPr>
+            <w:r>
+              <w:rPr>
+                <w:rFonts w:ascii="SimSun" w:hAnsi="SimSun" w:cs="SimSun"/>
                 <w:b/>
                 <w:sz w:val="24"/>
                 <w:szCs w:val="24"/>
               </w:rPr>
-            </w:pPr>
-            <w:r>
-              <w:rPr>
-                <w:rFonts w:cs="宋体" w:ascii="宋体" w:hAnsi="宋体"/>
-                <w:b/>
-                <w:sz w:val="24"/>
-                <w:szCs w:val="24"/>
-              </w:rPr>
-              <w:t xml:space="preserve"> </w:t>
-            </w:r>
-            <w:r>
-              <w:rPr>
-                <w:rFonts w:ascii="宋体" w:hAnsi="宋体" w:cs="宋体"/>
-                <w:b/>
-                <w:sz w:val="24"/>
-                <w:szCs w:val="24"/>
-              </w:rPr>
-              <w:t>实验性质</w:t>
+              <w:t xml:space="preserve"> 实验性质</w:t>
             </w:r>
           </w:p>
         </w:tc>
@@ -620,30 +612,28 @@
             <w:tcW w:w="3723" w:type="dxa"/>
             <w:gridSpan w:val="2"/>
             <w:tcBorders>
-              <w:top w:val="single" w:sz="4" w:space="0" w:color="000000"/>
-              <w:left w:val="single" w:sz="4" w:space="0" w:color="000000"/>
-              <w:bottom w:val="single" w:sz="4" w:space="0" w:color="000000"/>
-              <w:right w:val="single" w:sz="4" w:space="0" w:color="000000"/>
+              <w:top w:val="single" w:color="000000" w:sz="4" w:space="0"/>
+              <w:left w:val="single" w:color="000000" w:sz="4" w:space="0"/>
+              <w:bottom w:val="single" w:color="000000" w:sz="4" w:space="0"/>
+              <w:right w:val="single" w:color="000000" w:sz="4" w:space="0"/>
             </w:tcBorders>
             <w:vAlign w:val="center"/>
           </w:tcPr>
           <w:p>
             <w:pPr>
-              <w:pStyle w:val="Normal"/>
-              <w:spacing w:lineRule="exact" w:line="480"/>
-              <w:ind w:left="-42" w:right="171" w:hanging="0"/>
+              <w:spacing w:line="480" w:lineRule="exact"/>
+              <w:ind w:left="-42" w:right="171" w:firstLine="0"/>
               <w:jc w:val="center"/>
               <w:rPr>
-                <w:rFonts w:ascii="宋体" w:hAnsi="宋体" w:cs="宋体"/>
+                <w:rFonts w:ascii="SimSun" w:hAnsi="SimSun" w:cs="SimSun"/>
                 <w:b/>
-                <w:b/>
                 <w:sz w:val="24"/>
                 <w:szCs w:val="24"/>
               </w:rPr>
             </w:pPr>
             <w:r>
               <w:rPr>
-                <w:rFonts w:cs="宋体" w:ascii="宋体" w:hAnsi="宋体"/>
+                <w:rFonts w:ascii="SimSun" w:hAnsi="SimSun" w:cs="SimSun"/>
                 <w:b/>
                 <w:sz w:val="24"/>
                 <w:szCs w:val="24"/>
@@ -653,7 +643,7 @@
             </w:r>
             <w:r>
               <w:rPr>
-                <w:rFonts w:ascii="宋体" w:hAnsi="宋体" w:cs="宋体"/>
+                <w:rFonts w:ascii="SimSun" w:hAnsi="SimSun" w:cs="SimSun"/>
                 <w:b/>
                 <w:sz w:val="24"/>
                 <w:szCs w:val="24"/>
@@ -662,7 +652,7 @@
             </w:r>
             <w:r>
               <w:rPr>
-                <w:rFonts w:ascii="宋体" w:hAnsi="宋体" w:cs="宋体"/>
+                <w:rFonts w:ascii="SimSun" w:hAnsi="SimSun" w:cs="SimSun"/>
                 <w:b/>
                 <w:sz w:val="24"/>
                 <w:szCs w:val="24"/>
@@ -672,7 +662,7 @@
             </w:r>
             <w:r>
               <w:rPr>
-                <w:rFonts w:ascii="宋体" w:hAnsi="宋体" w:cs="宋体"/>
+                <w:rFonts w:ascii="SimSun" w:hAnsi="SimSun" w:cs="SimSun"/>
                 <w:b/>
                 <w:sz w:val="24"/>
                 <w:szCs w:val="24"/>
@@ -681,7 +671,7 @@
             </w:r>
             <w:r>
               <w:rPr>
-                <w:rFonts w:ascii="宋体" w:hAnsi="宋体" w:cs="宋体"/>
+                <w:rFonts w:ascii="SimSun" w:hAnsi="SimSun" w:cs="SimSun"/>
                 <w:b/>
                 <w:sz w:val="24"/>
                 <w:szCs w:val="24"/>
@@ -691,7 +681,7 @@
             </w:r>
             <w:r>
               <w:rPr>
-                <w:rFonts w:ascii="宋体" w:hAnsi="宋体" w:cs="宋体"/>
+                <w:rFonts w:ascii="SimSun" w:hAnsi="SimSun" w:cs="SimSun"/>
                 <w:b/>
                 <w:sz w:val="24"/>
                 <w:szCs w:val="24"/>
@@ -702,18 +692,27 @@
         </w:tc>
       </w:tr>
       <w:tr>
+        <w:tblPrEx>
+          <w:tblCellMar>
+            <w:top w:w="0" w:type="dxa"/>
+            <w:left w:w="108" w:type="dxa"/>
+            <w:bottom w:w="0" w:type="dxa"/>
+            <w:right w:w="108" w:type="dxa"/>
+          </w:tblCellMar>
+        </w:tblPrEx>
         <w:trPr>
           <w:trHeight w:val="2196" w:hRule="atLeast"/>
+          <w:jc w:val="center"/>
         </w:trPr>
         <w:tc>
           <w:tcPr>
             <w:tcW w:w="8590" w:type="dxa"/>
             <w:gridSpan w:val="6"/>
             <w:tcBorders>
-              <w:top w:val="single" w:sz="4" w:space="0" w:color="000000"/>
-              <w:left w:val="single" w:sz="4" w:space="0" w:color="000000"/>
-              <w:bottom w:val="single" w:sz="4" w:space="0" w:color="000000"/>
-              <w:right w:val="single" w:sz="4" w:space="0" w:color="000000"/>
+              <w:top w:val="single" w:color="000000" w:sz="4" w:space="0"/>
+              <w:left w:val="single" w:color="000000" w:sz="4" w:space="0"/>
+              <w:bottom w:val="single" w:color="000000" w:sz="4" w:space="0"/>
+              <w:right w:val="single" w:color="000000" w:sz="4" w:space="0"/>
             </w:tcBorders>
             <w:tcMar>
               <w:top w:w="57" w:type="dxa"/>
@@ -724,18 +723,17 @@
           </w:tcPr>
           <w:p>
             <w:pPr>
-              <w:pStyle w:val="Normal"/>
-              <w:spacing w:lineRule="exact" w:line="480"/>
-              <w:ind w:right="-51" w:hanging="0"/>
-              <w:rPr>
-                <w:rFonts w:ascii="宋体" w:hAnsi="宋体" w:cs="宋体"/>
+              <w:spacing w:line="480" w:lineRule="exact"/>
+              <w:ind w:right="-51" w:firstLine="0"/>
+              <w:rPr>
+                <w:rFonts w:ascii="SimSun" w:hAnsi="SimSun" w:cs="SimSun"/>
                 <w:sz w:val="24"/>
                 <w:szCs w:val="24"/>
               </w:rPr>
             </w:pPr>
             <w:r>
               <w:rPr>
-                <w:rFonts w:ascii="宋体" w:hAnsi="宋体" w:cs="宋体"/>
+                <w:rFonts w:ascii="SimSun" w:hAnsi="SimSun" w:cs="SimSun"/>
                 <w:sz w:val="24"/>
                 <w:szCs w:val="24"/>
               </w:rPr>
@@ -744,16 +742,15 @@
           </w:p>
           <w:p>
             <w:pPr>
-              <w:pStyle w:val="Normal"/>
-              <w:spacing w:lineRule="exact" w:line="480"/>
-              <w:ind w:right="-51" w:hanging="0"/>
+              <w:spacing w:line="480" w:lineRule="exact"/>
+              <w:ind w:right="-51" w:firstLine="0"/>
               <w:rPr>
                 <w:rFonts w:ascii="楷体_GB2312;楷体" w:hAnsi="楷体_GB2312;楷体" w:eastAsia="楷体_GB2312;楷体"/>
               </w:rPr>
             </w:pPr>
             <w:r>
               <w:rPr>
-                <w:rFonts w:eastAsia="楷体_GB2312;楷体" w:cs="楷体_GB2312;楷体" w:ascii="楷体_GB2312;楷体" w:hAnsi="楷体_GB2312;楷体"/>
+                <w:rFonts w:ascii="楷体_GB2312;楷体" w:hAnsi="楷体_GB2312;楷体" w:eastAsia="楷体_GB2312;楷体" w:cs="楷体_GB2312;楷体"/>
               </w:rPr>
               <w:t>□</w:t>
             </w:r>
@@ -761,19 +758,19 @@
               <w:rPr>
                 <w:rFonts w:ascii="楷体_GB2312;楷体" w:hAnsi="楷体_GB2312;楷体" w:eastAsia="楷体_GB2312;楷体"/>
               </w:rPr>
-              <w:t>算法</w:t>
-            </w:r>
-            <w:r>
-              <w:rPr>
-                <w:rFonts w:eastAsia="楷体_GB2312;楷体" w:ascii="楷体_GB2312;楷体" w:hAnsi="楷体_GB2312;楷体"/>
-              </w:rPr>
-              <w:t>/</w:t>
+              <w:t xml:space="preserve">算法/实验过程正确；   </w:t>
+            </w:r>
+            <w:r>
+              <w:rPr>
+                <w:rFonts w:eastAsia="楷体_GB2312;楷体"/>
+              </w:rPr>
+              <w:t>□</w:t>
             </w:r>
             <w:r>
               <w:rPr>
                 <w:rFonts w:ascii="楷体_GB2312;楷体" w:hAnsi="楷体_GB2312;楷体" w:eastAsia="楷体_GB2312;楷体"/>
               </w:rPr>
-              <w:t xml:space="preserve">实验过程正确；   </w:t>
+              <w:t xml:space="preserve">源程序/实验内容提交     </w:t>
             </w:r>
             <w:r>
               <w:rPr>
@@ -785,19 +782,28 @@
               <w:rPr>
                 <w:rFonts w:ascii="楷体_GB2312;楷体" w:hAnsi="楷体_GB2312;楷体" w:eastAsia="楷体_GB2312;楷体"/>
               </w:rPr>
-              <w:t>源程序</w:t>
-            </w:r>
-            <w:r>
-              <w:rPr>
-                <w:rFonts w:eastAsia="楷体_GB2312;楷体" w:ascii="楷体_GB2312;楷体" w:hAnsi="楷体_GB2312;楷体"/>
-              </w:rPr>
-              <w:t>/</w:t>
-            </w:r>
-            <w:r>
+              <w:t>程序结构/实验步骤合理；</w:t>
+            </w:r>
+          </w:p>
+          <w:p>
+            <w:pPr>
+              <w:spacing w:line="480" w:lineRule="exact"/>
+              <w:ind w:right="-51" w:firstLine="0"/>
               <w:rPr>
                 <w:rFonts w:ascii="楷体_GB2312;楷体" w:hAnsi="楷体_GB2312;楷体" w:eastAsia="楷体_GB2312;楷体"/>
               </w:rPr>
-              <w:t xml:space="preserve">实验内容提交     </w:t>
+            </w:pPr>
+            <w:r>
+              <w:rPr>
+                <w:rFonts w:ascii="楷体_GB2312;楷体" w:hAnsi="楷体_GB2312;楷体" w:eastAsia="楷体_GB2312;楷体" w:cs="楷体_GB2312;楷体"/>
+              </w:rPr>
+              <w:t>□</w:t>
+            </w:r>
+            <w:r>
+              <w:rPr>
+                <w:rFonts w:ascii="楷体_GB2312;楷体" w:hAnsi="楷体_GB2312;楷体" w:eastAsia="楷体_GB2312;楷体"/>
+              </w:rPr>
+              <w:t xml:space="preserve">实验结果正确；        </w:t>
             </w:r>
             <w:r>
               <w:rPr>
@@ -809,114 +815,66 @@
               <w:rPr>
                 <w:rFonts w:ascii="楷体_GB2312;楷体" w:hAnsi="楷体_GB2312;楷体" w:eastAsia="楷体_GB2312;楷体"/>
               </w:rPr>
-              <w:t>程序结构</w:t>
-            </w:r>
-            <w:r>
-              <w:rPr>
-                <w:rFonts w:eastAsia="楷体_GB2312;楷体" w:ascii="楷体_GB2312;楷体" w:hAnsi="楷体_GB2312;楷体"/>
-              </w:rPr>
-              <w:t>/</w:t>
+              <w:t xml:space="preserve">语法、语义正确；        </w:t>
+            </w:r>
+            <w:r>
+              <w:rPr>
+                <w:rFonts w:eastAsia="楷体_GB2312;楷体"/>
+              </w:rPr>
+              <w:t>□</w:t>
             </w:r>
             <w:r>
               <w:rPr>
                 <w:rFonts w:ascii="楷体_GB2312;楷体" w:hAnsi="楷体_GB2312;楷体" w:eastAsia="楷体_GB2312;楷体"/>
               </w:rPr>
-              <w:t>实验步骤合理；</w:t>
-            </w:r>
-          </w:p>
-          <w:p>
-            <w:pPr>
-              <w:pStyle w:val="Normal"/>
-              <w:spacing w:lineRule="exact" w:line="480"/>
-              <w:ind w:right="-51" w:hanging="0"/>
+              <w:t>报告规范；</w:t>
+            </w:r>
+            <w:r>
               <w:rPr>
                 <w:rFonts w:ascii="楷体_GB2312;楷体" w:hAnsi="楷体_GB2312;楷体" w:eastAsia="楷体_GB2312;楷体"/>
-              </w:rPr>
-            </w:pPr>
-            <w:r>
-              <w:rPr>
-                <w:rFonts w:eastAsia="楷体_GB2312;楷体" w:cs="楷体_GB2312;楷体" w:ascii="楷体_GB2312;楷体" w:hAnsi="楷体_GB2312;楷体"/>
-              </w:rPr>
-              <w:t>□</w:t>
+                <w:sz w:val="24"/>
+              </w:rPr>
+              <w:t xml:space="preserve">         </w:t>
             </w:r>
             <w:r>
               <w:rPr>
                 <w:rFonts w:ascii="楷体_GB2312;楷体" w:hAnsi="楷体_GB2312;楷体" w:eastAsia="楷体_GB2312;楷体"/>
               </w:rPr>
-              <w:t xml:space="preserve">实验结果正确；        </w:t>
-            </w:r>
-            <w:r>
-              <w:rPr>
-                <w:rFonts w:eastAsia="楷体_GB2312;楷体"/>
-              </w:rPr>
-              <w:t>□</w:t>
-            </w:r>
-            <w:r>
+              <w:t xml:space="preserve">  </w:t>
+            </w:r>
+          </w:p>
+          <w:p>
+            <w:pPr>
+              <w:spacing w:line="480" w:lineRule="exact"/>
+              <w:ind w:right="-51" w:firstLine="0"/>
               <w:rPr>
                 <w:rFonts w:ascii="楷体_GB2312;楷体" w:hAnsi="楷体_GB2312;楷体" w:eastAsia="楷体_GB2312;楷体"/>
               </w:rPr>
-              <w:t xml:space="preserve">语法、语义正确；        </w:t>
-            </w:r>
-            <w:r>
-              <w:rPr>
-                <w:rFonts w:eastAsia="楷体_GB2312;楷体"/>
-              </w:rPr>
-              <w:t>□</w:t>
-            </w:r>
+            </w:pPr>
             <w:r>
               <w:rPr>
                 <w:rFonts w:ascii="楷体_GB2312;楷体" w:hAnsi="楷体_GB2312;楷体" w:eastAsia="楷体_GB2312;楷体"/>
               </w:rPr>
-              <w:t>报告规范；</w:t>
-            </w:r>
-            <w:r>
-              <w:rPr>
-                <w:rFonts w:ascii="楷体_GB2312;楷体" w:hAnsi="楷体_GB2312;楷体" w:eastAsia="楷体_GB2312;楷体"/>
-                <w:sz w:val="24"/>
-              </w:rPr>
-              <w:t xml:space="preserve">         </w:t>
-            </w:r>
-            <w:r>
-              <w:rPr>
-                <w:rFonts w:ascii="楷体_GB2312;楷体" w:hAnsi="楷体_GB2312;楷体" w:eastAsia="楷体_GB2312;楷体"/>
-              </w:rPr>
-              <w:t xml:space="preserve">  </w:t>
-            </w:r>
-          </w:p>
-          <w:p>
-            <w:pPr>
-              <w:pStyle w:val="Normal"/>
-              <w:spacing w:lineRule="exact" w:line="480"/>
-              <w:ind w:right="-51" w:hanging="0"/>
-              <w:rPr>
-                <w:rFonts w:ascii="楷体_GB2312;楷体" w:hAnsi="楷体_GB2312;楷体" w:eastAsia="楷体_GB2312;楷体"/>
-              </w:rPr>
-            </w:pPr>
-            <w:r>
-              <w:rPr>
-                <w:rFonts w:ascii="楷体_GB2312;楷体" w:hAnsi="楷体_GB2312;楷体" w:eastAsia="楷体_GB2312;楷体"/>
-              </w:rPr>
               <w:t>其他：</w:t>
             </w:r>
           </w:p>
           <w:p>
             <w:pPr>
-              <w:pStyle w:val="Normal"/>
-              <w:spacing w:lineRule="exact" w:line="480"/>
-              <w:ind w:right="-51" w:hanging="0"/>
-              <w:rPr>
-                <w:rFonts w:ascii="宋体" w:hAnsi="宋体"/>
-              </w:rPr>
-            </w:pPr>
-            <w:r>
-              <w:rPr>
-                <w:rFonts w:cs="宋体" w:ascii="宋体" w:hAnsi="宋体"/>
+              <w:spacing w:line="480" w:lineRule="exact"/>
+              <w:ind w:right="-51" w:firstLine="0"/>
+              <w:rPr>
+                <w:rFonts w:ascii="SimSun" w:hAnsi="SimSun"/>
+              </w:rPr>
+            </w:pPr>
+            <w:r>
+              <w:rPr>
+                <w:rFonts w:ascii="SimSun" w:hAnsi="SimSun" w:cs="SimSun"/>
               </w:rPr>
               <w:t xml:space="preserve">                                          </w:t>
             </w:r>
             <w:r>
               <w:rPr>
-                <w:rFonts w:ascii="宋体" w:hAnsi="宋体"/>
+                <w:rFonts w:ascii="SimSun" w:hAnsi="SimSun"/>
               </w:rPr>
               <w:t xml:space="preserve">评价教师签名： </w:t>
             </w:r>
@@ -924,18 +882,27 @@
         </w:tc>
       </w:tr>
       <w:tr>
+        <w:tblPrEx>
+          <w:tblCellMar>
+            <w:top w:w="0" w:type="dxa"/>
+            <w:left w:w="108" w:type="dxa"/>
+            <w:bottom w:w="0" w:type="dxa"/>
+            <w:right w:w="108" w:type="dxa"/>
+          </w:tblCellMar>
+        </w:tblPrEx>
         <w:trPr>
           <w:trHeight w:val="1119" w:hRule="atLeast"/>
+          <w:jc w:val="center"/>
         </w:trPr>
         <w:tc>
           <w:tcPr>
             <w:tcW w:w="8590" w:type="dxa"/>
             <w:gridSpan w:val="6"/>
             <w:tcBorders>
-              <w:top w:val="single" w:sz="4" w:space="0" w:color="000000"/>
-              <w:left w:val="single" w:sz="4" w:space="0" w:color="000000"/>
-              <w:bottom w:val="single" w:sz="4" w:space="0" w:color="000000"/>
-              <w:right w:val="single" w:sz="4" w:space="0" w:color="000000"/>
+              <w:top w:val="single" w:color="000000" w:sz="4" w:space="0"/>
+              <w:left w:val="single" w:color="000000" w:sz="4" w:space="0"/>
+              <w:bottom w:val="single" w:color="000000" w:sz="4" w:space="0"/>
+              <w:right w:val="single" w:color="000000" w:sz="4" w:space="0"/>
             </w:tcBorders>
             <w:tcMar>
               <w:top w:w="57" w:type="dxa"/>
@@ -946,16 +913,14 @@
           </w:tcPr>
           <w:p>
             <w:pPr>
-              <w:pStyle w:val="Normal"/>
               <w:numPr>
                 <w:ilvl w:val="0"/>
-                <w:numId w:val="3"/>
+                <w:numId w:val="2"/>
               </w:numPr>
-              <w:spacing w:lineRule="exact" w:line="480"/>
-              <w:ind w:left="0" w:right="-51" w:hanging="0"/>
-              <w:rPr>
-                <w:rFonts w:ascii="宋体" w:hAnsi="宋体" w:cs="宋体"/>
-                <w:b/>
+              <w:spacing w:line="480" w:lineRule="exact"/>
+              <w:ind w:left="0" w:right="-51" w:firstLine="0"/>
+              <w:rPr>
+                <w:rFonts w:ascii="SimSun" w:hAnsi="SimSun" w:cs="SimSun"/>
                 <w:b/>
                 <w:sz w:val="24"/>
               </w:rPr>
@@ -969,8 +934,7 @@
             </w:pPr>
             <w:r>
               <w:rPr>
-                <w:rFonts w:eastAsia="宋体" w:ascii="宋体" w:hAnsi="宋体"/>
-                <w:rFonts w:ascii="宋体" w:hAnsi="宋体"/>
+                <w:rFonts w:ascii="SimSun" w:hAnsi="SimSun" w:eastAsia="SimSun"/>
                 <w:b/>
                 <w:i w:val="0"/>
                 <w:sz w:val="24"/>
@@ -986,8 +950,7 @@
             </w:pPr>
             <w:r>
               <w:rPr>
-                <w:rFonts w:eastAsia="宋体" w:ascii="宋体" w:hAnsi="宋体"/>
-                <w:rFonts w:ascii="宋体" w:hAnsi="宋体"/>
+                <w:rFonts w:ascii="SimSun" w:hAnsi="SimSun" w:eastAsia="SimSun"/>
                 <w:b w:val="0"/>
                 <w:i w:val="0"/>
                 <w:sz w:val="24"/>
@@ -1003,8 +966,7 @@
             </w:pPr>
             <w:r>
               <w:rPr>
-                <w:rFonts w:eastAsia="宋体" w:ascii="宋体" w:hAnsi="宋体"/>
-                <w:rFonts w:ascii="宋体" w:hAnsi="宋体"/>
+                <w:rFonts w:ascii="SimSun" w:hAnsi="SimSun" w:eastAsia="SimSun"/>
                 <w:b w:val="0"/>
                 <w:i w:val="0"/>
                 <w:sz w:val="24"/>
@@ -1020,8 +982,7 @@
             </w:pPr>
             <w:r>
               <w:rPr>
-                <w:rFonts w:eastAsia="宋体" w:ascii="宋体" w:hAnsi="宋体"/>
-                <w:rFonts w:ascii="宋体" w:hAnsi="宋体"/>
+                <w:rFonts w:ascii="SimSun" w:hAnsi="SimSun" w:eastAsia="SimSun"/>
                 <w:b w:val="0"/>
                 <w:i w:val="0"/>
                 <w:sz w:val="24"/>
@@ -1037,8 +998,7 @@
             </w:pPr>
             <w:r>
               <w:rPr>
-                <w:rFonts w:eastAsia="宋体" w:ascii="宋体" w:hAnsi="宋体"/>
-                <w:rFonts w:ascii="宋体" w:hAnsi="宋体"/>
+                <w:rFonts w:ascii="SimSun" w:hAnsi="SimSun" w:eastAsia="SimSun"/>
                 <w:b w:val="0"/>
                 <w:i w:val="0"/>
                 <w:sz w:val="24"/>
@@ -1054,8 +1014,7 @@
             </w:pPr>
             <w:r>
               <w:rPr>
-                <w:rFonts w:eastAsia="宋体" w:ascii="宋体" w:hAnsi="宋体"/>
-                <w:rFonts w:ascii="宋体" w:hAnsi="宋体"/>
+                <w:rFonts w:ascii="SimSun" w:hAnsi="SimSun" w:eastAsia="SimSun"/>
                 <w:b w:val="0"/>
                 <w:i w:val="0"/>
                 <w:sz w:val="24"/>
@@ -1071,8 +1030,7 @@
             </w:pPr>
             <w:r>
               <w:rPr>
-                <w:rFonts w:eastAsia="宋体" w:ascii="宋体" w:hAnsi="宋体"/>
-                <w:rFonts w:ascii="宋体" w:hAnsi="宋体"/>
+                <w:rFonts w:ascii="SimSun" w:hAnsi="SimSun" w:eastAsia="SimSun"/>
                 <w:b w:val="0"/>
                 <w:i w:val="0"/>
                 <w:sz w:val="24"/>
@@ -1083,18 +1041,27 @@
         </w:tc>
       </w:tr>
       <w:tr>
+        <w:tblPrEx>
+          <w:tblCellMar>
+            <w:top w:w="0" w:type="dxa"/>
+            <w:left w:w="108" w:type="dxa"/>
+            <w:bottom w:w="0" w:type="dxa"/>
+            <w:right w:w="108" w:type="dxa"/>
+          </w:tblCellMar>
+        </w:tblPrEx>
         <w:trPr>
           <w:trHeight w:val="820" w:hRule="atLeast"/>
+          <w:jc w:val="center"/>
         </w:trPr>
         <w:tc>
           <w:tcPr>
             <w:tcW w:w="8590" w:type="dxa"/>
             <w:gridSpan w:val="6"/>
             <w:tcBorders>
-              <w:top w:val="single" w:sz="4" w:space="0" w:color="000000"/>
-              <w:left w:val="single" w:sz="4" w:space="0" w:color="000000"/>
-              <w:bottom w:val="single" w:sz="4" w:space="0" w:color="000000"/>
-              <w:right w:val="single" w:sz="4" w:space="0" w:color="000000"/>
+              <w:top w:val="single" w:color="000000" w:sz="4" w:space="0"/>
+              <w:left w:val="single" w:color="000000" w:sz="4" w:space="0"/>
+              <w:bottom w:val="single" w:color="000000" w:sz="4" w:space="0"/>
+              <w:right w:val="single" w:color="000000" w:sz="4" w:space="0"/>
             </w:tcBorders>
             <w:tcMar>
               <w:top w:w="57" w:type="dxa"/>
@@ -1105,18 +1072,15 @@
           </w:tcPr>
           <w:p>
             <w:pPr>
-              <w:pStyle w:val="Normal"/>
               <w:numPr>
                 <w:ilvl w:val="0"/>
-                <w:numId w:val="2"/>
+                <w:numId w:val="3"/>
               </w:numPr>
               <w:tabs>
-                <w:tab w:val="clear" w:pos="420"/>
-                <w:tab w:val="left" w:pos="1140" w:leader="none"/>
+                <w:tab w:val="left" w:pos="1140"/>
               </w:tabs>
               <w:rPr>
-                <w:rFonts w:ascii="宋体" w:hAnsi="宋体" w:cs="宋体"/>
-                <w:b/>
+                <w:rFonts w:ascii="SimSun" w:hAnsi="SimSun" w:cs="SimSun"/>
                 <w:b/>
                 <w:sz w:val="24"/>
                 <w:szCs w:val="24"/>
@@ -1131,8 +1095,7 @@
             </w:pPr>
             <w:r>
               <w:rPr>
-                <w:rFonts w:eastAsia="宋体" w:ascii="宋体" w:hAnsi="宋体"/>
-                <w:rFonts w:ascii="宋体" w:hAnsi="宋体"/>
+                <w:rFonts w:ascii="SimSun" w:hAnsi="SimSun" w:eastAsia="SimSun"/>
                 <w:b/>
                 <w:i w:val="0"/>
                 <w:sz w:val="24"/>
@@ -1146,8 +1109,7 @@
             </w:pPr>
             <w:r>
               <w:rPr>
-                <w:rFonts w:eastAsia="宋体" w:ascii="宋体" w:hAnsi="宋体"/>
-                <w:rFonts w:ascii="宋体" w:hAnsi="宋体"/>
+                <w:rFonts w:ascii="SimSun" w:hAnsi="SimSun" w:eastAsia="SimSun"/>
                 <w:b/>
                 <w:i w:val="0"/>
                 <w:sz w:val="24"/>
@@ -1163,8 +1125,7 @@
             </w:pPr>
             <w:r>
               <w:rPr>
-                <w:rFonts w:eastAsia="宋体" w:ascii="宋体" w:hAnsi="宋体"/>
-                <w:rFonts w:ascii="宋体" w:hAnsi="宋体"/>
+                <w:rFonts w:ascii="SimSun" w:hAnsi="SimSun" w:eastAsia="SimSun"/>
                 <w:b w:val="0"/>
                 <w:i w:val="0"/>
                 <w:sz w:val="24"/>
@@ -1180,8 +1141,7 @@
             </w:pPr>
             <w:r>
               <w:rPr>
-                <w:rFonts w:eastAsia="宋体" w:ascii="宋体" w:hAnsi="宋体"/>
-                <w:rFonts w:ascii="宋体" w:hAnsi="宋体"/>
+                <w:rFonts w:ascii="SimSun" w:hAnsi="SimSun" w:eastAsia="SimSun"/>
                 <w:b w:val="0"/>
                 <w:i w:val="0"/>
                 <w:sz w:val="24"/>
@@ -1197,8 +1157,7 @@
             </w:pPr>
             <w:r>
               <w:rPr>
-                <w:rFonts w:eastAsia="宋体" w:ascii="宋体" w:hAnsi="宋体"/>
-                <w:rFonts w:ascii="宋体" w:hAnsi="宋体"/>
+                <w:rFonts w:ascii="SimSun" w:hAnsi="SimSun" w:eastAsia="SimSun"/>
                 <w:b w:val="0"/>
                 <w:i w:val="0"/>
                 <w:sz w:val="24"/>
@@ -1214,8 +1173,7 @@
             </w:pPr>
             <w:r>
               <w:rPr>
-                <w:rFonts w:eastAsia="宋体" w:ascii="宋体" w:hAnsi="宋体"/>
-                <w:rFonts w:ascii="宋体" w:hAnsi="宋体"/>
+                <w:rFonts w:ascii="SimSun" w:hAnsi="SimSun" w:eastAsia="SimSun"/>
                 <w:b w:val="0"/>
                 <w:i w:val="0"/>
                 <w:sz w:val="24"/>
@@ -1231,8 +1189,7 @@
             </w:pPr>
             <w:r>
               <w:rPr>
-                <w:rFonts w:eastAsia="宋体" w:ascii="宋体" w:hAnsi="宋体"/>
-                <w:rFonts w:ascii="宋体" w:hAnsi="宋体"/>
+                <w:rFonts w:ascii="SimSun" w:hAnsi="SimSun" w:eastAsia="SimSun"/>
                 <w:b w:val="0"/>
                 <w:i w:val="0"/>
                 <w:sz w:val="24"/>
@@ -1248,8 +1205,7 @@
             </w:pPr>
             <w:r>
               <w:rPr>
-                <w:rFonts w:eastAsia="宋体" w:ascii="宋体" w:hAnsi="宋体"/>
-                <w:rFonts w:ascii="宋体" w:hAnsi="宋体"/>
+                <w:rFonts w:ascii="SimSun" w:hAnsi="SimSun" w:eastAsia="SimSun"/>
                 <w:b w:val="0"/>
                 <w:i w:val="0"/>
                 <w:sz w:val="24"/>
@@ -1263,8 +1219,7 @@
             </w:pPr>
             <w:r>
               <w:rPr>
-                <w:rFonts w:eastAsia="宋体" w:ascii="宋体" w:hAnsi="宋体"/>
-                <w:rFonts w:ascii="宋体" w:hAnsi="宋体"/>
+                <w:rFonts w:ascii="SimSun" w:hAnsi="SimSun" w:eastAsia="SimSun"/>
                 <w:b/>
                 <w:i w:val="0"/>
                 <w:sz w:val="24"/>
@@ -1280,8 +1235,7 @@
             </w:pPr>
             <w:r>
               <w:rPr>
-                <w:rFonts w:eastAsia="宋体" w:ascii="宋体" w:hAnsi="宋体"/>
-                <w:rFonts w:ascii="宋体" w:hAnsi="宋体"/>
+                <w:rFonts w:ascii="SimSun" w:hAnsi="SimSun" w:eastAsia="SimSun"/>
                 <w:b w:val="0"/>
                 <w:i w:val="0"/>
                 <w:sz w:val="24"/>
@@ -1297,8 +1251,7 @@
             </w:pPr>
             <w:r>
               <w:rPr>
-                <w:rFonts w:eastAsia="宋体" w:ascii="宋体" w:hAnsi="宋体"/>
-                <w:rFonts w:ascii="宋体" w:hAnsi="宋体"/>
+                <w:rFonts w:ascii="SimSun" w:hAnsi="SimSun" w:eastAsia="SimSun"/>
                 <w:b w:val="0"/>
                 <w:i w:val="0"/>
                 <w:sz w:val="24"/>
@@ -1314,8 +1267,7 @@
             </w:pPr>
             <w:r>
               <w:rPr>
-                <w:rFonts w:eastAsia="宋体" w:ascii="宋体" w:hAnsi="宋体"/>
-                <w:rFonts w:ascii="宋体" w:hAnsi="宋体"/>
+                <w:rFonts w:ascii="SimSun" w:hAnsi="SimSun" w:eastAsia="SimSun"/>
                 <w:b w:val="0"/>
                 <w:i w:val="0"/>
                 <w:sz w:val="24"/>
@@ -1331,8 +1283,7 @@
             </w:pPr>
             <w:r>
               <w:rPr>
-                <w:rFonts w:eastAsia="宋体" w:ascii="宋体" w:hAnsi="宋体"/>
-                <w:rFonts w:ascii="宋体" w:hAnsi="宋体"/>
+                <w:rFonts w:ascii="SimSun" w:hAnsi="SimSun" w:eastAsia="SimSun"/>
                 <w:b w:val="0"/>
                 <w:i w:val="0"/>
                 <w:sz w:val="24"/>
@@ -1348,8 +1299,7 @@
             </w:pPr>
             <w:r>
               <w:rPr>
-                <w:rFonts w:eastAsia="宋体" w:ascii="宋体" w:hAnsi="宋体"/>
-                <w:rFonts w:ascii="宋体" w:hAnsi="宋体"/>
+                <w:rFonts w:ascii="SimSun" w:hAnsi="SimSun" w:eastAsia="SimSun"/>
                 <w:b w:val="0"/>
                 <w:i w:val="0"/>
                 <w:sz w:val="24"/>
@@ -1365,8 +1315,7 @@
             </w:pPr>
             <w:r>
               <w:rPr>
-                <w:rFonts w:eastAsia="宋体" w:ascii="宋体" w:hAnsi="宋体"/>
-                <w:rFonts w:ascii="宋体" w:hAnsi="宋体"/>
+                <w:rFonts w:ascii="SimSun" w:hAnsi="SimSun" w:eastAsia="SimSun"/>
                 <w:b w:val="0"/>
                 <w:i w:val="0"/>
                 <w:sz w:val="24"/>
@@ -1382,8 +1331,7 @@
             </w:pPr>
             <w:r>
               <w:rPr>
-                <w:rFonts w:eastAsia="宋体" w:ascii="宋体" w:hAnsi="宋体"/>
-                <w:rFonts w:ascii="宋体" w:hAnsi="宋体"/>
+                <w:rFonts w:ascii="SimSun" w:hAnsi="SimSun" w:eastAsia="SimSun"/>
                 <w:b w:val="0"/>
                 <w:i w:val="0"/>
                 <w:sz w:val="24"/>
@@ -1394,18 +1342,27 @@
         </w:tc>
       </w:tr>
       <w:tr>
+        <w:tblPrEx>
+          <w:tblCellMar>
+            <w:top w:w="0" w:type="dxa"/>
+            <w:left w:w="108" w:type="dxa"/>
+            <w:bottom w:w="0" w:type="dxa"/>
+            <w:right w:w="108" w:type="dxa"/>
+          </w:tblCellMar>
+        </w:tblPrEx>
         <w:trPr>
           <w:trHeight w:val="5174" w:hRule="atLeast"/>
+          <w:jc w:val="center"/>
         </w:trPr>
         <w:tc>
           <w:tcPr>
             <w:tcW w:w="8590" w:type="dxa"/>
             <w:gridSpan w:val="6"/>
             <w:tcBorders>
-              <w:top w:val="single" w:sz="4" w:space="0" w:color="000000"/>
-              <w:left w:val="single" w:sz="4" w:space="0" w:color="000000"/>
-              <w:bottom w:val="single" w:sz="4" w:space="0" w:color="000000"/>
-              <w:right w:val="single" w:sz="4" w:space="0" w:color="000000"/>
+              <w:top w:val="single" w:color="000000" w:sz="4" w:space="0"/>
+              <w:left w:val="single" w:color="000000" w:sz="4" w:space="0"/>
+              <w:bottom w:val="single" w:color="000000" w:sz="4" w:space="0"/>
+              <w:right w:val="single" w:color="000000" w:sz="4" w:space="0"/>
             </w:tcBorders>
             <w:tcMar>
               <w:top w:w="57" w:type="dxa"/>
@@ -1416,14 +1373,11 @@
           </w:tcPr>
           <w:p>
             <w:pPr>
-              <w:pStyle w:val="Normal"/>
               <w:tabs>
-                <w:tab w:val="clear" w:pos="420"/>
-                <w:tab w:val="left" w:pos="1140" w:leader="none"/>
+                <w:tab w:val="left" w:pos="1140"/>
               </w:tabs>
               <w:rPr>
-                <w:rFonts w:ascii="宋体" w:hAnsi="宋体" w:cs="宋体"/>
-                <w:b/>
+                <w:rFonts w:ascii="SimSun" w:hAnsi="SimSun" w:cs="SimSun"/>
                 <w:b/>
                 <w:sz w:val="24"/>
                 <w:szCs w:val="24"/>
@@ -1438,8 +1392,7 @@
             </w:pPr>
             <w:r>
               <w:rPr>
-                <w:rFonts w:eastAsia="宋体" w:ascii="宋体" w:hAnsi="宋体"/>
-                <w:rFonts w:ascii="宋体" w:hAnsi="宋体"/>
+                <w:rFonts w:ascii="SimSun" w:hAnsi="SimSun" w:eastAsia="SimSun"/>
                 <w:b/>
                 <w:i w:val="0"/>
                 <w:sz w:val="24"/>
@@ -1453,8 +1406,7 @@
             </w:pPr>
             <w:r>
               <w:rPr>
-                <w:rFonts w:eastAsia="宋体" w:ascii="宋体" w:hAnsi="宋体"/>
-                <w:rFonts w:ascii="宋体" w:hAnsi="宋体"/>
+                <w:rFonts w:ascii="SimSun" w:hAnsi="SimSun" w:eastAsia="SimSun"/>
                 <w:b/>
                 <w:i w:val="0"/>
                 <w:sz w:val="24"/>
@@ -1470,8 +1422,7 @@
             </w:pPr>
             <w:r>
               <w:rPr>
-                <w:rFonts w:eastAsia="宋体" w:ascii="宋体" w:hAnsi="宋体"/>
-                <w:rFonts w:ascii="宋体" w:hAnsi="宋体"/>
+                <w:rFonts w:ascii="SimSun" w:hAnsi="SimSun" w:eastAsia="SimSun"/>
                 <w:b/>
                 <w:i w:val="0"/>
                 <w:sz w:val="24"/>
@@ -1487,8 +1438,7 @@
             </w:pPr>
             <w:r>
               <w:rPr>
-                <w:rFonts w:eastAsia="宋体" w:ascii="宋体" w:hAnsi="宋体"/>
-                <w:rFonts w:ascii="宋体" w:hAnsi="宋体"/>
+                <w:rFonts w:ascii="SimSun" w:hAnsi="SimSun" w:eastAsia="SimSun"/>
                 <w:b w:val="0"/>
                 <w:i w:val="0"/>
                 <w:sz w:val="24"/>
@@ -1503,8 +1453,7 @@
             </w:pPr>
             <w:r>
               <w:rPr>
-                <w:rFonts w:eastAsia="Courier New" w:ascii="Courier New" w:hAnsi="Courier New"/>
-                <w:rFonts w:ascii="Courier New" w:hAnsi="Courier New"/>
+                <w:rFonts w:ascii="Courier New" w:hAnsi="Courier New" w:eastAsia="Courier New"/>
                 <w:color w:val="1A5376"/>
                 <w:sz w:val="18"/>
               </w:rPr>
@@ -1518,8 +1467,7 @@
             </w:pPr>
             <w:r>
               <w:rPr>
-                <w:rFonts w:eastAsia="Courier New" w:ascii="Courier New" w:hAnsi="Courier New"/>
-                <w:rFonts w:ascii="Courier New" w:hAnsi="Courier New"/>
+                <w:rFonts w:ascii="Courier New" w:hAnsi="Courier New" w:eastAsia="Courier New"/>
                 <w:color w:val="1A5376"/>
                 <w:sz w:val="18"/>
               </w:rPr>
@@ -1534,8 +1482,7 @@
             </w:pPr>
             <w:r>
               <w:rPr>
-                <w:rFonts w:eastAsia="宋体" w:ascii="宋体" w:hAnsi="宋体"/>
-                <w:rFonts w:ascii="宋体" w:hAnsi="宋体"/>
+                <w:rFonts w:ascii="SimSun" w:hAnsi="SimSun" w:eastAsia="SimSun"/>
                 <w:b/>
                 <w:i w:val="0"/>
                 <w:sz w:val="24"/>
@@ -1551,8 +1498,7 @@
             </w:pPr>
             <w:r>
               <w:rPr>
-                <w:rFonts w:eastAsia="宋体" w:ascii="宋体" w:hAnsi="宋体"/>
-                <w:rFonts w:ascii="宋体" w:hAnsi="宋体"/>
+                <w:rFonts w:ascii="SimSun" w:hAnsi="SimSun" w:eastAsia="SimSun"/>
                 <w:b w:val="0"/>
                 <w:i w:val="0"/>
                 <w:sz w:val="24"/>
@@ -1567,8 +1513,7 @@
             </w:pPr>
             <w:r>
               <w:rPr>
-                <w:rFonts w:eastAsia="Courier New" w:ascii="Courier New" w:hAnsi="Courier New"/>
-                <w:rFonts w:ascii="Courier New" w:hAnsi="Courier New"/>
+                <w:rFonts w:ascii="Courier New" w:hAnsi="Courier New" w:eastAsia="Courier New"/>
                 <w:color w:val="1A5376"/>
                 <w:sz w:val="18"/>
               </w:rPr>
@@ -1582,8 +1527,7 @@
             </w:pPr>
             <w:r>
               <w:rPr>
-                <w:rFonts w:eastAsia="Courier New" w:ascii="Courier New" w:hAnsi="Courier New"/>
-                <w:rFonts w:ascii="Courier New" w:hAnsi="Courier New"/>
+                <w:rFonts w:ascii="Courier New" w:hAnsi="Courier New" w:eastAsia="Courier New"/>
                 <w:color w:val="1A5376"/>
                 <w:sz w:val="18"/>
               </w:rPr>
@@ -1598,8 +1542,7 @@
             </w:pPr>
             <w:r>
               <w:rPr>
-                <w:rFonts w:eastAsia="宋体" w:ascii="宋体" w:hAnsi="宋体"/>
-                <w:rFonts w:ascii="宋体" w:hAnsi="宋体"/>
+                <w:rFonts w:ascii="SimSun" w:hAnsi="SimSun" w:eastAsia="SimSun"/>
                 <w:b/>
                 <w:i w:val="0"/>
                 <w:sz w:val="24"/>
@@ -1615,8 +1558,7 @@
             </w:pPr>
             <w:r>
               <w:rPr>
-                <w:rFonts w:eastAsia="宋体" w:ascii="宋体" w:hAnsi="宋体"/>
-                <w:rFonts w:ascii="宋体" w:hAnsi="宋体"/>
+                <w:rFonts w:ascii="SimSun" w:hAnsi="SimSun" w:eastAsia="SimSun"/>
                 <w:b w:val="0"/>
                 <w:i w:val="0"/>
                 <w:sz w:val="24"/>
@@ -1631,8 +1573,7 @@
             </w:pPr>
             <w:r>
               <w:rPr>
-                <w:rFonts w:eastAsia="Courier New" w:ascii="Courier New" w:hAnsi="Courier New"/>
-                <w:rFonts w:ascii="Courier New" w:hAnsi="Courier New"/>
+                <w:rFonts w:ascii="Courier New" w:hAnsi="Courier New" w:eastAsia="Courier New"/>
                 <w:color w:val="1A5376"/>
                 <w:sz w:val="18"/>
               </w:rPr>
@@ -1646,8 +1587,7 @@
             </w:pPr>
             <w:r>
               <w:rPr>
-                <w:rFonts w:eastAsia="Courier New" w:ascii="Courier New" w:hAnsi="Courier New"/>
-                <w:rFonts w:ascii="Courier New" w:hAnsi="Courier New"/>
+                <w:rFonts w:ascii="Courier New" w:hAnsi="Courier New" w:eastAsia="Courier New"/>
                 <w:color w:val="1A5376"/>
                 <w:sz w:val="18"/>
               </w:rPr>
@@ -1661,8 +1601,7 @@
             </w:pPr>
             <w:r>
               <w:rPr>
-                <w:rFonts w:eastAsia="Courier New" w:ascii="Courier New" w:hAnsi="Courier New"/>
-                <w:rFonts w:ascii="Courier New" w:hAnsi="Courier New"/>
+                <w:rFonts w:ascii="Courier New" w:hAnsi="Courier New" w:eastAsia="Courier New"/>
                 <w:color w:val="1A5376"/>
                 <w:sz w:val="18"/>
               </w:rPr>
@@ -1677,8 +1616,7 @@
             </w:pPr>
             <w:r>
               <w:rPr>
-                <w:rFonts w:eastAsia="宋体" w:ascii="宋体" w:hAnsi="宋体"/>
-                <w:rFonts w:ascii="宋体" w:hAnsi="宋体"/>
+                <w:rFonts w:ascii="SimSun" w:hAnsi="SimSun" w:eastAsia="SimSun"/>
                 <w:b/>
                 <w:i w:val="0"/>
                 <w:sz w:val="24"/>
@@ -1694,8 +1632,7 @@
             </w:pPr>
             <w:r>
               <w:rPr>
-                <w:rFonts w:eastAsia="宋体" w:ascii="宋体" w:hAnsi="宋体"/>
-                <w:rFonts w:ascii="宋体" w:hAnsi="宋体"/>
+                <w:rFonts w:ascii="SimSun" w:hAnsi="SimSun" w:eastAsia="SimSun"/>
                 <w:b w:val="0"/>
                 <w:i w:val="0"/>
                 <w:sz w:val="24"/>
@@ -1710,8 +1647,7 @@
             </w:pPr>
             <w:r>
               <w:rPr>
-                <w:rFonts w:eastAsia="Courier New" w:ascii="Courier New" w:hAnsi="Courier New"/>
-                <w:rFonts w:ascii="Courier New" w:hAnsi="Courier New"/>
+                <w:rFonts w:ascii="Courier New" w:hAnsi="Courier New" w:eastAsia="Courier New"/>
                 <w:color w:val="1A5376"/>
                 <w:sz w:val="18"/>
               </w:rPr>
@@ -1725,8 +1661,7 @@
             </w:pPr>
             <w:r>
               <w:rPr>
-                <w:rFonts w:eastAsia="Courier New" w:ascii="Courier New" w:hAnsi="Courier New"/>
-                <w:rFonts w:ascii="Courier New" w:hAnsi="Courier New"/>
+                <w:rFonts w:ascii="Courier New" w:hAnsi="Courier New" w:eastAsia="Courier New"/>
                 <w:color w:val="1A5376"/>
                 <w:sz w:val="18"/>
               </w:rPr>
@@ -1740,8 +1675,7 @@
             </w:pPr>
             <w:r>
               <w:rPr>
-                <w:rFonts w:eastAsia="Courier New" w:ascii="Courier New" w:hAnsi="Courier New"/>
-                <w:rFonts w:ascii="Courier New" w:hAnsi="Courier New"/>
+                <w:rFonts w:ascii="Courier New" w:hAnsi="Courier New" w:eastAsia="Courier New"/>
                 <w:color w:val="1A5376"/>
                 <w:sz w:val="18"/>
               </w:rPr>
@@ -1755,8 +1689,7 @@
             </w:pPr>
             <w:r>
               <w:rPr>
-                <w:rFonts w:eastAsia="Courier New" w:ascii="Courier New" w:hAnsi="Courier New"/>
-                <w:rFonts w:ascii="Courier New" w:hAnsi="Courier New"/>
+                <w:rFonts w:ascii="Courier New" w:hAnsi="Courier New" w:eastAsia="Courier New"/>
                 <w:color w:val="1A5376"/>
                 <w:sz w:val="18"/>
               </w:rPr>
@@ -1771,8 +1704,7 @@
             </w:pPr>
             <w:r>
               <w:rPr>
-                <w:rFonts w:eastAsia="宋体" w:ascii="宋体" w:hAnsi="宋体"/>
-                <w:rFonts w:ascii="宋体" w:hAnsi="宋体"/>
+                <w:rFonts w:ascii="SimSun" w:hAnsi="SimSun" w:eastAsia="SimSun"/>
                 <w:b/>
                 <w:i w:val="0"/>
                 <w:sz w:val="24"/>
@@ -1788,8 +1720,7 @@
             </w:pPr>
             <w:r>
               <w:rPr>
-                <w:rFonts w:eastAsia="宋体" w:ascii="宋体" w:hAnsi="宋体"/>
-                <w:rFonts w:ascii="宋体" w:hAnsi="宋体"/>
+                <w:rFonts w:ascii="SimSun" w:hAnsi="SimSun" w:eastAsia="SimSun"/>
                 <w:b w:val="0"/>
                 <w:i w:val="0"/>
                 <w:sz w:val="24"/>
@@ -1804,8 +1735,7 @@
             </w:pPr>
             <w:r>
               <w:rPr>
-                <w:rFonts w:eastAsia="Courier New" w:ascii="Courier New" w:hAnsi="Courier New"/>
-                <w:rFonts w:ascii="Courier New" w:hAnsi="Courier New"/>
+                <w:rFonts w:ascii="Courier New" w:hAnsi="Courier New" w:eastAsia="Courier New"/>
                 <w:color w:val="1A5376"/>
                 <w:sz w:val="18"/>
               </w:rPr>
@@ -1819,8 +1749,7 @@
             </w:pPr>
             <w:r>
               <w:rPr>
-                <w:rFonts w:eastAsia="Courier New" w:ascii="Courier New" w:hAnsi="Courier New"/>
-                <w:rFonts w:ascii="Courier New" w:hAnsi="Courier New"/>
+                <w:rFonts w:ascii="Courier New" w:hAnsi="Courier New" w:eastAsia="Courier New"/>
                 <w:color w:val="1A5376"/>
                 <w:sz w:val="18"/>
               </w:rPr>
@@ -1834,8 +1763,7 @@
             </w:pPr>
             <w:r>
               <w:rPr>
-                <w:rFonts w:eastAsia="Courier New" w:ascii="Courier New" w:hAnsi="Courier New"/>
-                <w:rFonts w:ascii="Courier New" w:hAnsi="Courier New"/>
+                <w:rFonts w:ascii="Courier New" w:hAnsi="Courier New" w:eastAsia="Courier New"/>
                 <w:color w:val="1A5376"/>
                 <w:sz w:val="18"/>
               </w:rPr>
@@ -1849,8 +1777,7 @@
             </w:pPr>
             <w:r>
               <w:rPr>
-                <w:rFonts w:eastAsia="Courier New" w:ascii="Courier New" w:hAnsi="Courier New"/>
-                <w:rFonts w:ascii="Courier New" w:hAnsi="Courier New"/>
+                <w:rFonts w:ascii="Courier New" w:hAnsi="Courier New" w:eastAsia="Courier New"/>
                 <w:color w:val="1A5376"/>
                 <w:sz w:val="18"/>
               </w:rPr>
@@ -1864,8 +1791,7 @@
             </w:pPr>
             <w:r>
               <w:rPr>
-                <w:rFonts w:eastAsia="Courier New" w:ascii="Courier New" w:hAnsi="Courier New"/>
-                <w:rFonts w:ascii="Courier New" w:hAnsi="Courier New"/>
+                <w:rFonts w:ascii="Courier New" w:hAnsi="Courier New" w:eastAsia="Courier New"/>
                 <w:color w:val="1A5376"/>
                 <w:sz w:val="18"/>
               </w:rPr>
@@ -1878,8 +1804,7 @@
             </w:pPr>
             <w:r>
               <w:rPr>
-                <w:rFonts w:eastAsia="宋体" w:ascii="宋体" w:hAnsi="宋体"/>
-                <w:rFonts w:ascii="宋体" w:hAnsi="宋体"/>
+                <w:rFonts w:ascii="SimSun" w:hAnsi="SimSun" w:eastAsia="SimSun"/>
                 <w:b/>
                 <w:i w:val="0"/>
                 <w:sz w:val="24"/>
@@ -1895,8 +1820,7 @@
             </w:pPr>
             <w:r>
               <w:rPr>
-                <w:rFonts w:eastAsia="宋体" w:ascii="宋体" w:hAnsi="宋体"/>
-                <w:rFonts w:ascii="宋体" w:hAnsi="宋体"/>
+                <w:rFonts w:ascii="SimSun" w:hAnsi="SimSun" w:eastAsia="SimSun"/>
                 <w:b/>
                 <w:i w:val="0"/>
                 <w:sz w:val="24"/>
@@ -1912,8 +1836,7 @@
             </w:pPr>
             <w:r>
               <w:rPr>
-                <w:rFonts w:eastAsia="宋体" w:ascii="宋体" w:hAnsi="宋体"/>
-                <w:rFonts w:ascii="宋体" w:hAnsi="宋体"/>
+                <w:rFonts w:ascii="SimSun" w:hAnsi="SimSun" w:eastAsia="SimSun"/>
                 <w:b w:val="0"/>
                 <w:i w:val="0"/>
                 <w:sz w:val="24"/>
@@ -1929,8 +1852,7 @@
             </w:pPr>
             <w:r>
               <w:rPr>
-                <w:rFonts w:eastAsia="宋体" w:ascii="宋体" w:hAnsi="宋体"/>
-                <w:rFonts w:ascii="宋体" w:hAnsi="宋体"/>
+                <w:rFonts w:ascii="SimSun" w:hAnsi="SimSun" w:eastAsia="SimSun"/>
                 <w:b/>
                 <w:i w:val="0"/>
                 <w:sz w:val="24"/>
@@ -1946,8 +1868,7 @@
             </w:pPr>
             <w:r>
               <w:rPr>
-                <w:rFonts w:eastAsia="宋体" w:ascii="宋体" w:hAnsi="宋体"/>
-                <w:rFonts w:ascii="宋体" w:hAnsi="宋体"/>
+                <w:rFonts w:ascii="SimSun" w:hAnsi="SimSun" w:eastAsia="SimSun"/>
                 <w:b w:val="0"/>
                 <w:i w:val="0"/>
                 <w:sz w:val="24"/>
@@ -1963,8 +1884,7 @@
             </w:pPr>
             <w:r>
               <w:rPr>
-                <w:rFonts w:eastAsia="宋体" w:ascii="宋体" w:hAnsi="宋体"/>
-                <w:rFonts w:ascii="宋体" w:hAnsi="宋体"/>
+                <w:rFonts w:ascii="SimSun" w:hAnsi="SimSun" w:eastAsia="SimSun"/>
                 <w:b w:val="0"/>
                 <w:i w:val="0"/>
                 <w:sz w:val="24"/>
@@ -1980,8 +1900,7 @@
             </w:pPr>
             <w:r>
               <w:rPr>
-                <w:rFonts w:eastAsia="宋体" w:ascii="宋体" w:hAnsi="宋体"/>
-                <w:rFonts w:ascii="宋体" w:hAnsi="宋体"/>
+                <w:rFonts w:ascii="SimSun" w:hAnsi="SimSun" w:eastAsia="SimSun"/>
                 <w:b w:val="0"/>
                 <w:i w:val="0"/>
                 <w:sz w:val="24"/>
@@ -1997,8 +1916,7 @@
             </w:pPr>
             <w:r>
               <w:rPr>
-                <w:rFonts w:eastAsia="宋体" w:ascii="宋体" w:hAnsi="宋体"/>
-                <w:rFonts w:ascii="宋体" w:hAnsi="宋体"/>
+                <w:rFonts w:ascii="SimSun" w:hAnsi="SimSun" w:eastAsia="SimSun"/>
                 <w:b/>
                 <w:i w:val="0"/>
                 <w:sz w:val="24"/>
@@ -2014,8 +1932,7 @@
             </w:pPr>
             <w:r>
               <w:rPr>
-                <w:rFonts w:eastAsia="宋体" w:ascii="宋体" w:hAnsi="宋体"/>
-                <w:rFonts w:ascii="宋体" w:hAnsi="宋体"/>
+                <w:rFonts w:ascii="SimSun" w:hAnsi="SimSun" w:eastAsia="SimSun"/>
                 <w:b w:val="0"/>
                 <w:i w:val="0"/>
                 <w:sz w:val="24"/>
@@ -2031,8 +1948,7 @@
             </w:pPr>
             <w:r>
               <w:rPr>
-                <w:rFonts w:eastAsia="宋体" w:ascii="宋体" w:hAnsi="宋体"/>
-                <w:rFonts w:ascii="宋体" w:hAnsi="宋体"/>
+                <w:rFonts w:ascii="SimSun" w:hAnsi="SimSun" w:eastAsia="SimSun"/>
                 <w:b w:val="0"/>
                 <w:i w:val="0"/>
                 <w:sz w:val="24"/>
@@ -2048,8 +1964,7 @@
             </w:pPr>
             <w:r>
               <w:rPr>
-                <w:rFonts w:eastAsia="宋体" w:ascii="宋体" w:hAnsi="宋体"/>
-                <w:rFonts w:ascii="宋体" w:hAnsi="宋体"/>
+                <w:rFonts w:ascii="SimSun" w:hAnsi="SimSun" w:eastAsia="SimSun"/>
                 <w:b w:val="0"/>
                 <w:i w:val="0"/>
                 <w:sz w:val="24"/>
@@ -2065,8 +1980,7 @@
             </w:pPr>
             <w:r>
               <w:rPr>
-                <w:rFonts w:eastAsia="宋体" w:ascii="宋体" w:hAnsi="宋体"/>
-                <w:rFonts w:ascii="宋体" w:hAnsi="宋体"/>
+                <w:rFonts w:ascii="SimSun" w:hAnsi="SimSun" w:eastAsia="SimSun"/>
                 <w:b/>
                 <w:i w:val="0"/>
                 <w:sz w:val="24"/>
@@ -2082,8 +1996,7 @@
             </w:pPr>
             <w:r>
               <w:rPr>
-                <w:rFonts w:eastAsia="宋体" w:ascii="宋体" w:hAnsi="宋体"/>
-                <w:rFonts w:ascii="宋体" w:hAnsi="宋体"/>
+                <w:rFonts w:ascii="SimSun" w:hAnsi="SimSun" w:eastAsia="SimSun"/>
                 <w:b w:val="0"/>
                 <w:i w:val="0"/>
                 <w:sz w:val="24"/>
@@ -2099,8 +2012,7 @@
             </w:pPr>
             <w:r>
               <w:rPr>
-                <w:rFonts w:eastAsia="宋体" w:ascii="宋体" w:hAnsi="宋体"/>
-                <w:rFonts w:ascii="宋体" w:hAnsi="宋体"/>
+                <w:rFonts w:ascii="SimSun" w:hAnsi="SimSun" w:eastAsia="SimSun"/>
                 <w:b w:val="0"/>
                 <w:i w:val="0"/>
                 <w:sz w:val="24"/>
@@ -2116,8 +2028,7 @@
             </w:pPr>
             <w:r>
               <w:rPr>
-                <w:rFonts w:eastAsia="宋体" w:ascii="宋体" w:hAnsi="宋体"/>
-                <w:rFonts w:ascii="宋体" w:hAnsi="宋体"/>
+                <w:rFonts w:ascii="SimSun" w:hAnsi="SimSun" w:eastAsia="SimSun"/>
                 <w:b w:val="0"/>
                 <w:i w:val="0"/>
                 <w:sz w:val="24"/>
@@ -2133,8 +2044,7 @@
             </w:pPr>
             <w:r>
               <w:rPr>
-                <w:rFonts w:eastAsia="宋体" w:ascii="宋体" w:hAnsi="宋体"/>
-                <w:rFonts w:ascii="宋体" w:hAnsi="宋体"/>
+                <w:rFonts w:ascii="SimSun" w:hAnsi="SimSun" w:eastAsia="SimSun"/>
                 <w:b w:val="0"/>
                 <w:i w:val="0"/>
                 <w:sz w:val="24"/>
@@ -2150,8 +2060,7 @@
             </w:pPr>
             <w:r>
               <w:rPr>
-                <w:rFonts w:eastAsia="宋体" w:ascii="宋体" w:hAnsi="宋体"/>
-                <w:rFonts w:ascii="宋体" w:hAnsi="宋体"/>
+                <w:rFonts w:ascii="SimSun" w:hAnsi="SimSun" w:eastAsia="SimSun"/>
                 <w:b w:val="0"/>
                 <w:i w:val="0"/>
                 <w:sz w:val="24"/>
@@ -2165,8 +2074,7 @@
             </w:pPr>
             <w:r>
               <w:rPr>
-                <w:rFonts w:eastAsia="宋体" w:ascii="宋体" w:hAnsi="宋体"/>
-                <w:rFonts w:ascii="宋体" w:hAnsi="宋体"/>
+                <w:rFonts w:ascii="SimSun" w:hAnsi="SimSun" w:eastAsia="SimSun"/>
                 <w:b/>
                 <w:i w:val="0"/>
                 <w:sz w:val="24"/>
@@ -2182,8 +2090,7 @@
             </w:pPr>
             <w:r>
               <w:rPr>
-                <w:rFonts w:eastAsia="宋体" w:ascii="宋体" w:hAnsi="宋体"/>
-                <w:rFonts w:ascii="宋体" w:hAnsi="宋体"/>
+                <w:rFonts w:ascii="SimSun" w:hAnsi="SimSun" w:eastAsia="SimSun"/>
                 <w:b w:val="0"/>
                 <w:i w:val="0"/>
                 <w:sz w:val="24"/>
@@ -2199,8 +2106,7 @@
             </w:pPr>
             <w:r>
               <w:rPr>
-                <w:rFonts w:eastAsia="宋体" w:ascii="宋体" w:hAnsi="宋体"/>
-                <w:rFonts w:ascii="宋体" w:hAnsi="宋体"/>
+                <w:rFonts w:ascii="SimSun" w:hAnsi="SimSun" w:eastAsia="SimSun"/>
                 <w:b/>
                 <w:i w:val="0"/>
                 <w:sz w:val="24"/>
@@ -2216,8 +2122,7 @@
             </w:pPr>
             <w:r>
               <w:rPr>
-                <w:rFonts w:eastAsia="宋体" w:ascii="宋体" w:hAnsi="宋体"/>
-                <w:rFonts w:ascii="宋体" w:hAnsi="宋体"/>
+                <w:rFonts w:ascii="SimSun" w:hAnsi="SimSun" w:eastAsia="SimSun"/>
                 <w:b w:val="0"/>
                 <w:i w:val="0"/>
                 <w:sz w:val="24"/>
@@ -2232,8 +2137,7 @@
             </w:pPr>
             <w:r>
               <w:rPr>
-                <w:rFonts w:eastAsia="Courier New" w:ascii="Courier New" w:hAnsi="Courier New"/>
-                <w:rFonts w:ascii="Courier New" w:hAnsi="Courier New"/>
+                <w:rFonts w:ascii="Courier New" w:hAnsi="Courier New" w:eastAsia="Courier New"/>
                 <w:color w:val="1A5376"/>
                 <w:sz w:val="18"/>
               </w:rPr>
@@ -2247,8 +2151,7 @@
             </w:pPr>
             <w:r>
               <w:rPr>
-                <w:rFonts w:eastAsia="Courier New" w:ascii="Courier New" w:hAnsi="Courier New"/>
-                <w:rFonts w:ascii="Courier New" w:hAnsi="Courier New"/>
+                <w:rFonts w:ascii="Courier New" w:hAnsi="Courier New" w:eastAsia="Courier New"/>
                 <w:color w:val="1A5376"/>
                 <w:sz w:val="18"/>
               </w:rPr>
@@ -2262,8 +2165,7 @@
             </w:pPr>
             <w:r>
               <w:rPr>
-                <w:rFonts w:eastAsia="Courier New" w:ascii="Courier New" w:hAnsi="Courier New"/>
-                <w:rFonts w:ascii="Courier New" w:hAnsi="Courier New"/>
+                <w:rFonts w:ascii="Courier New" w:hAnsi="Courier New" w:eastAsia="Courier New"/>
                 <w:color w:val="1A5376"/>
                 <w:sz w:val="18"/>
               </w:rPr>
@@ -2278,8 +2180,7 @@
             </w:pPr>
             <w:r>
               <w:rPr>
-                <w:rFonts w:eastAsia="宋体" w:ascii="宋体" w:hAnsi="宋体"/>
-                <w:rFonts w:ascii="宋体" w:hAnsi="宋体"/>
+                <w:rFonts w:ascii="SimSun" w:hAnsi="SimSun" w:eastAsia="SimSun"/>
                 <w:b/>
                 <w:i w:val="0"/>
                 <w:sz w:val="24"/>
@@ -2295,8 +2196,7 @@
             </w:pPr>
             <w:r>
               <w:rPr>
-                <w:rFonts w:eastAsia="宋体" w:ascii="宋体" w:hAnsi="宋体"/>
-                <w:rFonts w:ascii="宋体" w:hAnsi="宋体"/>
+                <w:rFonts w:ascii="SimSun" w:hAnsi="SimSun" w:eastAsia="SimSun"/>
                 <w:b w:val="0"/>
                 <w:i w:val="0"/>
                 <w:sz w:val="24"/>
@@ -2311,8 +2211,7 @@
             </w:pPr>
             <w:r>
               <w:rPr>
-                <w:rFonts w:eastAsia="Courier New" w:ascii="Courier New" w:hAnsi="Courier New"/>
-                <w:rFonts w:ascii="Courier New" w:hAnsi="Courier New"/>
+                <w:rFonts w:ascii="Courier New" w:hAnsi="Courier New" w:eastAsia="Courier New"/>
                 <w:color w:val="1A5376"/>
                 <w:sz w:val="18"/>
               </w:rPr>
@@ -2326,8 +2225,7 @@
             </w:pPr>
             <w:r>
               <w:rPr>
-                <w:rFonts w:eastAsia="Courier New" w:ascii="Courier New" w:hAnsi="Courier New"/>
-                <w:rFonts w:ascii="Courier New" w:hAnsi="Courier New"/>
+                <w:rFonts w:ascii="Courier New" w:hAnsi="Courier New" w:eastAsia="Courier New"/>
                 <w:color w:val="1A5376"/>
                 <w:sz w:val="18"/>
               </w:rPr>
@@ -2341,8 +2239,7 @@
             </w:pPr>
             <w:r>
               <w:rPr>
-                <w:rFonts w:eastAsia="Courier New" w:ascii="Courier New" w:hAnsi="Courier New"/>
-                <w:rFonts w:ascii="Courier New" w:hAnsi="Courier New"/>
+                <w:rFonts w:ascii="Courier New" w:hAnsi="Courier New" w:eastAsia="Courier New"/>
                 <w:color w:val="1A5376"/>
                 <w:sz w:val="18"/>
               </w:rPr>
@@ -2357,8 +2254,7 @@
             </w:pPr>
             <w:r>
               <w:rPr>
-                <w:rFonts w:eastAsia="宋体" w:ascii="宋体" w:hAnsi="宋体"/>
-                <w:rFonts w:ascii="宋体" w:hAnsi="宋体"/>
+                <w:rFonts w:ascii="SimSun" w:hAnsi="SimSun" w:eastAsia="SimSun"/>
                 <w:b/>
                 <w:i w:val="0"/>
                 <w:sz w:val="24"/>
@@ -2374,8 +2270,7 @@
             </w:pPr>
             <w:r>
               <w:rPr>
-                <w:rFonts w:eastAsia="宋体" w:ascii="宋体" w:hAnsi="宋体"/>
-                <w:rFonts w:ascii="宋体" w:hAnsi="宋体"/>
+                <w:rFonts w:ascii="SimSun" w:hAnsi="SimSun" w:eastAsia="SimSun"/>
                 <w:b w:val="0"/>
                 <w:i w:val="0"/>
                 <w:sz w:val="24"/>
@@ -2389,8 +2284,7 @@
             </w:pPr>
             <w:r>
               <w:rPr>
-                <w:rFonts w:eastAsia="宋体" w:ascii="宋体" w:hAnsi="宋体"/>
-                <w:rFonts w:ascii="宋体" w:hAnsi="宋体"/>
+                <w:rFonts w:ascii="SimSun" w:hAnsi="SimSun" w:eastAsia="SimSun"/>
                 <w:b/>
                 <w:i w:val="0"/>
                 <w:sz w:val="24"/>
@@ -2406,8 +2300,7 @@
             </w:pPr>
             <w:r>
               <w:rPr>
-                <w:rFonts w:eastAsia="宋体" w:ascii="宋体" w:hAnsi="宋体"/>
-                <w:rFonts w:ascii="宋体" w:hAnsi="宋体"/>
+                <w:rFonts w:ascii="SimSun" w:hAnsi="SimSun" w:eastAsia="SimSun"/>
                 <w:b w:val="0"/>
                 <w:i w:val="0"/>
                 <w:sz w:val="24"/>
@@ -2422,8 +2315,7 @@
             </w:pPr>
             <w:r>
               <w:rPr>
-                <w:rFonts w:eastAsia="Courier New" w:ascii="Courier New" w:hAnsi="Courier New"/>
-                <w:rFonts w:ascii="Courier New" w:hAnsi="Courier New"/>
+                <w:rFonts w:ascii="Courier New" w:hAnsi="Courier New" w:eastAsia="Courier New"/>
                 <w:color w:val="1A5376"/>
                 <w:sz w:val="18"/>
               </w:rPr>
@@ -2437,8 +2329,7 @@
             </w:pPr>
             <w:r>
               <w:rPr>
-                <w:rFonts w:eastAsia="Courier New" w:ascii="Courier New" w:hAnsi="Courier New"/>
-                <w:rFonts w:ascii="Courier New" w:hAnsi="Courier New"/>
+                <w:rFonts w:ascii="Courier New" w:hAnsi="Courier New" w:eastAsia="Courier New"/>
                 <w:color w:val="1A5376"/>
                 <w:sz w:val="18"/>
               </w:rPr>
@@ -2452,8 +2343,7 @@
             </w:pPr>
             <w:r>
               <w:rPr>
-                <w:rFonts w:eastAsia="Courier New" w:ascii="Courier New" w:hAnsi="Courier New"/>
-                <w:rFonts w:ascii="Courier New" w:hAnsi="Courier New"/>
+                <w:rFonts w:ascii="Courier New" w:hAnsi="Courier New" w:eastAsia="Courier New"/>
                 <w:color w:val="1A5376"/>
                 <w:sz w:val="18"/>
               </w:rPr>
@@ -2467,8 +2357,7 @@
             </w:pPr>
             <w:r>
               <w:rPr>
-                <w:rFonts w:eastAsia="Courier New" w:ascii="Courier New" w:hAnsi="Courier New"/>
-                <w:rFonts w:ascii="Courier New" w:hAnsi="Courier New"/>
+                <w:rFonts w:ascii="Courier New" w:hAnsi="Courier New" w:eastAsia="Courier New"/>
                 <w:color w:val="1A5376"/>
                 <w:sz w:val="18"/>
               </w:rPr>
@@ -2482,8 +2371,7 @@
             </w:pPr>
             <w:r>
               <w:rPr>
-                <w:rFonts w:eastAsia="Courier New" w:ascii="Courier New" w:hAnsi="Courier New"/>
-                <w:rFonts w:ascii="Courier New" w:hAnsi="Courier New"/>
+                <w:rFonts w:ascii="Courier New" w:hAnsi="Courier New" w:eastAsia="Courier New"/>
                 <w:color w:val="1A5376"/>
                 <w:sz w:val="18"/>
               </w:rPr>
@@ -2497,8 +2385,7 @@
             </w:pPr>
             <w:r>
               <w:rPr>
-                <w:rFonts w:eastAsia="Courier New" w:ascii="Courier New" w:hAnsi="Courier New"/>
-                <w:rFonts w:ascii="Courier New" w:hAnsi="Courier New"/>
+                <w:rFonts w:ascii="Courier New" w:hAnsi="Courier New" w:eastAsia="Courier New"/>
                 <w:color w:val="1A5376"/>
                 <w:sz w:val="18"/>
               </w:rPr>
@@ -2512,8 +2399,7 @@
             </w:pPr>
             <w:r>
               <w:rPr>
-                <w:rFonts w:eastAsia="Courier New" w:ascii="Courier New" w:hAnsi="Courier New"/>
-                <w:rFonts w:ascii="Courier New" w:hAnsi="Courier New"/>
+                <w:rFonts w:ascii="Courier New" w:hAnsi="Courier New" w:eastAsia="Courier New"/>
                 <w:color w:val="1A5376"/>
                 <w:sz w:val="18"/>
               </w:rPr>
@@ -2528,8 +2414,7 @@
             </w:pPr>
             <w:r>
               <w:rPr>
-                <w:rFonts w:eastAsia="宋体" w:ascii="宋体" w:hAnsi="宋体"/>
-                <w:rFonts w:ascii="宋体" w:hAnsi="宋体"/>
+                <w:rFonts w:ascii="SimSun" w:hAnsi="SimSun" w:eastAsia="SimSun"/>
                 <w:b w:val="0"/>
                 <w:i w:val="0"/>
                 <w:sz w:val="24"/>
@@ -2545,8 +2430,7 @@
             </w:pPr>
             <w:r>
               <w:rPr>
-                <w:rFonts w:eastAsia="宋体" w:ascii="宋体" w:hAnsi="宋体"/>
-                <w:rFonts w:ascii="宋体" w:hAnsi="宋体"/>
+                <w:rFonts w:ascii="SimSun" w:hAnsi="SimSun" w:eastAsia="SimSun"/>
                 <w:b w:val="0"/>
                 <w:i w:val="0"/>
                 <w:sz w:val="24"/>
@@ -2562,8 +2446,7 @@
             </w:pPr>
             <w:r>
               <w:rPr>
-                <w:rFonts w:eastAsia="宋体" w:ascii="宋体" w:hAnsi="宋体"/>
-                <w:rFonts w:ascii="宋体" w:hAnsi="宋体"/>
+                <w:rFonts w:ascii="SimSun" w:hAnsi="SimSun" w:eastAsia="SimSun"/>
                 <w:b w:val="0"/>
                 <w:i w:val="0"/>
                 <w:sz w:val="24"/>
@@ -2579,8 +2462,7 @@
             </w:pPr>
             <w:r>
               <w:rPr>
-                <w:rFonts w:eastAsia="宋体" w:ascii="宋体" w:hAnsi="宋体"/>
-                <w:rFonts w:ascii="宋体" w:hAnsi="宋体"/>
+                <w:rFonts w:ascii="SimSun" w:hAnsi="SimSun" w:eastAsia="SimSun"/>
                 <w:b w:val="0"/>
                 <w:i w:val="0"/>
                 <w:sz w:val="24"/>
@@ -2595,8 +2477,7 @@
             </w:pPr>
             <w:r>
               <w:rPr>
-                <w:rFonts w:eastAsia="Courier New" w:ascii="Courier New" w:hAnsi="Courier New"/>
-                <w:rFonts w:ascii="Courier New" w:hAnsi="Courier New"/>
+                <w:rFonts w:ascii="Courier New" w:hAnsi="Courier New" w:eastAsia="Courier New"/>
                 <w:color w:val="1A5376"/>
                 <w:sz w:val="18"/>
               </w:rPr>
@@ -2610,8 +2491,7 @@
             </w:pPr>
             <w:r>
               <w:rPr>
-                <w:rFonts w:eastAsia="Courier New" w:ascii="Courier New" w:hAnsi="Courier New"/>
-                <w:rFonts w:ascii="Courier New" w:hAnsi="Courier New"/>
+                <w:rFonts w:ascii="Courier New" w:hAnsi="Courier New" w:eastAsia="Courier New"/>
                 <w:color w:val="1A5376"/>
                 <w:sz w:val="18"/>
               </w:rPr>
@@ -2625,8 +2505,7 @@
             </w:pPr>
             <w:r>
               <w:rPr>
-                <w:rFonts w:eastAsia="Courier New" w:ascii="Courier New" w:hAnsi="Courier New"/>
-                <w:rFonts w:ascii="Courier New" w:hAnsi="Courier New"/>
+                <w:rFonts w:ascii="Courier New" w:hAnsi="Courier New" w:eastAsia="Courier New"/>
                 <w:color w:val="1A5376"/>
                 <w:sz w:val="18"/>
               </w:rPr>
@@ -2640,8 +2519,7 @@
             </w:pPr>
             <w:r>
               <w:rPr>
-                <w:rFonts w:eastAsia="Courier New" w:ascii="Courier New" w:hAnsi="Courier New"/>
-                <w:rFonts w:ascii="Courier New" w:hAnsi="Courier New"/>
+                <w:rFonts w:ascii="Courier New" w:hAnsi="Courier New" w:eastAsia="Courier New"/>
                 <w:color w:val="1A5376"/>
                 <w:sz w:val="18"/>
               </w:rPr>
@@ -2655,8 +2533,7 @@
             </w:pPr>
             <w:r>
               <w:rPr>
-                <w:rFonts w:eastAsia="Courier New" w:ascii="Courier New" w:hAnsi="Courier New"/>
-                <w:rFonts w:ascii="Courier New" w:hAnsi="Courier New"/>
+                <w:rFonts w:ascii="Courier New" w:hAnsi="Courier New" w:eastAsia="Courier New"/>
                 <w:color w:val="1A5376"/>
                 <w:sz w:val="18"/>
               </w:rPr>
@@ -2670,8 +2547,7 @@
             </w:pPr>
             <w:r>
               <w:rPr>
-                <w:rFonts w:eastAsia="Courier New" w:ascii="Courier New" w:hAnsi="Courier New"/>
-                <w:rFonts w:ascii="Courier New" w:hAnsi="Courier New"/>
+                <w:rFonts w:ascii="Courier New" w:hAnsi="Courier New" w:eastAsia="Courier New"/>
                 <w:color w:val="1A5376"/>
                 <w:sz w:val="18"/>
               </w:rPr>
@@ -2685,8 +2561,7 @@
             </w:pPr>
             <w:r>
               <w:rPr>
-                <w:rFonts w:eastAsia="Courier New" w:ascii="Courier New" w:hAnsi="Courier New"/>
-                <w:rFonts w:ascii="Courier New" w:hAnsi="Courier New"/>
+                <w:rFonts w:ascii="Courier New" w:hAnsi="Courier New" w:eastAsia="Courier New"/>
                 <w:color w:val="1A5376"/>
                 <w:sz w:val="18"/>
               </w:rPr>
@@ -2700,8 +2575,7 @@
             </w:pPr>
             <w:r>
               <w:rPr>
-                <w:rFonts w:eastAsia="Courier New" w:ascii="Courier New" w:hAnsi="Courier New"/>
-                <w:rFonts w:ascii="Courier New" w:hAnsi="Courier New"/>
+                <w:rFonts w:ascii="Courier New" w:hAnsi="Courier New" w:eastAsia="Courier New"/>
                 <w:color w:val="1A5376"/>
                 <w:sz w:val="18"/>
               </w:rPr>
@@ -2715,8 +2589,7 @@
             </w:pPr>
             <w:r>
               <w:rPr>
-                <w:rFonts w:eastAsia="Courier New" w:ascii="Courier New" w:hAnsi="Courier New"/>
-                <w:rFonts w:ascii="Courier New" w:hAnsi="Courier New"/>
+                <w:rFonts w:ascii="Courier New" w:hAnsi="Courier New" w:eastAsia="Courier New"/>
                 <w:color w:val="1A5376"/>
                 <w:sz w:val="18"/>
               </w:rPr>
@@ -2730,8 +2603,7 @@
             </w:pPr>
             <w:r>
               <w:rPr>
-                <w:rFonts w:eastAsia="Courier New" w:ascii="Courier New" w:hAnsi="Courier New"/>
-                <w:rFonts w:ascii="Courier New" w:hAnsi="Courier New"/>
+                <w:rFonts w:ascii="Courier New" w:hAnsi="Courier New" w:eastAsia="Courier New"/>
                 <w:color w:val="1A5376"/>
                 <w:sz w:val="18"/>
               </w:rPr>
@@ -2745,8 +2617,7 @@
             </w:pPr>
             <w:r>
               <w:rPr>
-                <w:rFonts w:eastAsia="Courier New" w:ascii="Courier New" w:hAnsi="Courier New"/>
-                <w:rFonts w:ascii="Courier New" w:hAnsi="Courier New"/>
+                <w:rFonts w:ascii="Courier New" w:hAnsi="Courier New" w:eastAsia="Courier New"/>
                 <w:color w:val="1A5376"/>
                 <w:sz w:val="18"/>
               </w:rPr>
@@ -2761,8 +2632,7 @@
             </w:pPr>
             <w:r>
               <w:rPr>
-                <w:rFonts w:eastAsia="宋体" w:ascii="宋体" w:hAnsi="宋体"/>
-                <w:rFonts w:ascii="宋体" w:hAnsi="宋体"/>
+                <w:rFonts w:ascii="SimSun" w:hAnsi="SimSun" w:eastAsia="SimSun"/>
                 <w:b w:val="0"/>
                 <w:i w:val="0"/>
                 <w:sz w:val="24"/>
@@ -2772,16 +2642,24 @@
           </w:p>
           <w:tbl>
             <w:tblPr>
-              <w:tblW w:type="auto" w:w="0"/>
-              <w:tblLook w:firstColumn="1" w:firstRow="1" w:lastColumn="0" w:lastRow="0" w:noHBand="0" w:noVBand="1" w:val="04A0"/>
+              <w:tblStyle w:val="11"/>
+              <w:tblW w:w="0" w:type="auto"/>
+              <w:tblInd w:w="0" w:type="dxa"/>
               <w:tblBorders>
-                <w:top w:val="single" w:sz="4" w:space="0" w:color="4472C4"/>
-                <w:left w:val="single" w:sz="4" w:space="0" w:color="4472C4"/>
-                <w:bottom w:val="single" w:sz="4" w:space="0" w:color="4472C4"/>
-                <w:right w:val="single" w:sz="4" w:space="0" w:color="4472C4"/>
-                <w:insideH w:val="single" w:sz="4" w:space="0" w:color="4472C4"/>
-                <w:insideV w:val="single" w:sz="4" w:space="0" w:color="4472C4"/>
+                <w:top w:val="single" w:color="4472C4" w:sz="4" w:space="0"/>
+                <w:left w:val="single" w:color="4472C4" w:sz="4" w:space="0"/>
+                <w:bottom w:val="single" w:color="4472C4" w:sz="4" w:space="0"/>
+                <w:right w:val="single" w:color="4472C4" w:sz="4" w:space="0"/>
+                <w:insideH w:val="single" w:color="4472C4" w:sz="4" w:space="0"/>
+                <w:insideV w:val="single" w:color="4472C4" w:sz="4" w:space="0"/>
               </w:tblBorders>
+              <w:tblLayout w:type="fixed"/>
+              <w:tblCellMar>
+                <w:top w:w="0" w:type="dxa"/>
+                <w:left w:w="10" w:type="dxa"/>
+                <w:bottom w:w="0" w:type="dxa"/>
+                <w:right w:w="10" w:type="dxa"/>
+              </w:tblCellMar>
             </w:tblPr>
             <w:tblGrid>
               <w:gridCol w:w="1074"/>
@@ -2794,9 +2672,25 @@
               <w:gridCol w:w="1074"/>
             </w:tblGrid>
             <w:tr>
-              <w:tc>
-                <w:tcPr>
-                  <w:tcW w:type="dxa" w:w="1074"/>
+              <w:tblPrEx>
+                <w:tblBorders>
+                  <w:top w:val="single" w:color="4472C4" w:sz="4" w:space="0"/>
+                  <w:left w:val="single" w:color="4472C4" w:sz="4" w:space="0"/>
+                  <w:bottom w:val="single" w:color="4472C4" w:sz="4" w:space="0"/>
+                  <w:right w:val="single" w:color="4472C4" w:sz="4" w:space="0"/>
+                  <w:insideH w:val="single" w:color="4472C4" w:sz="4" w:space="0"/>
+                  <w:insideV w:val="single" w:color="4472C4" w:sz="4" w:space="0"/>
+                </w:tblBorders>
+                <w:tblCellMar>
+                  <w:top w:w="0" w:type="dxa"/>
+                  <w:left w:w="10" w:type="dxa"/>
+                  <w:bottom w:w="0" w:type="dxa"/>
+                  <w:right w:w="10" w:type="dxa"/>
+                </w:tblCellMar>
+              </w:tblPrEx>
+              <w:tc>
+                <w:tcPr>
+                  <w:tcW w:w="1074" w:type="dxa"/>
                   <w:shd w:val="clear" w:color="auto" w:fill="4472C4"/>
                 </w:tcPr>
                 <w:p>
@@ -2805,8 +2699,7 @@
                   </w:pPr>
                   <w:r>
                     <w:rPr>
-                      <w:rFonts w:eastAsia="宋体" w:ascii="宋体" w:hAnsi="宋体"/>
-                      <w:rFonts w:ascii="宋体" w:hAnsi="宋体"/>
+                      <w:rFonts w:ascii="SimSun" w:hAnsi="SimSun" w:eastAsia="SimSun"/>
                       <w:b/>
                       <w:i w:val="0"/>
                       <w:color w:val="FFFFFF"/>
@@ -2818,7 +2711,7 @@
               </w:tc>
               <w:tc>
                 <w:tcPr>
-                  <w:tcW w:type="dxa" w:w="1074"/>
+                  <w:tcW w:w="1074" w:type="dxa"/>
                   <w:shd w:val="clear" w:color="auto" w:fill="4472C4"/>
                 </w:tcPr>
                 <w:p>
@@ -2827,8 +2720,7 @@
                   </w:pPr>
                   <w:r>
                     <w:rPr>
-                      <w:rFonts w:eastAsia="宋体" w:ascii="宋体" w:hAnsi="宋体"/>
-                      <w:rFonts w:ascii="宋体" w:hAnsi="宋体"/>
+                      <w:rFonts w:ascii="SimSun" w:hAnsi="SimSun" w:eastAsia="SimSun"/>
                       <w:b/>
                       <w:i w:val="0"/>
                       <w:color w:val="FFFFFF"/>
@@ -2840,7 +2732,7 @@
               </w:tc>
               <w:tc>
                 <w:tcPr>
-                  <w:tcW w:type="dxa" w:w="1074"/>
+                  <w:tcW w:w="1074" w:type="dxa"/>
                   <w:shd w:val="clear" w:color="auto" w:fill="4472C4"/>
                 </w:tcPr>
                 <w:p>
@@ -2849,8 +2741,7 @@
                   </w:pPr>
                   <w:r>
                     <w:rPr>
-                      <w:rFonts w:eastAsia="宋体" w:ascii="宋体" w:hAnsi="宋体"/>
-                      <w:rFonts w:ascii="宋体" w:hAnsi="宋体"/>
+                      <w:rFonts w:ascii="SimSun" w:hAnsi="SimSun" w:eastAsia="SimSun"/>
                       <w:b/>
                       <w:i w:val="0"/>
                       <w:color w:val="FFFFFF"/>
@@ -2862,7 +2753,7 @@
               </w:tc>
               <w:tc>
                 <w:tcPr>
-                  <w:tcW w:type="dxa" w:w="1074"/>
+                  <w:tcW w:w="1074" w:type="dxa"/>
                   <w:shd w:val="clear" w:color="auto" w:fill="4472C4"/>
                 </w:tcPr>
                 <w:p>
@@ -2871,8 +2762,7 @@
                   </w:pPr>
                   <w:r>
                     <w:rPr>
-                      <w:rFonts w:eastAsia="宋体" w:ascii="宋体" w:hAnsi="宋体"/>
-                      <w:rFonts w:ascii="宋体" w:hAnsi="宋体"/>
+                      <w:rFonts w:ascii="SimSun" w:hAnsi="SimSun" w:eastAsia="SimSun"/>
                       <w:b/>
                       <w:i w:val="0"/>
                       <w:color w:val="FFFFFF"/>
@@ -2884,7 +2774,7 @@
               </w:tc>
               <w:tc>
                 <w:tcPr>
-                  <w:tcW w:type="dxa" w:w="1074"/>
+                  <w:tcW w:w="1074" w:type="dxa"/>
                   <w:shd w:val="clear" w:color="auto" w:fill="4472C4"/>
                 </w:tcPr>
                 <w:p>
@@ -2893,8 +2783,7 @@
                   </w:pPr>
                   <w:r>
                     <w:rPr>
-                      <w:rFonts w:eastAsia="宋体" w:ascii="宋体" w:hAnsi="宋体"/>
-                      <w:rFonts w:ascii="宋体" w:hAnsi="宋体"/>
+                      <w:rFonts w:ascii="SimSun" w:hAnsi="SimSun" w:eastAsia="SimSun"/>
                       <w:b/>
                       <w:i w:val="0"/>
                       <w:color w:val="FFFFFF"/>
@@ -2906,7 +2795,7 @@
               </w:tc>
               <w:tc>
                 <w:tcPr>
-                  <w:tcW w:type="dxa" w:w="1074"/>
+                  <w:tcW w:w="1074" w:type="dxa"/>
                   <w:shd w:val="clear" w:color="auto" w:fill="4472C4"/>
                 </w:tcPr>
                 <w:p>
@@ -2915,8 +2804,7 @@
                   </w:pPr>
                   <w:r>
                     <w:rPr>
-                      <w:rFonts w:eastAsia="宋体" w:ascii="宋体" w:hAnsi="宋体"/>
-                      <w:rFonts w:ascii="宋体" w:hAnsi="宋体"/>
+                      <w:rFonts w:ascii="SimSun" w:hAnsi="SimSun" w:eastAsia="SimSun"/>
                       <w:b/>
                       <w:i w:val="0"/>
                       <w:color w:val="FFFFFF"/>
@@ -2928,7 +2816,7 @@
               </w:tc>
               <w:tc>
                 <w:tcPr>
-                  <w:tcW w:type="dxa" w:w="1074"/>
+                  <w:tcW w:w="1074" w:type="dxa"/>
                   <w:shd w:val="clear" w:color="auto" w:fill="4472C4"/>
                 </w:tcPr>
                 <w:p>
@@ -2937,8 +2825,7 @@
                   </w:pPr>
                   <w:r>
                     <w:rPr>
-                      <w:rFonts w:eastAsia="宋体" w:ascii="宋体" w:hAnsi="宋体"/>
-                      <w:rFonts w:ascii="宋体" w:hAnsi="宋体"/>
+                      <w:rFonts w:ascii="SimSun" w:hAnsi="SimSun" w:eastAsia="SimSun"/>
                       <w:b/>
                       <w:i w:val="0"/>
                       <w:color w:val="FFFFFF"/>
@@ -2950,7 +2837,7 @@
               </w:tc>
               <w:tc>
                 <w:tcPr>
-                  <w:tcW w:type="dxa" w:w="1074"/>
+                  <w:tcW w:w="1074" w:type="dxa"/>
                   <w:shd w:val="clear" w:color="auto" w:fill="4472C4"/>
                 </w:tcPr>
                 <w:p>
@@ -2959,8 +2846,7 @@
                   </w:pPr>
                   <w:r>
                     <w:rPr>
-                      <w:rFonts w:eastAsia="宋体" w:ascii="宋体" w:hAnsi="宋体"/>
-                      <w:rFonts w:ascii="宋体" w:hAnsi="宋体"/>
+                      <w:rFonts w:ascii="SimSun" w:hAnsi="SimSun" w:eastAsia="SimSun"/>
                       <w:b/>
                       <w:i w:val="0"/>
                       <w:color w:val="FFFFFF"/>
@@ -2972,9 +2858,25 @@
               </w:tc>
             </w:tr>
             <w:tr>
-              <w:tc>
-                <w:tcPr>
-                  <w:tcW w:type="dxa" w:w="1074"/>
+              <w:tblPrEx>
+                <w:tblBorders>
+                  <w:top w:val="single" w:color="4472C4" w:sz="4" w:space="0"/>
+                  <w:left w:val="single" w:color="4472C4" w:sz="4" w:space="0"/>
+                  <w:bottom w:val="single" w:color="4472C4" w:sz="4" w:space="0"/>
+                  <w:right w:val="single" w:color="4472C4" w:sz="4" w:space="0"/>
+                  <w:insideH w:val="single" w:color="4472C4" w:sz="4" w:space="0"/>
+                  <w:insideV w:val="single" w:color="4472C4" w:sz="4" w:space="0"/>
+                </w:tblBorders>
+                <w:tblCellMar>
+                  <w:top w:w="0" w:type="dxa"/>
+                  <w:left w:w="10" w:type="dxa"/>
+                  <w:bottom w:w="0" w:type="dxa"/>
+                  <w:right w:w="10" w:type="dxa"/>
+                </w:tblCellMar>
+              </w:tblPrEx>
+              <w:tc>
+                <w:tcPr>
+                  <w:tcW w:w="1074" w:type="dxa"/>
                   <w:shd w:val="clear" w:color="auto" w:fill="EBF0FA"/>
                 </w:tcPr>
                 <w:p>
@@ -2983,8 +2885,7 @@
                   </w:pPr>
                   <w:r>
                     <w:rPr>
-                      <w:rFonts w:eastAsia="宋体" w:ascii="宋体" w:hAnsi="宋体"/>
-                      <w:rFonts w:ascii="宋体" w:hAnsi="宋体"/>
+                      <w:rFonts w:ascii="SimSun" w:hAnsi="SimSun" w:eastAsia="SimSun"/>
                       <w:b w:val="0"/>
                       <w:i w:val="0"/>
                       <w:sz w:val="20"/>
@@ -2995,7 +2896,7 @@
               </w:tc>
               <w:tc>
                 <w:tcPr>
-                  <w:tcW w:type="dxa" w:w="1074"/>
+                  <w:tcW w:w="1074" w:type="dxa"/>
                   <w:shd w:val="clear" w:color="auto" w:fill="EBF0FA"/>
                 </w:tcPr>
                 <w:p>
@@ -3004,8 +2905,7 @@
                   </w:pPr>
                   <w:r>
                     <w:rPr>
-                      <w:rFonts w:eastAsia="宋体" w:ascii="宋体" w:hAnsi="宋体"/>
-                      <w:rFonts w:ascii="宋体" w:hAnsi="宋体"/>
+                      <w:rFonts w:ascii="SimSun" w:hAnsi="SimSun" w:eastAsia="SimSun"/>
                       <w:b w:val="0"/>
                       <w:i w:val="0"/>
                       <w:sz w:val="20"/>
@@ -3016,7 +2916,7 @@
               </w:tc>
               <w:tc>
                 <w:tcPr>
-                  <w:tcW w:type="dxa" w:w="1074"/>
+                  <w:tcW w:w="1074" w:type="dxa"/>
                   <w:shd w:val="clear" w:color="auto" w:fill="EBF0FA"/>
                 </w:tcPr>
                 <w:p>
@@ -3025,8 +2925,7 @@
                   </w:pPr>
                   <w:r>
                     <w:rPr>
-                      <w:rFonts w:eastAsia="宋体" w:ascii="宋体" w:hAnsi="宋体"/>
-                      <w:rFonts w:ascii="宋体" w:hAnsi="宋体"/>
+                      <w:rFonts w:ascii="SimSun" w:hAnsi="SimSun" w:eastAsia="SimSun"/>
                       <w:b w:val="0"/>
                       <w:i w:val="0"/>
                       <w:sz w:val="20"/>
@@ -3037,7 +2936,7 @@
               </w:tc>
               <w:tc>
                 <w:tcPr>
-                  <w:tcW w:type="dxa" w:w="1074"/>
+                  <w:tcW w:w="1074" w:type="dxa"/>
                   <w:shd w:val="clear" w:color="auto" w:fill="EBF0FA"/>
                 </w:tcPr>
                 <w:p>
@@ -3046,8 +2945,7 @@
                   </w:pPr>
                   <w:r>
                     <w:rPr>
-                      <w:rFonts w:eastAsia="宋体" w:ascii="宋体" w:hAnsi="宋体"/>
-                      <w:rFonts w:ascii="宋体" w:hAnsi="宋体"/>
+                      <w:rFonts w:ascii="SimSun" w:hAnsi="SimSun" w:eastAsia="SimSun"/>
                       <w:b w:val="0"/>
                       <w:i w:val="0"/>
                       <w:sz w:val="20"/>
@@ -3058,7 +2956,7 @@
               </w:tc>
               <w:tc>
                 <w:tcPr>
-                  <w:tcW w:type="dxa" w:w="1074"/>
+                  <w:tcW w:w="1074" w:type="dxa"/>
                   <w:shd w:val="clear" w:color="auto" w:fill="EBF0FA"/>
                 </w:tcPr>
                 <w:p>
@@ -3067,8 +2965,7 @@
                   </w:pPr>
                   <w:r>
                     <w:rPr>
-                      <w:rFonts w:eastAsia="宋体" w:ascii="宋体" w:hAnsi="宋体"/>
-                      <w:rFonts w:ascii="宋体" w:hAnsi="宋体"/>
+                      <w:rFonts w:ascii="SimSun" w:hAnsi="SimSun" w:eastAsia="SimSun"/>
                       <w:b w:val="0"/>
                       <w:i w:val="0"/>
                       <w:sz w:val="20"/>
@@ -3079,7 +2976,7 @@
               </w:tc>
               <w:tc>
                 <w:tcPr>
-                  <w:tcW w:type="dxa" w:w="1074"/>
+                  <w:tcW w:w="1074" w:type="dxa"/>
                   <w:shd w:val="clear" w:color="auto" w:fill="EBF0FA"/>
                 </w:tcPr>
                 <w:p>
@@ -3088,8 +2985,7 @@
                   </w:pPr>
                   <w:r>
                     <w:rPr>
-                      <w:rFonts w:eastAsia="宋体" w:ascii="宋体" w:hAnsi="宋体"/>
-                      <w:rFonts w:ascii="宋体" w:hAnsi="宋体"/>
+                      <w:rFonts w:ascii="SimSun" w:hAnsi="SimSun" w:eastAsia="SimSun"/>
                       <w:b w:val="0"/>
                       <w:i w:val="0"/>
                       <w:sz w:val="20"/>
@@ -3100,7 +2996,7 @@
               </w:tc>
               <w:tc>
                 <w:tcPr>
-                  <w:tcW w:type="dxa" w:w="1074"/>
+                  <w:tcW w:w="1074" w:type="dxa"/>
                   <w:shd w:val="clear" w:color="auto" w:fill="EBF0FA"/>
                 </w:tcPr>
                 <w:p>
@@ -3109,8 +3005,7 @@
                   </w:pPr>
                   <w:r>
                     <w:rPr>
-                      <w:rFonts w:eastAsia="宋体" w:ascii="宋体" w:hAnsi="宋体"/>
-                      <w:rFonts w:ascii="宋体" w:hAnsi="宋体"/>
+                      <w:rFonts w:ascii="SimSun" w:hAnsi="SimSun" w:eastAsia="SimSun"/>
                       <w:b w:val="0"/>
                       <w:i w:val="0"/>
                       <w:sz w:val="20"/>
@@ -3121,7 +3016,7 @@
               </w:tc>
               <w:tc>
                 <w:tcPr>
-                  <w:tcW w:type="dxa" w:w="1074"/>
+                  <w:tcW w:w="1074" w:type="dxa"/>
                   <w:shd w:val="clear" w:color="auto" w:fill="EBF0FA"/>
                 </w:tcPr>
                 <w:p>
@@ -3130,8 +3025,7 @@
                   </w:pPr>
                   <w:r>
                     <w:rPr>
-                      <w:rFonts w:eastAsia="宋体" w:ascii="宋体" w:hAnsi="宋体"/>
-                      <w:rFonts w:ascii="宋体" w:hAnsi="宋体"/>
+                      <w:rFonts w:ascii="SimSun" w:hAnsi="SimSun" w:eastAsia="SimSun"/>
                       <w:b w:val="0"/>
                       <w:i w:val="0"/>
                       <w:sz w:val="20"/>
@@ -3142,9 +3036,25 @@
               </w:tc>
             </w:tr>
             <w:tr>
-              <w:tc>
-                <w:tcPr>
-                  <w:tcW w:type="dxa" w:w="1074"/>
+              <w:tblPrEx>
+                <w:tblBorders>
+                  <w:top w:val="single" w:color="4472C4" w:sz="4" w:space="0"/>
+                  <w:left w:val="single" w:color="4472C4" w:sz="4" w:space="0"/>
+                  <w:bottom w:val="single" w:color="4472C4" w:sz="4" w:space="0"/>
+                  <w:right w:val="single" w:color="4472C4" w:sz="4" w:space="0"/>
+                  <w:insideH w:val="single" w:color="4472C4" w:sz="4" w:space="0"/>
+                  <w:insideV w:val="single" w:color="4472C4" w:sz="4" w:space="0"/>
+                </w:tblBorders>
+                <w:tblCellMar>
+                  <w:top w:w="0" w:type="dxa"/>
+                  <w:left w:w="10" w:type="dxa"/>
+                  <w:bottom w:w="0" w:type="dxa"/>
+                  <w:right w:w="10" w:type="dxa"/>
+                </w:tblCellMar>
+              </w:tblPrEx>
+              <w:tc>
+                <w:tcPr>
+                  <w:tcW w:w="1074" w:type="dxa"/>
                   <w:shd w:val="clear" w:color="auto" w:fill="FFFFFF"/>
                 </w:tcPr>
                 <w:p>
@@ -3153,8 +3063,7 @@
                   </w:pPr>
                   <w:r>
                     <w:rPr>
-                      <w:rFonts w:eastAsia="宋体" w:ascii="宋体" w:hAnsi="宋体"/>
-                      <w:rFonts w:ascii="宋体" w:hAnsi="宋体"/>
+                      <w:rFonts w:ascii="SimSun" w:hAnsi="SimSun" w:eastAsia="SimSun"/>
                       <w:b w:val="0"/>
                       <w:i w:val="0"/>
                       <w:sz w:val="20"/>
@@ -3165,7 +3074,7 @@
               </w:tc>
               <w:tc>
                 <w:tcPr>
-                  <w:tcW w:type="dxa" w:w="1074"/>
+                  <w:tcW w:w="1074" w:type="dxa"/>
                   <w:shd w:val="clear" w:color="auto" w:fill="FFFFFF"/>
                 </w:tcPr>
                 <w:p>
@@ -3174,8 +3083,7 @@
                   </w:pPr>
                   <w:r>
                     <w:rPr>
-                      <w:rFonts w:eastAsia="宋体" w:ascii="宋体" w:hAnsi="宋体"/>
-                      <w:rFonts w:ascii="宋体" w:hAnsi="宋体"/>
+                      <w:rFonts w:ascii="SimSun" w:hAnsi="SimSun" w:eastAsia="SimSun"/>
                       <w:b w:val="0"/>
                       <w:i w:val="0"/>
                       <w:sz w:val="20"/>
@@ -3186,7 +3094,7 @@
               </w:tc>
               <w:tc>
                 <w:tcPr>
-                  <w:tcW w:type="dxa" w:w="1074"/>
+                  <w:tcW w:w="1074" w:type="dxa"/>
                   <w:shd w:val="clear" w:color="auto" w:fill="FFFFFF"/>
                 </w:tcPr>
                 <w:p>
@@ -3195,8 +3103,7 @@
                   </w:pPr>
                   <w:r>
                     <w:rPr>
-                      <w:rFonts w:eastAsia="宋体" w:ascii="宋体" w:hAnsi="宋体"/>
-                      <w:rFonts w:ascii="宋体" w:hAnsi="宋体"/>
+                      <w:rFonts w:ascii="SimSun" w:hAnsi="SimSun" w:eastAsia="SimSun"/>
                       <w:b w:val="0"/>
                       <w:i w:val="0"/>
                       <w:sz w:val="20"/>
@@ -3207,7 +3114,7 @@
               </w:tc>
               <w:tc>
                 <w:tcPr>
-                  <w:tcW w:type="dxa" w:w="1074"/>
+                  <w:tcW w:w="1074" w:type="dxa"/>
                   <w:shd w:val="clear" w:color="auto" w:fill="FFFFFF"/>
                 </w:tcPr>
                 <w:p>
@@ -3216,8 +3123,7 @@
                   </w:pPr>
                   <w:r>
                     <w:rPr>
-                      <w:rFonts w:eastAsia="宋体" w:ascii="宋体" w:hAnsi="宋体"/>
-                      <w:rFonts w:ascii="宋体" w:hAnsi="宋体"/>
+                      <w:rFonts w:ascii="SimSun" w:hAnsi="SimSun" w:eastAsia="SimSun"/>
                       <w:b w:val="0"/>
                       <w:i w:val="0"/>
                       <w:sz w:val="20"/>
@@ -3228,7 +3134,7 @@
               </w:tc>
               <w:tc>
                 <w:tcPr>
-                  <w:tcW w:type="dxa" w:w="1074"/>
+                  <w:tcW w:w="1074" w:type="dxa"/>
                   <w:shd w:val="clear" w:color="auto" w:fill="FFFFFF"/>
                 </w:tcPr>
                 <w:p>
@@ -3237,8 +3143,7 @@
                   </w:pPr>
                   <w:r>
                     <w:rPr>
-                      <w:rFonts w:eastAsia="宋体" w:ascii="宋体" w:hAnsi="宋体"/>
-                      <w:rFonts w:ascii="宋体" w:hAnsi="宋体"/>
+                      <w:rFonts w:ascii="SimSun" w:hAnsi="SimSun" w:eastAsia="SimSun"/>
                       <w:b w:val="0"/>
                       <w:i w:val="0"/>
                       <w:sz w:val="20"/>
@@ -3249,7 +3154,7 @@
               </w:tc>
               <w:tc>
                 <w:tcPr>
-                  <w:tcW w:type="dxa" w:w="1074"/>
+                  <w:tcW w:w="1074" w:type="dxa"/>
                   <w:shd w:val="clear" w:color="auto" w:fill="FFFFFF"/>
                 </w:tcPr>
                 <w:p>
@@ -3258,8 +3163,7 @@
                   </w:pPr>
                   <w:r>
                     <w:rPr>
-                      <w:rFonts w:eastAsia="宋体" w:ascii="宋体" w:hAnsi="宋体"/>
-                      <w:rFonts w:ascii="宋体" w:hAnsi="宋体"/>
+                      <w:rFonts w:ascii="SimSun" w:hAnsi="SimSun" w:eastAsia="SimSun"/>
                       <w:b w:val="0"/>
                       <w:i w:val="0"/>
                       <w:sz w:val="20"/>
@@ -3270,7 +3174,7 @@
               </w:tc>
               <w:tc>
                 <w:tcPr>
-                  <w:tcW w:type="dxa" w:w="1074"/>
+                  <w:tcW w:w="1074" w:type="dxa"/>
                   <w:shd w:val="clear" w:color="auto" w:fill="FFFFFF"/>
                 </w:tcPr>
                 <w:p>
@@ -3279,8 +3183,7 @@
                   </w:pPr>
                   <w:r>
                     <w:rPr>
-                      <w:rFonts w:eastAsia="宋体" w:ascii="宋体" w:hAnsi="宋体"/>
-                      <w:rFonts w:ascii="宋体" w:hAnsi="宋体"/>
+                      <w:rFonts w:ascii="SimSun" w:hAnsi="SimSun" w:eastAsia="SimSun"/>
                       <w:b w:val="0"/>
                       <w:i w:val="0"/>
                       <w:sz w:val="20"/>
@@ -3291,7 +3194,7 @@
               </w:tc>
               <w:tc>
                 <w:tcPr>
-                  <w:tcW w:type="dxa" w:w="1074"/>
+                  <w:tcW w:w="1074" w:type="dxa"/>
                   <w:shd w:val="clear" w:color="auto" w:fill="FFFFFF"/>
                 </w:tcPr>
                 <w:p>
@@ -3300,8 +3203,7 @@
                   </w:pPr>
                   <w:r>
                     <w:rPr>
-                      <w:rFonts w:eastAsia="宋体" w:ascii="宋体" w:hAnsi="宋体"/>
-                      <w:rFonts w:ascii="宋体" w:hAnsi="宋体"/>
+                      <w:rFonts w:ascii="SimSun" w:hAnsi="SimSun" w:eastAsia="SimSun"/>
                       <w:b w:val="0"/>
                       <w:i w:val="0"/>
                       <w:sz w:val="20"/>
@@ -3312,9 +3214,19 @@
               </w:tc>
             </w:tr>
             <w:tr>
-              <w:tc>
-                <w:tcPr>
-                  <w:tcW w:type="dxa" w:w="1074"/>
+              <w:tblPrEx>
+                <w:tblBorders>
+                  <w:top w:val="single" w:color="4472C4" w:sz="4" w:space="0"/>
+                  <w:left w:val="single" w:color="4472C4" w:sz="4" w:space="0"/>
+                  <w:bottom w:val="single" w:color="4472C4" w:sz="4" w:space="0"/>
+                  <w:right w:val="single" w:color="4472C4" w:sz="4" w:space="0"/>
+                  <w:insideH w:val="single" w:color="4472C4" w:sz="4" w:space="0"/>
+                  <w:insideV w:val="single" w:color="4472C4" w:sz="4" w:space="0"/>
+                </w:tblBorders>
+              </w:tblPrEx>
+              <w:tc>
+                <w:tcPr>
+                  <w:tcW w:w="1074" w:type="dxa"/>
                   <w:shd w:val="clear" w:color="auto" w:fill="EBF0FA"/>
                 </w:tcPr>
                 <w:p>
@@ -3323,8 +3235,7 @@
                   </w:pPr>
                   <w:r>
                     <w:rPr>
-                      <w:rFonts w:eastAsia="宋体" w:ascii="宋体" w:hAnsi="宋体"/>
-                      <w:rFonts w:ascii="宋体" w:hAnsi="宋体"/>
+                      <w:rFonts w:ascii="SimSun" w:hAnsi="SimSun" w:eastAsia="SimSun"/>
                       <w:b w:val="0"/>
                       <w:i w:val="0"/>
                       <w:sz w:val="20"/>
@@ -3335,7 +3246,7 @@
               </w:tc>
               <w:tc>
                 <w:tcPr>
-                  <w:tcW w:type="dxa" w:w="1074"/>
+                  <w:tcW w:w="1074" w:type="dxa"/>
                   <w:shd w:val="clear" w:color="auto" w:fill="EBF0FA"/>
                 </w:tcPr>
                 <w:p>
@@ -3344,8 +3255,7 @@
                   </w:pPr>
                   <w:r>
                     <w:rPr>
-                      <w:rFonts w:eastAsia="宋体" w:ascii="宋体" w:hAnsi="宋体"/>
-                      <w:rFonts w:ascii="宋体" w:hAnsi="宋体"/>
+                      <w:rFonts w:ascii="SimSun" w:hAnsi="SimSun" w:eastAsia="SimSun"/>
                       <w:b w:val="0"/>
                       <w:i w:val="0"/>
                       <w:sz w:val="20"/>
@@ -3356,7 +3266,7 @@
               </w:tc>
               <w:tc>
                 <w:tcPr>
-                  <w:tcW w:type="dxa" w:w="1074"/>
+                  <w:tcW w:w="1074" w:type="dxa"/>
                   <w:shd w:val="clear" w:color="auto" w:fill="EBF0FA"/>
                 </w:tcPr>
                 <w:p>
@@ -3365,8 +3275,7 @@
                   </w:pPr>
                   <w:r>
                     <w:rPr>
-                      <w:rFonts w:eastAsia="宋体" w:ascii="宋体" w:hAnsi="宋体"/>
-                      <w:rFonts w:ascii="宋体" w:hAnsi="宋体"/>
+                      <w:rFonts w:ascii="SimSun" w:hAnsi="SimSun" w:eastAsia="SimSun"/>
                       <w:b w:val="0"/>
                       <w:i w:val="0"/>
                       <w:sz w:val="20"/>
@@ -3377,7 +3286,7 @@
               </w:tc>
               <w:tc>
                 <w:tcPr>
-                  <w:tcW w:type="dxa" w:w="1074"/>
+                  <w:tcW w:w="1074" w:type="dxa"/>
                   <w:shd w:val="clear" w:color="auto" w:fill="EBF0FA"/>
                 </w:tcPr>
                 <w:p>
@@ -3386,8 +3295,7 @@
                   </w:pPr>
                   <w:r>
                     <w:rPr>
-                      <w:rFonts w:eastAsia="宋体" w:ascii="宋体" w:hAnsi="宋体"/>
-                      <w:rFonts w:ascii="宋体" w:hAnsi="宋体"/>
+                      <w:rFonts w:ascii="SimSun" w:hAnsi="SimSun" w:eastAsia="SimSun"/>
                       <w:b w:val="0"/>
                       <w:i w:val="0"/>
                       <w:sz w:val="20"/>
@@ -3398,7 +3306,7 @@
               </w:tc>
               <w:tc>
                 <w:tcPr>
-                  <w:tcW w:type="dxa" w:w="1074"/>
+                  <w:tcW w:w="1074" w:type="dxa"/>
                   <w:shd w:val="clear" w:color="auto" w:fill="EBF0FA"/>
                 </w:tcPr>
                 <w:p>
@@ -3407,8 +3315,7 @@
                   </w:pPr>
                   <w:r>
                     <w:rPr>
-                      <w:rFonts w:eastAsia="宋体" w:ascii="宋体" w:hAnsi="宋体"/>
-                      <w:rFonts w:ascii="宋体" w:hAnsi="宋体"/>
+                      <w:rFonts w:ascii="SimSun" w:hAnsi="SimSun" w:eastAsia="SimSun"/>
                       <w:b w:val="0"/>
                       <w:i w:val="0"/>
                       <w:sz w:val="20"/>
@@ -3419,7 +3326,7 @@
               </w:tc>
               <w:tc>
                 <w:tcPr>
-                  <w:tcW w:type="dxa" w:w="1074"/>
+                  <w:tcW w:w="1074" w:type="dxa"/>
                   <w:shd w:val="clear" w:color="auto" w:fill="EBF0FA"/>
                 </w:tcPr>
                 <w:p>
@@ -3428,8 +3335,7 @@
                   </w:pPr>
                   <w:r>
                     <w:rPr>
-                      <w:rFonts w:eastAsia="宋体" w:ascii="宋体" w:hAnsi="宋体"/>
-                      <w:rFonts w:ascii="宋体" w:hAnsi="宋体"/>
+                      <w:rFonts w:ascii="SimSun" w:hAnsi="SimSun" w:eastAsia="SimSun"/>
                       <w:b w:val="0"/>
                       <w:i w:val="0"/>
                       <w:sz w:val="20"/>
@@ -3440,7 +3346,7 @@
               </w:tc>
               <w:tc>
                 <w:tcPr>
-                  <w:tcW w:type="dxa" w:w="1074"/>
+                  <w:tcW w:w="1074" w:type="dxa"/>
                   <w:shd w:val="clear" w:color="auto" w:fill="EBF0FA"/>
                 </w:tcPr>
                 <w:p>
@@ -3449,8 +3355,7 @@
                   </w:pPr>
                   <w:r>
                     <w:rPr>
-                      <w:rFonts w:eastAsia="宋体" w:ascii="宋体" w:hAnsi="宋体"/>
-                      <w:rFonts w:ascii="宋体" w:hAnsi="宋体"/>
+                      <w:rFonts w:ascii="SimSun" w:hAnsi="SimSun" w:eastAsia="SimSun"/>
                       <w:b w:val="0"/>
                       <w:i w:val="0"/>
                       <w:sz w:val="20"/>
@@ -3461,7 +3366,7 @@
               </w:tc>
               <w:tc>
                 <w:tcPr>
-                  <w:tcW w:type="dxa" w:w="1074"/>
+                  <w:tcW w:w="1074" w:type="dxa"/>
                   <w:shd w:val="clear" w:color="auto" w:fill="EBF0FA"/>
                 </w:tcPr>
                 <w:p>
@@ -3470,8 +3375,7 @@
                   </w:pPr>
                   <w:r>
                     <w:rPr>
-                      <w:rFonts w:eastAsia="宋体" w:ascii="宋体" w:hAnsi="宋体"/>
-                      <w:rFonts w:ascii="宋体" w:hAnsi="宋体"/>
+                      <w:rFonts w:ascii="SimSun" w:hAnsi="SimSun" w:eastAsia="SimSun"/>
                       <w:b w:val="0"/>
                       <w:i w:val="0"/>
                       <w:sz w:val="20"/>
@@ -3482,17 +3386,32 @@
               </w:tc>
             </w:tr>
             <w:tr>
-              <w:tc>
-                <w:tcPr>
-                  <w:tcW w:type="dxa" w:w="8592"/>
+              <w:tblPrEx>
+                <w:tblBorders>
+                  <w:top w:val="single" w:color="4472C4" w:sz="4" w:space="0"/>
+                  <w:left w:val="single" w:color="4472C4" w:sz="4" w:space="0"/>
+                  <w:bottom w:val="single" w:color="4472C4" w:sz="4" w:space="0"/>
+                  <w:right w:val="single" w:color="4472C4" w:sz="4" w:space="0"/>
+                  <w:insideH w:val="single" w:color="4472C4" w:sz="4" w:space="0"/>
+                  <w:insideV w:val="single" w:color="4472C4" w:sz="4" w:space="0"/>
+                </w:tblBorders>
+                <w:tblCellMar>
+                  <w:top w:w="0" w:type="dxa"/>
+                  <w:left w:w="10" w:type="dxa"/>
+                  <w:bottom w:w="0" w:type="dxa"/>
+                  <w:right w:w="10" w:type="dxa"/>
+                </w:tblCellMar>
+              </w:tblPrEx>
+              <w:tc>
+                <w:tcPr>
+                  <w:tcW w:w="8592" w:type="dxa"/>
                   <w:gridSpan w:val="8"/>
                   <w:shd w:val="clear" w:color="auto" w:fill="F5F5F5"/>
                 </w:tcPr>
                 <w:p>
                   <w:r>
                     <w:rPr>
-                      <w:rFonts w:eastAsia="宋体" w:ascii="宋体" w:hAnsi="宋体"/>
-                      <w:rFonts w:ascii="宋体" w:hAnsi="宋体"/>
+                      <w:rFonts w:ascii="SimSun" w:hAnsi="SimSun" w:eastAsia="SimSun"/>
                       <w:b w:val="0"/>
                       <w:i w:val="0"/>
                       <w:color w:val="555555"/>
@@ -3520,8 +3439,7 @@
             </w:pPr>
             <w:r>
               <w:rPr>
-                <w:rFonts w:eastAsia="宋体" w:ascii="宋体" w:hAnsi="宋体"/>
-                <w:rFonts w:ascii="宋体" w:hAnsi="宋体"/>
+                <w:rFonts w:ascii="SimSun" w:hAnsi="SimSun" w:eastAsia="SimSun"/>
                 <w:b w:val="0"/>
                 <w:i w:val="0"/>
                 <w:sz w:val="24"/>
@@ -3537,8 +3455,7 @@
             </w:pPr>
             <w:r>
               <w:rPr>
-                <w:rFonts w:eastAsia="宋体" w:ascii="宋体" w:hAnsi="宋体"/>
-                <w:rFonts w:ascii="宋体" w:hAnsi="宋体"/>
+                <w:rFonts w:ascii="SimSun" w:hAnsi="SimSun" w:eastAsia="SimSun"/>
                 <w:b w:val="0"/>
                 <w:i w:val="0"/>
                 <w:sz w:val="24"/>
@@ -3554,8 +3471,7 @@
             </w:pPr>
             <w:r>
               <w:rPr>
-                <w:rFonts w:eastAsia="宋体" w:ascii="宋体" w:hAnsi="宋体"/>
-                <w:rFonts w:ascii="宋体" w:hAnsi="宋体"/>
+                <w:rFonts w:ascii="SimSun" w:hAnsi="SimSun" w:eastAsia="SimSun"/>
                 <w:b w:val="0"/>
                 <w:i w:val="0"/>
                 <w:sz w:val="24"/>
@@ -3571,8 +3487,7 @@
             </w:pPr>
             <w:r>
               <w:rPr>
-                <w:rFonts w:eastAsia="宋体" w:ascii="宋体" w:hAnsi="宋体"/>
-                <w:rFonts w:ascii="宋体" w:hAnsi="宋体"/>
+                <w:rFonts w:ascii="SimSun" w:hAnsi="SimSun" w:eastAsia="SimSun"/>
                 <w:b w:val="0"/>
                 <w:i w:val="0"/>
                 <w:sz w:val="24"/>
@@ -3586,8 +3501,7 @@
             </w:pPr>
             <w:r>
               <w:rPr>
-                <w:rFonts w:eastAsia="宋体" w:ascii="宋体" w:hAnsi="宋体"/>
-                <w:rFonts w:ascii="宋体" w:hAnsi="宋体"/>
+                <w:rFonts w:ascii="SimSun" w:hAnsi="SimSun" w:eastAsia="SimSun"/>
                 <w:b/>
                 <w:i w:val="0"/>
                 <w:sz w:val="24"/>
@@ -3603,8 +3517,7 @@
             </w:pPr>
             <w:r>
               <w:rPr>
-                <w:rFonts w:eastAsia="宋体" w:ascii="宋体" w:hAnsi="宋体"/>
-                <w:rFonts w:ascii="宋体" w:hAnsi="宋体"/>
+                <w:rFonts w:ascii="SimSun" w:hAnsi="SimSun" w:eastAsia="SimSun"/>
                 <w:b w:val="0"/>
                 <w:i w:val="0"/>
                 <w:sz w:val="24"/>
@@ -3615,18 +3528,27 @@
         </w:tc>
       </w:tr>
       <w:tr>
+        <w:tblPrEx>
+          <w:tblCellMar>
+            <w:top w:w="0" w:type="dxa"/>
+            <w:left w:w="108" w:type="dxa"/>
+            <w:bottom w:w="0" w:type="dxa"/>
+            <w:right w:w="108" w:type="dxa"/>
+          </w:tblCellMar>
+        </w:tblPrEx>
         <w:trPr>
           <w:trHeight w:val="6446" w:hRule="atLeast"/>
+          <w:jc w:val="center"/>
         </w:trPr>
         <w:tc>
           <w:tcPr>
             <w:tcW w:w="8590" w:type="dxa"/>
             <w:gridSpan w:val="6"/>
             <w:tcBorders>
-              <w:top w:val="single" w:sz="4" w:space="0" w:color="000000"/>
-              <w:left w:val="single" w:sz="4" w:space="0" w:color="000000"/>
-              <w:bottom w:val="single" w:sz="4" w:space="0" w:color="000000"/>
-              <w:right w:val="single" w:sz="4" w:space="0" w:color="000000"/>
+              <w:top w:val="single" w:color="000000" w:sz="4" w:space="0"/>
+              <w:left w:val="single" w:color="000000" w:sz="4" w:space="0"/>
+              <w:bottom w:val="single" w:color="000000" w:sz="4" w:space="0"/>
+              <w:right w:val="single" w:color="000000" w:sz="4" w:space="0"/>
             </w:tcBorders>
             <w:tcMar>
               <w:top w:w="57" w:type="dxa"/>
@@ -3637,13 +3559,11 @@
           </w:tcPr>
           <w:p>
             <w:pPr>
-              <w:pStyle w:val="Normal"/>
               <w:tabs>
-                <w:tab w:val="clear" w:pos="420"/>
-                <w:tab w:val="left" w:pos="1140" w:leader="none"/>
+                <w:tab w:val="left" w:pos="1140"/>
               </w:tabs>
               <w:rPr>
-                <w:rFonts w:eastAsia="宋体"/>
+                <w:rFonts w:eastAsia="SimSun"/>
                 <w:lang w:eastAsia="zh-CN"/>
               </w:rPr>
             </w:pPr>
@@ -3656,8 +3576,7 @@
             </w:pPr>
             <w:r>
               <w:rPr>
-                <w:rFonts w:eastAsia="宋体" w:ascii="宋体" w:hAnsi="宋体"/>
-                <w:rFonts w:ascii="宋体" w:hAnsi="宋体"/>
+                <w:rFonts w:ascii="SimSun" w:hAnsi="SimSun" w:eastAsia="SimSun"/>
                 <w:b/>
                 <w:i w:val="0"/>
                 <w:sz w:val="24"/>
@@ -3671,8 +3590,7 @@
             </w:pPr>
             <w:r>
               <w:rPr>
-                <w:rFonts w:eastAsia="宋体" w:ascii="宋体" w:hAnsi="宋体"/>
-                <w:rFonts w:ascii="宋体" w:hAnsi="宋体"/>
+                <w:rFonts w:ascii="SimSun" w:hAnsi="SimSun" w:eastAsia="SimSun"/>
                 <w:b/>
                 <w:i w:val="0"/>
                 <w:sz w:val="24"/>
@@ -3682,16 +3600,24 @@
           </w:p>
           <w:tbl>
             <w:tblPr>
-              <w:tblW w:type="auto" w:w="0"/>
-              <w:tblLook w:firstColumn="1" w:firstRow="1" w:lastColumn="0" w:lastRow="0" w:noHBand="0" w:noVBand="1" w:val="04A0"/>
+              <w:tblStyle w:val="11"/>
+              <w:tblW w:w="0" w:type="auto"/>
+              <w:tblInd w:w="0" w:type="dxa"/>
               <w:tblBorders>
-                <w:top w:val="single" w:sz="4" w:space="0" w:color="4472C4"/>
-                <w:left w:val="single" w:sz="4" w:space="0" w:color="4472C4"/>
-                <w:bottom w:val="single" w:sz="4" w:space="0" w:color="4472C4"/>
-                <w:right w:val="single" w:sz="4" w:space="0" w:color="4472C4"/>
-                <w:insideH w:val="single" w:sz="4" w:space="0" w:color="4472C4"/>
-                <w:insideV w:val="single" w:sz="4" w:space="0" w:color="4472C4"/>
+                <w:top w:val="single" w:color="4472C4" w:sz="4" w:space="0"/>
+                <w:left w:val="single" w:color="4472C4" w:sz="4" w:space="0"/>
+                <w:bottom w:val="single" w:color="4472C4" w:sz="4" w:space="0"/>
+                <w:right w:val="single" w:color="4472C4" w:sz="4" w:space="0"/>
+                <w:insideH w:val="single" w:color="4472C4" w:sz="4" w:space="0"/>
+                <w:insideV w:val="single" w:color="4472C4" w:sz="4" w:space="0"/>
               </w:tblBorders>
+              <w:tblLayout w:type="fixed"/>
+              <w:tblCellMar>
+                <w:top w:w="0" w:type="dxa"/>
+                <w:left w:w="10" w:type="dxa"/>
+                <w:bottom w:w="0" w:type="dxa"/>
+                <w:right w:w="10" w:type="dxa"/>
+              </w:tblCellMar>
             </w:tblPr>
             <w:tblGrid>
               <w:gridCol w:w="859"/>
@@ -3706,9 +3632,25 @@
               <w:gridCol w:w="859"/>
             </w:tblGrid>
             <w:tr>
-              <w:tc>
-                <w:tcPr>
-                  <w:tcW w:type="dxa" w:w="859"/>
+              <w:tblPrEx>
+                <w:tblBorders>
+                  <w:top w:val="single" w:color="4472C4" w:sz="4" w:space="0"/>
+                  <w:left w:val="single" w:color="4472C4" w:sz="4" w:space="0"/>
+                  <w:bottom w:val="single" w:color="4472C4" w:sz="4" w:space="0"/>
+                  <w:right w:val="single" w:color="4472C4" w:sz="4" w:space="0"/>
+                  <w:insideH w:val="single" w:color="4472C4" w:sz="4" w:space="0"/>
+                  <w:insideV w:val="single" w:color="4472C4" w:sz="4" w:space="0"/>
+                </w:tblBorders>
+                <w:tblCellMar>
+                  <w:top w:w="0" w:type="dxa"/>
+                  <w:left w:w="10" w:type="dxa"/>
+                  <w:bottom w:w="0" w:type="dxa"/>
+                  <w:right w:w="10" w:type="dxa"/>
+                </w:tblCellMar>
+              </w:tblPrEx>
+              <w:tc>
+                <w:tcPr>
+                  <w:tcW w:w="859" w:type="dxa"/>
                   <w:shd w:val="clear" w:color="auto" w:fill="4472C4"/>
                 </w:tcPr>
                 <w:p>
@@ -3717,8 +3659,7 @@
                   </w:pPr>
                   <w:r>
                     <w:rPr>
-                      <w:rFonts w:eastAsia="宋体" w:ascii="宋体" w:hAnsi="宋体"/>
-                      <w:rFonts w:ascii="宋体" w:hAnsi="宋体"/>
+                      <w:rFonts w:ascii="SimSun" w:hAnsi="SimSun" w:eastAsia="SimSun"/>
                       <w:b/>
                       <w:i w:val="0"/>
                       <w:color w:val="FFFFFF"/>
@@ -3730,7 +3671,7 @@
               </w:tc>
               <w:tc>
                 <w:tcPr>
-                  <w:tcW w:type="dxa" w:w="859"/>
+                  <w:tcW w:w="859" w:type="dxa"/>
                   <w:shd w:val="clear" w:color="auto" w:fill="4472C4"/>
                 </w:tcPr>
                 <w:p>
@@ -3739,22 +3680,39 @@
                   </w:pPr>
                   <w:r>
                     <w:rPr>
-                      <w:rFonts w:eastAsia="宋体" w:ascii="宋体" w:hAnsi="宋体"/>
-                      <w:rFonts w:ascii="宋体" w:hAnsi="宋体"/>
+                      <w:rFonts w:ascii="SimSun" w:hAnsi="SimSun" w:eastAsia="SimSun"/>
                       <w:b/>
                       <w:i w:val="0"/>
                       <w:color w:val="FFFFFF"/>
                       <w:sz w:val="20"/>
                     </w:rPr>
                     <w:t>Precision</w:t>
-                    <w:br/>
+                  </w:r>
+                  <w:r>
+                    <w:rPr>
+                      <w:rFonts w:ascii="SimSun" w:hAnsi="SimSun" w:eastAsia="SimSun"/>
+                      <w:b/>
+                      <w:i w:val="0"/>
+                      <w:color w:val="FFFFFF"/>
+                      <w:sz w:val="20"/>
+                    </w:rPr>
+                    <w:br w:type="textWrapping"/>
+                  </w:r>
+                  <w:r>
+                    <w:rPr>
+                      <w:rFonts w:ascii="SimSun" w:hAnsi="SimSun" w:eastAsia="SimSun"/>
+                      <w:b/>
+                      <w:i w:val="0"/>
+                      <w:color w:val="FFFFFF"/>
+                      <w:sz w:val="20"/>
+                    </w:rPr>
                     <w:t>(Yes)</w:t>
                   </w:r>
                 </w:p>
               </w:tc>
               <w:tc>
                 <w:tcPr>
-                  <w:tcW w:type="dxa" w:w="859"/>
+                  <w:tcW w:w="859" w:type="dxa"/>
                   <w:shd w:val="clear" w:color="auto" w:fill="4472C4"/>
                 </w:tcPr>
                 <w:p>
@@ -3763,22 +3721,39 @@
                   </w:pPr>
                   <w:r>
                     <w:rPr>
-                      <w:rFonts w:eastAsia="宋体" w:ascii="宋体" w:hAnsi="宋体"/>
-                      <w:rFonts w:ascii="宋体" w:hAnsi="宋体"/>
+                      <w:rFonts w:ascii="SimSun" w:hAnsi="SimSun" w:eastAsia="SimSun"/>
                       <w:b/>
                       <w:i w:val="0"/>
                       <w:color w:val="FFFFFF"/>
                       <w:sz w:val="20"/>
                     </w:rPr>
                     <w:t>Recall</w:t>
-                    <w:br/>
+                  </w:r>
+                  <w:r>
+                    <w:rPr>
+                      <w:rFonts w:ascii="SimSun" w:hAnsi="SimSun" w:eastAsia="SimSun"/>
+                      <w:b/>
+                      <w:i w:val="0"/>
+                      <w:color w:val="FFFFFF"/>
+                      <w:sz w:val="20"/>
+                    </w:rPr>
+                    <w:br w:type="textWrapping"/>
+                  </w:r>
+                  <w:r>
+                    <w:rPr>
+                      <w:rFonts w:ascii="SimSun" w:hAnsi="SimSun" w:eastAsia="SimSun"/>
+                      <w:b/>
+                      <w:i w:val="0"/>
+                      <w:color w:val="FFFFFF"/>
+                      <w:sz w:val="20"/>
+                    </w:rPr>
                     <w:t>(Yes)</w:t>
                   </w:r>
                 </w:p>
               </w:tc>
               <w:tc>
                 <w:tcPr>
-                  <w:tcW w:type="dxa" w:w="859"/>
+                  <w:tcW w:w="859" w:type="dxa"/>
                   <w:shd w:val="clear" w:color="auto" w:fill="4472C4"/>
                 </w:tcPr>
                 <w:p>
@@ -3787,22 +3762,39 @@
                   </w:pPr>
                   <w:r>
                     <w:rPr>
-                      <w:rFonts w:eastAsia="宋体" w:ascii="宋体" w:hAnsi="宋体"/>
-                      <w:rFonts w:ascii="宋体" w:hAnsi="宋体"/>
+                      <w:rFonts w:ascii="SimSun" w:hAnsi="SimSun" w:eastAsia="SimSun"/>
                       <w:b/>
                       <w:i w:val="0"/>
                       <w:color w:val="FFFFFF"/>
                       <w:sz w:val="20"/>
                     </w:rPr>
                     <w:t>F1</w:t>
-                    <w:br/>
+                  </w:r>
+                  <w:r>
+                    <w:rPr>
+                      <w:rFonts w:ascii="SimSun" w:hAnsi="SimSun" w:eastAsia="SimSun"/>
+                      <w:b/>
+                      <w:i w:val="0"/>
+                      <w:color w:val="FFFFFF"/>
+                      <w:sz w:val="20"/>
+                    </w:rPr>
+                    <w:br w:type="textWrapping"/>
+                  </w:r>
+                  <w:r>
+                    <w:rPr>
+                      <w:rFonts w:ascii="SimSun" w:hAnsi="SimSun" w:eastAsia="SimSun"/>
+                      <w:b/>
+                      <w:i w:val="0"/>
+                      <w:color w:val="FFFFFF"/>
+                      <w:sz w:val="20"/>
+                    </w:rPr>
                     <w:t>(Yes)</w:t>
                   </w:r>
                 </w:p>
               </w:tc>
               <w:tc>
                 <w:tcPr>
-                  <w:tcW w:type="dxa" w:w="859"/>
+                  <w:tcW w:w="859" w:type="dxa"/>
                   <w:shd w:val="clear" w:color="auto" w:fill="4472C4"/>
                 </w:tcPr>
                 <w:p>
@@ -3811,8 +3803,7 @@
                   </w:pPr>
                   <w:r>
                     <w:rPr>
-                      <w:rFonts w:eastAsia="宋体" w:ascii="宋体" w:hAnsi="宋体"/>
-                      <w:rFonts w:ascii="宋体" w:hAnsi="宋体"/>
+                      <w:rFonts w:ascii="SimSun" w:hAnsi="SimSun" w:eastAsia="SimSun"/>
                       <w:b/>
                       <w:i w:val="0"/>
                       <w:color w:val="FFFFFF"/>
@@ -3824,7 +3815,7 @@
               </w:tc>
               <w:tc>
                 <w:tcPr>
-                  <w:tcW w:type="dxa" w:w="859"/>
+                  <w:tcW w:w="859" w:type="dxa"/>
                   <w:shd w:val="clear" w:color="auto" w:fill="4472C4"/>
                 </w:tcPr>
                 <w:p>
@@ -3833,8 +3824,7 @@
                   </w:pPr>
                   <w:r>
                     <w:rPr>
-                      <w:rFonts w:eastAsia="宋体" w:ascii="宋体" w:hAnsi="宋体"/>
-                      <w:rFonts w:ascii="宋体" w:hAnsi="宋体"/>
+                      <w:rFonts w:ascii="SimSun" w:hAnsi="SimSun" w:eastAsia="SimSun"/>
                       <w:b/>
                       <w:i w:val="0"/>
                       <w:color w:val="FFFFFF"/>
@@ -3846,7 +3836,7 @@
               </w:tc>
               <w:tc>
                 <w:tcPr>
-                  <w:tcW w:type="dxa" w:w="859"/>
+                  <w:tcW w:w="859" w:type="dxa"/>
                   <w:shd w:val="clear" w:color="auto" w:fill="4472C4"/>
                 </w:tcPr>
                 <w:p>
@@ -3855,8 +3845,7 @@
                   </w:pPr>
                   <w:r>
                     <w:rPr>
-                      <w:rFonts w:eastAsia="宋体" w:ascii="宋体" w:hAnsi="宋体"/>
-                      <w:rFonts w:ascii="宋体" w:hAnsi="宋体"/>
+                      <w:rFonts w:ascii="SimSun" w:hAnsi="SimSun" w:eastAsia="SimSun"/>
                       <w:b/>
                       <w:i w:val="0"/>
                       <w:color w:val="FFFFFF"/>
@@ -3868,7 +3857,7 @@
               </w:tc>
               <w:tc>
                 <w:tcPr>
-                  <w:tcW w:type="dxa" w:w="859"/>
+                  <w:tcW w:w="859" w:type="dxa"/>
                   <w:shd w:val="clear" w:color="auto" w:fill="4472C4"/>
                 </w:tcPr>
                 <w:p>
@@ -3877,8 +3866,7 @@
                   </w:pPr>
                   <w:r>
                     <w:rPr>
-                      <w:rFonts w:eastAsia="宋体" w:ascii="宋体" w:hAnsi="宋体"/>
-                      <w:rFonts w:ascii="宋体" w:hAnsi="宋体"/>
+                      <w:rFonts w:ascii="SimSun" w:hAnsi="SimSun" w:eastAsia="SimSun"/>
                       <w:b/>
                       <w:i w:val="0"/>
                       <w:color w:val="FFFFFF"/>
@@ -3890,7 +3878,7 @@
               </w:tc>
               <w:tc>
                 <w:tcPr>
-                  <w:tcW w:type="dxa" w:w="859"/>
+                  <w:tcW w:w="859" w:type="dxa"/>
                   <w:shd w:val="clear" w:color="auto" w:fill="4472C4"/>
                 </w:tcPr>
                 <w:p>
@@ -3899,8 +3887,7 @@
                   </w:pPr>
                   <w:r>
                     <w:rPr>
-                      <w:rFonts w:eastAsia="宋体" w:ascii="宋体" w:hAnsi="宋体"/>
-                      <w:rFonts w:ascii="宋体" w:hAnsi="宋体"/>
+                      <w:rFonts w:ascii="SimSun" w:hAnsi="SimSun" w:eastAsia="SimSun"/>
                       <w:b/>
                       <w:i w:val="0"/>
                       <w:color w:val="FFFFFF"/>
@@ -3912,7 +3899,7 @@
               </w:tc>
               <w:tc>
                 <w:tcPr>
-                  <w:tcW w:type="dxa" w:w="859"/>
+                  <w:tcW w:w="859" w:type="dxa"/>
                   <w:shd w:val="clear" w:color="auto" w:fill="4472C4"/>
                 </w:tcPr>
                 <w:p>
@@ -3921,8 +3908,7 @@
                   </w:pPr>
                   <w:r>
                     <w:rPr>
-                      <w:rFonts w:eastAsia="宋体" w:ascii="宋体" w:hAnsi="宋体"/>
-                      <w:rFonts w:ascii="宋体" w:hAnsi="宋体"/>
+                      <w:rFonts w:ascii="SimSun" w:hAnsi="SimSun" w:eastAsia="SimSun"/>
                       <w:b/>
                       <w:i w:val="0"/>
                       <w:color w:val="FFFFFF"/>
@@ -3934,9 +3920,25 @@
               </w:tc>
             </w:tr>
             <w:tr>
-              <w:tc>
-                <w:tcPr>
-                  <w:tcW w:type="dxa" w:w="859"/>
+              <w:tblPrEx>
+                <w:tblBorders>
+                  <w:top w:val="single" w:color="4472C4" w:sz="4" w:space="0"/>
+                  <w:left w:val="single" w:color="4472C4" w:sz="4" w:space="0"/>
+                  <w:bottom w:val="single" w:color="4472C4" w:sz="4" w:space="0"/>
+                  <w:right w:val="single" w:color="4472C4" w:sz="4" w:space="0"/>
+                  <w:insideH w:val="single" w:color="4472C4" w:sz="4" w:space="0"/>
+                  <w:insideV w:val="single" w:color="4472C4" w:sz="4" w:space="0"/>
+                </w:tblBorders>
+                <w:tblCellMar>
+                  <w:top w:w="0" w:type="dxa"/>
+                  <w:left w:w="10" w:type="dxa"/>
+                  <w:bottom w:w="0" w:type="dxa"/>
+                  <w:right w:w="10" w:type="dxa"/>
+                </w:tblCellMar>
+              </w:tblPrEx>
+              <w:tc>
+                <w:tcPr>
+                  <w:tcW w:w="859" w:type="dxa"/>
                   <w:shd w:val="clear" w:color="auto" w:fill="EBF0FA"/>
                 </w:tcPr>
                 <w:p>
@@ -3945,8 +3947,7 @@
                   </w:pPr>
                   <w:r>
                     <w:rPr>
-                      <w:rFonts w:eastAsia="宋体" w:ascii="宋体" w:hAnsi="宋体"/>
-                      <w:rFonts w:ascii="宋体" w:hAnsi="宋体"/>
+                      <w:rFonts w:ascii="SimSun" w:hAnsi="SimSun" w:eastAsia="SimSun"/>
                       <w:b w:val="0"/>
                       <w:i w:val="0"/>
                       <w:sz w:val="20"/>
@@ -3957,7 +3958,7 @@
               </w:tc>
               <w:tc>
                 <w:tcPr>
-                  <w:tcW w:type="dxa" w:w="859"/>
+                  <w:tcW w:w="859" w:type="dxa"/>
                   <w:shd w:val="clear" w:color="auto" w:fill="EBF0FA"/>
                 </w:tcPr>
                 <w:p>
@@ -3966,8 +3967,7 @@
                   </w:pPr>
                   <w:r>
                     <w:rPr>
-                      <w:rFonts w:eastAsia="宋体" w:ascii="宋体" w:hAnsi="宋体"/>
-                      <w:rFonts w:ascii="宋体" w:hAnsi="宋体"/>
+                      <w:rFonts w:ascii="SimSun" w:hAnsi="SimSun" w:eastAsia="SimSun"/>
                       <w:b w:val="0"/>
                       <w:i w:val="0"/>
                       <w:sz w:val="20"/>
@@ -3978,7 +3978,7 @@
               </w:tc>
               <w:tc>
                 <w:tcPr>
-                  <w:tcW w:type="dxa" w:w="859"/>
+                  <w:tcW w:w="859" w:type="dxa"/>
                   <w:shd w:val="clear" w:color="auto" w:fill="EBF0FA"/>
                 </w:tcPr>
                 <w:p>
@@ -3987,8 +3987,7 @@
                   </w:pPr>
                   <w:r>
                     <w:rPr>
-                      <w:rFonts w:eastAsia="宋体" w:ascii="宋体" w:hAnsi="宋体"/>
-                      <w:rFonts w:ascii="宋体" w:hAnsi="宋体"/>
+                      <w:rFonts w:ascii="SimSun" w:hAnsi="SimSun" w:eastAsia="SimSun"/>
                       <w:b w:val="0"/>
                       <w:i w:val="0"/>
                       <w:sz w:val="20"/>
@@ -3999,7 +3998,7 @@
               </w:tc>
               <w:tc>
                 <w:tcPr>
-                  <w:tcW w:type="dxa" w:w="859"/>
+                  <w:tcW w:w="859" w:type="dxa"/>
                   <w:shd w:val="clear" w:color="auto" w:fill="EBF0FA"/>
                 </w:tcPr>
                 <w:p>
@@ -4008,8 +4007,7 @@
                   </w:pPr>
                   <w:r>
                     <w:rPr>
-                      <w:rFonts w:eastAsia="宋体" w:ascii="宋体" w:hAnsi="宋体"/>
-                      <w:rFonts w:ascii="宋体" w:hAnsi="宋体"/>
+                      <w:rFonts w:ascii="SimSun" w:hAnsi="SimSun" w:eastAsia="SimSun"/>
                       <w:b w:val="0"/>
                       <w:i w:val="0"/>
                       <w:sz w:val="20"/>
@@ -4020,7 +4018,7 @@
               </w:tc>
               <w:tc>
                 <w:tcPr>
-                  <w:tcW w:type="dxa" w:w="859"/>
+                  <w:tcW w:w="859" w:type="dxa"/>
                   <w:shd w:val="clear" w:color="auto" w:fill="EBF0FA"/>
                 </w:tcPr>
                 <w:p>
@@ -4029,8 +4027,7 @@
                   </w:pPr>
                   <w:r>
                     <w:rPr>
-                      <w:rFonts w:eastAsia="宋体" w:ascii="宋体" w:hAnsi="宋体"/>
-                      <w:rFonts w:ascii="宋体" w:hAnsi="宋体"/>
+                      <w:rFonts w:ascii="SimSun" w:hAnsi="SimSun" w:eastAsia="SimSun"/>
                       <w:b w:val="0"/>
                       <w:i w:val="0"/>
                       <w:sz w:val="20"/>
@@ -4041,7 +4038,7 @@
               </w:tc>
               <w:tc>
                 <w:tcPr>
-                  <w:tcW w:type="dxa" w:w="859"/>
+                  <w:tcW w:w="859" w:type="dxa"/>
                   <w:shd w:val="clear" w:color="auto" w:fill="EBF0FA"/>
                 </w:tcPr>
                 <w:p>
@@ -4050,8 +4047,7 @@
                   </w:pPr>
                   <w:r>
                     <w:rPr>
-                      <w:rFonts w:eastAsia="宋体" w:ascii="宋体" w:hAnsi="宋体"/>
-                      <w:rFonts w:ascii="宋体" w:hAnsi="宋体"/>
+                      <w:rFonts w:ascii="SimSun" w:hAnsi="SimSun" w:eastAsia="SimSun"/>
                       <w:b w:val="0"/>
                       <w:i w:val="0"/>
                       <w:sz w:val="20"/>
@@ -4062,7 +4058,7 @@
               </w:tc>
               <w:tc>
                 <w:tcPr>
-                  <w:tcW w:type="dxa" w:w="859"/>
+                  <w:tcW w:w="859" w:type="dxa"/>
                   <w:shd w:val="clear" w:color="auto" w:fill="EBF0FA"/>
                 </w:tcPr>
                 <w:p>
@@ -4071,8 +4067,7 @@
                   </w:pPr>
                   <w:r>
                     <w:rPr>
-                      <w:rFonts w:eastAsia="宋体" w:ascii="宋体" w:hAnsi="宋体"/>
-                      <w:rFonts w:ascii="宋体" w:hAnsi="宋体"/>
+                      <w:rFonts w:ascii="SimSun" w:hAnsi="SimSun" w:eastAsia="SimSun"/>
                       <w:b w:val="0"/>
                       <w:i w:val="0"/>
                       <w:sz w:val="20"/>
@@ -4083,7 +4078,7 @@
               </w:tc>
               <w:tc>
                 <w:tcPr>
-                  <w:tcW w:type="dxa" w:w="859"/>
+                  <w:tcW w:w="859" w:type="dxa"/>
                   <w:shd w:val="clear" w:color="auto" w:fill="EBF0FA"/>
                 </w:tcPr>
                 <w:p>
@@ -4092,8 +4087,7 @@
                   </w:pPr>
                   <w:r>
                     <w:rPr>
-                      <w:rFonts w:eastAsia="宋体" w:ascii="宋体" w:hAnsi="宋体"/>
-                      <w:rFonts w:ascii="宋体" w:hAnsi="宋体"/>
+                      <w:rFonts w:ascii="SimSun" w:hAnsi="SimSun" w:eastAsia="SimSun"/>
                       <w:b w:val="0"/>
                       <w:i w:val="0"/>
                       <w:sz w:val="20"/>
@@ -4104,7 +4098,7 @@
               </w:tc>
               <w:tc>
                 <w:tcPr>
-                  <w:tcW w:type="dxa" w:w="859"/>
+                  <w:tcW w:w="859" w:type="dxa"/>
                   <w:shd w:val="clear" w:color="auto" w:fill="EBF0FA"/>
                 </w:tcPr>
                 <w:p>
@@ -4113,8 +4107,7 @@
                   </w:pPr>
                   <w:r>
                     <w:rPr>
-                      <w:rFonts w:eastAsia="宋体" w:ascii="宋体" w:hAnsi="宋体"/>
-                      <w:rFonts w:ascii="宋体" w:hAnsi="宋体"/>
+                      <w:rFonts w:ascii="SimSun" w:hAnsi="SimSun" w:eastAsia="SimSun"/>
                       <w:b w:val="0"/>
                       <w:i w:val="0"/>
                       <w:sz w:val="20"/>
@@ -4125,7 +4118,7 @@
               </w:tc>
               <w:tc>
                 <w:tcPr>
-                  <w:tcW w:type="dxa" w:w="859"/>
+                  <w:tcW w:w="859" w:type="dxa"/>
                   <w:shd w:val="clear" w:color="auto" w:fill="EBF0FA"/>
                 </w:tcPr>
                 <w:p>
@@ -4134,8 +4127,7 @@
                   </w:pPr>
                   <w:r>
                     <w:rPr>
-                      <w:rFonts w:eastAsia="宋体" w:ascii="宋体" w:hAnsi="宋体"/>
-                      <w:rFonts w:ascii="宋体" w:hAnsi="宋体"/>
+                      <w:rFonts w:ascii="SimSun" w:hAnsi="SimSun" w:eastAsia="SimSun"/>
                       <w:b w:val="0"/>
                       <w:i w:val="0"/>
                       <w:sz w:val="20"/>
@@ -4146,9 +4138,25 @@
               </w:tc>
             </w:tr>
             <w:tr>
-              <w:tc>
-                <w:tcPr>
-                  <w:tcW w:type="dxa" w:w="859"/>
+              <w:tblPrEx>
+                <w:tblBorders>
+                  <w:top w:val="single" w:color="4472C4" w:sz="4" w:space="0"/>
+                  <w:left w:val="single" w:color="4472C4" w:sz="4" w:space="0"/>
+                  <w:bottom w:val="single" w:color="4472C4" w:sz="4" w:space="0"/>
+                  <w:right w:val="single" w:color="4472C4" w:sz="4" w:space="0"/>
+                  <w:insideH w:val="single" w:color="4472C4" w:sz="4" w:space="0"/>
+                  <w:insideV w:val="single" w:color="4472C4" w:sz="4" w:space="0"/>
+                </w:tblBorders>
+                <w:tblCellMar>
+                  <w:top w:w="0" w:type="dxa"/>
+                  <w:left w:w="10" w:type="dxa"/>
+                  <w:bottom w:w="0" w:type="dxa"/>
+                  <w:right w:w="10" w:type="dxa"/>
+                </w:tblCellMar>
+              </w:tblPrEx>
+              <w:tc>
+                <w:tcPr>
+                  <w:tcW w:w="859" w:type="dxa"/>
                   <w:shd w:val="clear" w:color="auto" w:fill="FFFFFF"/>
                 </w:tcPr>
                 <w:p>
@@ -4157,8 +4165,7 @@
                   </w:pPr>
                   <w:r>
                     <w:rPr>
-                      <w:rFonts w:eastAsia="宋体" w:ascii="宋体" w:hAnsi="宋体"/>
-                      <w:rFonts w:ascii="宋体" w:hAnsi="宋体"/>
+                      <w:rFonts w:ascii="SimSun" w:hAnsi="SimSun" w:eastAsia="SimSun"/>
                       <w:b w:val="0"/>
                       <w:i w:val="0"/>
                       <w:sz w:val="20"/>
@@ -4169,7 +4176,7 @@
               </w:tc>
               <w:tc>
                 <w:tcPr>
-                  <w:tcW w:type="dxa" w:w="859"/>
+                  <w:tcW w:w="859" w:type="dxa"/>
                   <w:shd w:val="clear" w:color="auto" w:fill="FFFFFF"/>
                 </w:tcPr>
                 <w:p>
@@ -4178,8 +4185,7 @@
                   </w:pPr>
                   <w:r>
                     <w:rPr>
-                      <w:rFonts w:eastAsia="宋体" w:ascii="宋体" w:hAnsi="宋体"/>
-                      <w:rFonts w:ascii="宋体" w:hAnsi="宋体"/>
+                      <w:rFonts w:ascii="SimSun" w:hAnsi="SimSun" w:eastAsia="SimSun"/>
                       <w:b w:val="0"/>
                       <w:i w:val="0"/>
                       <w:sz w:val="20"/>
@@ -4190,7 +4196,7 @@
               </w:tc>
               <w:tc>
                 <w:tcPr>
-                  <w:tcW w:type="dxa" w:w="859"/>
+                  <w:tcW w:w="859" w:type="dxa"/>
                   <w:shd w:val="clear" w:color="auto" w:fill="FFFFFF"/>
                 </w:tcPr>
                 <w:p>
@@ -4199,8 +4205,7 @@
                   </w:pPr>
                   <w:r>
                     <w:rPr>
-                      <w:rFonts w:eastAsia="宋体" w:ascii="宋体" w:hAnsi="宋体"/>
-                      <w:rFonts w:ascii="宋体" w:hAnsi="宋体"/>
+                      <w:rFonts w:ascii="SimSun" w:hAnsi="SimSun" w:eastAsia="SimSun"/>
                       <w:b w:val="0"/>
                       <w:i w:val="0"/>
                       <w:sz w:val="20"/>
@@ -4211,7 +4216,7 @@
               </w:tc>
               <w:tc>
                 <w:tcPr>
-                  <w:tcW w:type="dxa" w:w="859"/>
+                  <w:tcW w:w="859" w:type="dxa"/>
                   <w:shd w:val="clear" w:color="auto" w:fill="FFFFFF"/>
                 </w:tcPr>
                 <w:p>
@@ -4220,8 +4225,7 @@
                   </w:pPr>
                   <w:r>
                     <w:rPr>
-                      <w:rFonts w:eastAsia="宋体" w:ascii="宋体" w:hAnsi="宋体"/>
-                      <w:rFonts w:ascii="宋体" w:hAnsi="宋体"/>
+                      <w:rFonts w:ascii="SimSun" w:hAnsi="SimSun" w:eastAsia="SimSun"/>
                       <w:b w:val="0"/>
                       <w:i w:val="0"/>
                       <w:sz w:val="20"/>
@@ -4232,7 +4236,7 @@
               </w:tc>
               <w:tc>
                 <w:tcPr>
-                  <w:tcW w:type="dxa" w:w="859"/>
+                  <w:tcW w:w="859" w:type="dxa"/>
                   <w:shd w:val="clear" w:color="auto" w:fill="FFFFFF"/>
                 </w:tcPr>
                 <w:p>
@@ -4241,8 +4245,7 @@
                   </w:pPr>
                   <w:r>
                     <w:rPr>
-                      <w:rFonts w:eastAsia="宋体" w:ascii="宋体" w:hAnsi="宋体"/>
-                      <w:rFonts w:ascii="宋体" w:hAnsi="宋体"/>
+                      <w:rFonts w:ascii="SimSun" w:hAnsi="SimSun" w:eastAsia="SimSun"/>
                       <w:b w:val="0"/>
                       <w:i w:val="0"/>
                       <w:sz w:val="20"/>
@@ -4253,7 +4256,7 @@
               </w:tc>
               <w:tc>
                 <w:tcPr>
-                  <w:tcW w:type="dxa" w:w="859"/>
+                  <w:tcW w:w="859" w:type="dxa"/>
                   <w:shd w:val="clear" w:color="auto" w:fill="FFFFFF"/>
                 </w:tcPr>
                 <w:p>
@@ -4262,8 +4265,7 @@
                   </w:pPr>
                   <w:r>
                     <w:rPr>
-                      <w:rFonts w:eastAsia="宋体" w:ascii="宋体" w:hAnsi="宋体"/>
-                      <w:rFonts w:ascii="宋体" w:hAnsi="宋体"/>
+                      <w:rFonts w:ascii="SimSun" w:hAnsi="SimSun" w:eastAsia="SimSun"/>
                       <w:b w:val="0"/>
                       <w:i w:val="0"/>
                       <w:sz w:val="20"/>
@@ -4274,7 +4276,7 @@
               </w:tc>
               <w:tc>
                 <w:tcPr>
-                  <w:tcW w:type="dxa" w:w="859"/>
+                  <w:tcW w:w="859" w:type="dxa"/>
                   <w:shd w:val="clear" w:color="auto" w:fill="FFFFFF"/>
                 </w:tcPr>
                 <w:p>
@@ -4283,8 +4285,7 @@
                   </w:pPr>
                   <w:r>
                     <w:rPr>
-                      <w:rFonts w:eastAsia="宋体" w:ascii="宋体" w:hAnsi="宋体"/>
-                      <w:rFonts w:ascii="宋体" w:hAnsi="宋体"/>
+                      <w:rFonts w:ascii="SimSun" w:hAnsi="SimSun" w:eastAsia="SimSun"/>
                       <w:b w:val="0"/>
                       <w:i w:val="0"/>
                       <w:sz w:val="20"/>
@@ -4295,7 +4296,7 @@
               </w:tc>
               <w:tc>
                 <w:tcPr>
-                  <w:tcW w:type="dxa" w:w="859"/>
+                  <w:tcW w:w="859" w:type="dxa"/>
                   <w:shd w:val="clear" w:color="auto" w:fill="FFFFFF"/>
                 </w:tcPr>
                 <w:p>
@@ -4304,8 +4305,7 @@
                   </w:pPr>
                   <w:r>
                     <w:rPr>
-                      <w:rFonts w:eastAsia="宋体" w:ascii="宋体" w:hAnsi="宋体"/>
-                      <w:rFonts w:ascii="宋体" w:hAnsi="宋体"/>
+                      <w:rFonts w:ascii="SimSun" w:hAnsi="SimSun" w:eastAsia="SimSun"/>
                       <w:b w:val="0"/>
                       <w:i w:val="0"/>
                       <w:sz w:val="20"/>
@@ -4316,7 +4316,7 @@
               </w:tc>
               <w:tc>
                 <w:tcPr>
-                  <w:tcW w:type="dxa" w:w="859"/>
+                  <w:tcW w:w="859" w:type="dxa"/>
                   <w:shd w:val="clear" w:color="auto" w:fill="FFFFFF"/>
                 </w:tcPr>
                 <w:p>
@@ -4325,8 +4325,7 @@
                   </w:pPr>
                   <w:r>
                     <w:rPr>
-                      <w:rFonts w:eastAsia="宋体" w:ascii="宋体" w:hAnsi="宋体"/>
-                      <w:rFonts w:ascii="宋体" w:hAnsi="宋体"/>
+                      <w:rFonts w:ascii="SimSun" w:hAnsi="SimSun" w:eastAsia="SimSun"/>
                       <w:b w:val="0"/>
                       <w:i w:val="0"/>
                       <w:sz w:val="20"/>
@@ -4337,7 +4336,7 @@
               </w:tc>
               <w:tc>
                 <w:tcPr>
-                  <w:tcW w:type="dxa" w:w="859"/>
+                  <w:tcW w:w="859" w:type="dxa"/>
                   <w:shd w:val="clear" w:color="auto" w:fill="FFFFFF"/>
                 </w:tcPr>
                 <w:p>
@@ -4346,8 +4345,7 @@
                   </w:pPr>
                   <w:r>
                     <w:rPr>
-                      <w:rFonts w:eastAsia="宋体" w:ascii="宋体" w:hAnsi="宋体"/>
-                      <w:rFonts w:ascii="宋体" w:hAnsi="宋体"/>
+                      <w:rFonts w:ascii="SimSun" w:hAnsi="SimSun" w:eastAsia="SimSun"/>
                       <w:b w:val="0"/>
                       <w:i w:val="0"/>
                       <w:sz w:val="20"/>
@@ -4358,9 +4356,19 @@
               </w:tc>
             </w:tr>
             <w:tr>
-              <w:tc>
-                <w:tcPr>
-                  <w:tcW w:type="dxa" w:w="859"/>
+              <w:tblPrEx>
+                <w:tblBorders>
+                  <w:top w:val="single" w:color="4472C4" w:sz="4" w:space="0"/>
+                  <w:left w:val="single" w:color="4472C4" w:sz="4" w:space="0"/>
+                  <w:bottom w:val="single" w:color="4472C4" w:sz="4" w:space="0"/>
+                  <w:right w:val="single" w:color="4472C4" w:sz="4" w:space="0"/>
+                  <w:insideH w:val="single" w:color="4472C4" w:sz="4" w:space="0"/>
+                  <w:insideV w:val="single" w:color="4472C4" w:sz="4" w:space="0"/>
+                </w:tblBorders>
+              </w:tblPrEx>
+              <w:tc>
+                <w:tcPr>
+                  <w:tcW w:w="859" w:type="dxa"/>
                   <w:shd w:val="clear" w:color="auto" w:fill="EBF0FA"/>
                 </w:tcPr>
                 <w:p>
@@ -4369,8 +4377,7 @@
                   </w:pPr>
                   <w:r>
                     <w:rPr>
-                      <w:rFonts w:eastAsia="宋体" w:ascii="宋体" w:hAnsi="宋体"/>
-                      <w:rFonts w:ascii="宋体" w:hAnsi="宋体"/>
+                      <w:rFonts w:ascii="SimSun" w:hAnsi="SimSun" w:eastAsia="SimSun"/>
                       <w:b w:val="0"/>
                       <w:i w:val="0"/>
                       <w:sz w:val="20"/>
@@ -4381,7 +4388,7 @@
               </w:tc>
               <w:tc>
                 <w:tcPr>
-                  <w:tcW w:type="dxa" w:w="859"/>
+                  <w:tcW w:w="859" w:type="dxa"/>
                   <w:shd w:val="clear" w:color="auto" w:fill="EBF0FA"/>
                 </w:tcPr>
                 <w:p>
@@ -4390,8 +4397,7 @@
                   </w:pPr>
                   <w:r>
                     <w:rPr>
-                      <w:rFonts w:eastAsia="宋体" w:ascii="宋体" w:hAnsi="宋体"/>
-                      <w:rFonts w:ascii="宋体" w:hAnsi="宋体"/>
+                      <w:rFonts w:ascii="SimSun" w:hAnsi="SimSun" w:eastAsia="SimSun"/>
                       <w:b w:val="0"/>
                       <w:i w:val="0"/>
                       <w:sz w:val="20"/>
@@ -4402,7 +4408,7 @@
               </w:tc>
               <w:tc>
                 <w:tcPr>
-                  <w:tcW w:type="dxa" w:w="859"/>
+                  <w:tcW w:w="859" w:type="dxa"/>
                   <w:shd w:val="clear" w:color="auto" w:fill="EBF0FA"/>
                 </w:tcPr>
                 <w:p>
@@ -4411,8 +4417,7 @@
                   </w:pPr>
                   <w:r>
                     <w:rPr>
-                      <w:rFonts w:eastAsia="宋体" w:ascii="宋体" w:hAnsi="宋体"/>
-                      <w:rFonts w:ascii="宋体" w:hAnsi="宋体"/>
+                      <w:rFonts w:ascii="SimSun" w:hAnsi="SimSun" w:eastAsia="SimSun"/>
                       <w:b w:val="0"/>
                       <w:i w:val="0"/>
                       <w:sz w:val="20"/>
@@ -4423,7 +4428,7 @@
               </w:tc>
               <w:tc>
                 <w:tcPr>
-                  <w:tcW w:type="dxa" w:w="859"/>
+                  <w:tcW w:w="859" w:type="dxa"/>
                   <w:shd w:val="clear" w:color="auto" w:fill="EBF0FA"/>
                 </w:tcPr>
                 <w:p>
@@ -4432,8 +4437,7 @@
                   </w:pPr>
                   <w:r>
                     <w:rPr>
-                      <w:rFonts w:eastAsia="宋体" w:ascii="宋体" w:hAnsi="宋体"/>
-                      <w:rFonts w:ascii="宋体" w:hAnsi="宋体"/>
+                      <w:rFonts w:ascii="SimSun" w:hAnsi="SimSun" w:eastAsia="SimSun"/>
                       <w:b w:val="0"/>
                       <w:i w:val="0"/>
                       <w:sz w:val="20"/>
@@ -4444,7 +4448,7 @@
               </w:tc>
               <w:tc>
                 <w:tcPr>
-                  <w:tcW w:type="dxa" w:w="859"/>
+                  <w:tcW w:w="859" w:type="dxa"/>
                   <w:shd w:val="clear" w:color="auto" w:fill="EBF0FA"/>
                 </w:tcPr>
                 <w:p>
@@ -4453,8 +4457,7 @@
                   </w:pPr>
                   <w:r>
                     <w:rPr>
-                      <w:rFonts w:eastAsia="宋体" w:ascii="宋体" w:hAnsi="宋体"/>
-                      <w:rFonts w:ascii="宋体" w:hAnsi="宋体"/>
+                      <w:rFonts w:ascii="SimSun" w:hAnsi="SimSun" w:eastAsia="SimSun"/>
                       <w:b w:val="0"/>
                       <w:i w:val="0"/>
                       <w:sz w:val="20"/>
@@ -4465,7 +4468,7 @@
               </w:tc>
               <w:tc>
                 <w:tcPr>
-                  <w:tcW w:type="dxa" w:w="859"/>
+                  <w:tcW w:w="859" w:type="dxa"/>
                   <w:shd w:val="clear" w:color="auto" w:fill="EBF0FA"/>
                 </w:tcPr>
                 <w:p>
@@ -4474,8 +4477,7 @@
                   </w:pPr>
                   <w:r>
                     <w:rPr>
-                      <w:rFonts w:eastAsia="宋体" w:ascii="宋体" w:hAnsi="宋体"/>
-                      <w:rFonts w:ascii="宋体" w:hAnsi="宋体"/>
+                      <w:rFonts w:ascii="SimSun" w:hAnsi="SimSun" w:eastAsia="SimSun"/>
                       <w:b w:val="0"/>
                       <w:i w:val="0"/>
                       <w:sz w:val="20"/>
@@ -4486,7 +4488,7 @@
               </w:tc>
               <w:tc>
                 <w:tcPr>
-                  <w:tcW w:type="dxa" w:w="859"/>
+                  <w:tcW w:w="859" w:type="dxa"/>
                   <w:shd w:val="clear" w:color="auto" w:fill="EBF0FA"/>
                 </w:tcPr>
                 <w:p>
@@ -4495,8 +4497,7 @@
                   </w:pPr>
                   <w:r>
                     <w:rPr>
-                      <w:rFonts w:eastAsia="宋体" w:ascii="宋体" w:hAnsi="宋体"/>
-                      <w:rFonts w:ascii="宋体" w:hAnsi="宋体"/>
+                      <w:rFonts w:ascii="SimSun" w:hAnsi="SimSun" w:eastAsia="SimSun"/>
                       <w:b w:val="0"/>
                       <w:i w:val="0"/>
                       <w:sz w:val="20"/>
@@ -4507,7 +4508,7 @@
               </w:tc>
               <w:tc>
                 <w:tcPr>
-                  <w:tcW w:type="dxa" w:w="859"/>
+                  <w:tcW w:w="859" w:type="dxa"/>
                   <w:shd w:val="clear" w:color="auto" w:fill="EBF0FA"/>
                 </w:tcPr>
                 <w:p>
@@ -4516,8 +4517,7 @@
                   </w:pPr>
                   <w:r>
                     <w:rPr>
-                      <w:rFonts w:eastAsia="宋体" w:ascii="宋体" w:hAnsi="宋体"/>
-                      <w:rFonts w:ascii="宋体" w:hAnsi="宋体"/>
+                      <w:rFonts w:ascii="SimSun" w:hAnsi="SimSun" w:eastAsia="SimSun"/>
                       <w:b w:val="0"/>
                       <w:i w:val="0"/>
                       <w:sz w:val="20"/>
@@ -4528,7 +4528,7 @@
               </w:tc>
               <w:tc>
                 <w:tcPr>
-                  <w:tcW w:type="dxa" w:w="859"/>
+                  <w:tcW w:w="859" w:type="dxa"/>
                   <w:shd w:val="clear" w:color="auto" w:fill="EBF0FA"/>
                 </w:tcPr>
                 <w:p>
@@ -4537,8 +4537,7 @@
                   </w:pPr>
                   <w:r>
                     <w:rPr>
-                      <w:rFonts w:eastAsia="宋体" w:ascii="宋体" w:hAnsi="宋体"/>
-                      <w:rFonts w:ascii="宋体" w:hAnsi="宋体"/>
+                      <w:rFonts w:ascii="SimSun" w:hAnsi="SimSun" w:eastAsia="SimSun"/>
                       <w:b w:val="0"/>
                       <w:i w:val="0"/>
                       <w:sz w:val="20"/>
@@ -4549,7 +4548,7 @@
               </w:tc>
               <w:tc>
                 <w:tcPr>
-                  <w:tcW w:type="dxa" w:w="859"/>
+                  <w:tcW w:w="859" w:type="dxa"/>
                   <w:shd w:val="clear" w:color="auto" w:fill="EBF0FA"/>
                 </w:tcPr>
                 <w:p>
@@ -4558,8 +4557,7 @@
                   </w:pPr>
                   <w:r>
                     <w:rPr>
-                      <w:rFonts w:eastAsia="宋体" w:ascii="宋体" w:hAnsi="宋体"/>
-                      <w:rFonts w:ascii="宋体" w:hAnsi="宋体"/>
+                      <w:rFonts w:ascii="SimSun" w:hAnsi="SimSun" w:eastAsia="SimSun"/>
                       <w:b w:val="0"/>
                       <w:i w:val="0"/>
                       <w:sz w:val="20"/>
@@ -4570,9 +4568,25 @@
               </w:tc>
             </w:tr>
             <w:tr>
-              <w:tc>
-                <w:tcPr>
-                  <w:tcW w:type="dxa" w:w="859"/>
+              <w:tblPrEx>
+                <w:tblBorders>
+                  <w:top w:val="single" w:color="4472C4" w:sz="4" w:space="0"/>
+                  <w:left w:val="single" w:color="4472C4" w:sz="4" w:space="0"/>
+                  <w:bottom w:val="single" w:color="4472C4" w:sz="4" w:space="0"/>
+                  <w:right w:val="single" w:color="4472C4" w:sz="4" w:space="0"/>
+                  <w:insideH w:val="single" w:color="4472C4" w:sz="4" w:space="0"/>
+                  <w:insideV w:val="single" w:color="4472C4" w:sz="4" w:space="0"/>
+                </w:tblBorders>
+                <w:tblCellMar>
+                  <w:top w:w="0" w:type="dxa"/>
+                  <w:left w:w="10" w:type="dxa"/>
+                  <w:bottom w:w="0" w:type="dxa"/>
+                  <w:right w:w="10" w:type="dxa"/>
+                </w:tblCellMar>
+              </w:tblPrEx>
+              <w:tc>
+                <w:tcPr>
+                  <w:tcW w:w="859" w:type="dxa"/>
                   <w:shd w:val="clear" w:color="auto" w:fill="FFFFFF"/>
                 </w:tcPr>
                 <w:p>
@@ -4581,8 +4595,7 @@
                   </w:pPr>
                   <w:r>
                     <w:rPr>
-                      <w:rFonts w:eastAsia="宋体" w:ascii="宋体" w:hAnsi="宋体"/>
-                      <w:rFonts w:ascii="宋体" w:hAnsi="宋体"/>
+                      <w:rFonts w:ascii="SimSun" w:hAnsi="SimSun" w:eastAsia="SimSun"/>
                       <w:b w:val="0"/>
                       <w:i w:val="0"/>
                       <w:sz w:val="20"/>
@@ -4593,7 +4606,7 @@
               </w:tc>
               <w:tc>
                 <w:tcPr>
-                  <w:tcW w:type="dxa" w:w="859"/>
+                  <w:tcW w:w="859" w:type="dxa"/>
                   <w:shd w:val="clear" w:color="auto" w:fill="FFFFFF"/>
                 </w:tcPr>
                 <w:p>
@@ -4602,8 +4615,7 @@
                   </w:pPr>
                   <w:r>
                     <w:rPr>
-                      <w:rFonts w:eastAsia="宋体" w:ascii="宋体" w:hAnsi="宋体"/>
-                      <w:rFonts w:ascii="宋体" w:hAnsi="宋体"/>
+                      <w:rFonts w:ascii="SimSun" w:hAnsi="SimSun" w:eastAsia="SimSun"/>
                       <w:b w:val="0"/>
                       <w:i w:val="0"/>
                       <w:sz w:val="20"/>
@@ -4614,7 +4626,7 @@
               </w:tc>
               <w:tc>
                 <w:tcPr>
-                  <w:tcW w:type="dxa" w:w="859"/>
+                  <w:tcW w:w="859" w:type="dxa"/>
                   <w:shd w:val="clear" w:color="auto" w:fill="FFFFFF"/>
                 </w:tcPr>
                 <w:p>
@@ -4623,8 +4635,7 @@
                   </w:pPr>
                   <w:r>
                     <w:rPr>
-                      <w:rFonts w:eastAsia="宋体" w:ascii="宋体" w:hAnsi="宋体"/>
-                      <w:rFonts w:ascii="宋体" w:hAnsi="宋体"/>
+                      <w:rFonts w:ascii="SimSun" w:hAnsi="SimSun" w:eastAsia="SimSun"/>
                       <w:b w:val="0"/>
                       <w:i w:val="0"/>
                       <w:sz w:val="20"/>
@@ -4635,7 +4646,7 @@
               </w:tc>
               <w:tc>
                 <w:tcPr>
-                  <w:tcW w:type="dxa" w:w="859"/>
+                  <w:tcW w:w="859" w:type="dxa"/>
                   <w:shd w:val="clear" w:color="auto" w:fill="FFFFFF"/>
                 </w:tcPr>
                 <w:p>
@@ -4644,8 +4655,7 @@
                   </w:pPr>
                   <w:r>
                     <w:rPr>
-                      <w:rFonts w:eastAsia="宋体" w:ascii="宋体" w:hAnsi="宋体"/>
-                      <w:rFonts w:ascii="宋体" w:hAnsi="宋体"/>
+                      <w:rFonts w:ascii="SimSun" w:hAnsi="SimSun" w:eastAsia="SimSun"/>
                       <w:b w:val="0"/>
                       <w:i w:val="0"/>
                       <w:sz w:val="20"/>
@@ -4656,7 +4666,7 @@
               </w:tc>
               <w:tc>
                 <w:tcPr>
-                  <w:tcW w:type="dxa" w:w="859"/>
+                  <w:tcW w:w="859" w:type="dxa"/>
                   <w:shd w:val="clear" w:color="auto" w:fill="FFFFFF"/>
                 </w:tcPr>
                 <w:p>
@@ -4665,8 +4675,7 @@
                   </w:pPr>
                   <w:r>
                     <w:rPr>
-                      <w:rFonts w:eastAsia="宋体" w:ascii="宋体" w:hAnsi="宋体"/>
-                      <w:rFonts w:ascii="宋体" w:hAnsi="宋体"/>
+                      <w:rFonts w:ascii="SimSun" w:hAnsi="SimSun" w:eastAsia="SimSun"/>
                       <w:b w:val="0"/>
                       <w:i w:val="0"/>
                       <w:sz w:val="20"/>
@@ -4677,7 +4686,7 @@
               </w:tc>
               <w:tc>
                 <w:tcPr>
-                  <w:tcW w:type="dxa" w:w="859"/>
+                  <w:tcW w:w="859" w:type="dxa"/>
                   <w:shd w:val="clear" w:color="auto" w:fill="FFFFFF"/>
                 </w:tcPr>
                 <w:p>
@@ -4686,8 +4695,7 @@
                   </w:pPr>
                   <w:r>
                     <w:rPr>
-                      <w:rFonts w:eastAsia="宋体" w:ascii="宋体" w:hAnsi="宋体"/>
-                      <w:rFonts w:ascii="宋体" w:hAnsi="宋体"/>
+                      <w:rFonts w:ascii="SimSun" w:hAnsi="SimSun" w:eastAsia="SimSun"/>
                       <w:b w:val="0"/>
                       <w:i w:val="0"/>
                       <w:sz w:val="20"/>
@@ -4698,7 +4706,7 @@
               </w:tc>
               <w:tc>
                 <w:tcPr>
-                  <w:tcW w:type="dxa" w:w="859"/>
+                  <w:tcW w:w="859" w:type="dxa"/>
                   <w:shd w:val="clear" w:color="auto" w:fill="FFFFFF"/>
                 </w:tcPr>
                 <w:p>
@@ -4707,8 +4715,7 @@
                   </w:pPr>
                   <w:r>
                     <w:rPr>
-                      <w:rFonts w:eastAsia="宋体" w:ascii="宋体" w:hAnsi="宋体"/>
-                      <w:rFonts w:ascii="宋体" w:hAnsi="宋体"/>
+                      <w:rFonts w:ascii="SimSun" w:hAnsi="SimSun" w:eastAsia="SimSun"/>
                       <w:b w:val="0"/>
                       <w:i w:val="0"/>
                       <w:sz w:val="20"/>
@@ -4719,7 +4726,7 @@
               </w:tc>
               <w:tc>
                 <w:tcPr>
-                  <w:tcW w:type="dxa" w:w="859"/>
+                  <w:tcW w:w="859" w:type="dxa"/>
                   <w:shd w:val="clear" w:color="auto" w:fill="FFFFFF"/>
                 </w:tcPr>
                 <w:p>
@@ -4728,8 +4735,7 @@
                   </w:pPr>
                   <w:r>
                     <w:rPr>
-                      <w:rFonts w:eastAsia="宋体" w:ascii="宋体" w:hAnsi="宋体"/>
-                      <w:rFonts w:ascii="宋体" w:hAnsi="宋体"/>
+                      <w:rFonts w:ascii="SimSun" w:hAnsi="SimSun" w:eastAsia="SimSun"/>
                       <w:b w:val="0"/>
                       <w:i w:val="0"/>
                       <w:sz w:val="20"/>
@@ -4740,7 +4746,7 @@
               </w:tc>
               <w:tc>
                 <w:tcPr>
-                  <w:tcW w:type="dxa" w:w="859"/>
+                  <w:tcW w:w="859" w:type="dxa"/>
                   <w:shd w:val="clear" w:color="auto" w:fill="FFFFFF"/>
                 </w:tcPr>
                 <w:p>
@@ -4749,8 +4755,7 @@
                   </w:pPr>
                   <w:r>
                     <w:rPr>
-                      <w:rFonts w:eastAsia="宋体" w:ascii="宋体" w:hAnsi="宋体"/>
-                      <w:rFonts w:ascii="宋体" w:hAnsi="宋体"/>
+                      <w:rFonts w:ascii="SimSun" w:hAnsi="SimSun" w:eastAsia="SimSun"/>
                       <w:b w:val="0"/>
                       <w:i w:val="0"/>
                       <w:sz w:val="20"/>
@@ -4761,7 +4766,7 @@
               </w:tc>
               <w:tc>
                 <w:tcPr>
-                  <w:tcW w:type="dxa" w:w="859"/>
+                  <w:tcW w:w="859" w:type="dxa"/>
                   <w:shd w:val="clear" w:color="auto" w:fill="FFFFFF"/>
                 </w:tcPr>
                 <w:p>
@@ -4770,8 +4775,7 @@
                   </w:pPr>
                   <w:r>
                     <w:rPr>
-                      <w:rFonts w:eastAsia="宋体" w:ascii="宋体" w:hAnsi="宋体"/>
-                      <w:rFonts w:ascii="宋体" w:hAnsi="宋体"/>
+                      <w:rFonts w:ascii="SimSun" w:hAnsi="SimSun" w:eastAsia="SimSun"/>
                       <w:b w:val="0"/>
                       <w:i w:val="0"/>
                       <w:sz w:val="20"/>
@@ -4782,17 +4786,32 @@
               </w:tc>
             </w:tr>
             <w:tr>
-              <w:tc>
-                <w:tcPr>
-                  <w:tcW w:type="dxa" w:w="8590"/>
+              <w:tblPrEx>
+                <w:tblBorders>
+                  <w:top w:val="single" w:color="4472C4" w:sz="4" w:space="0"/>
+                  <w:left w:val="single" w:color="4472C4" w:sz="4" w:space="0"/>
+                  <w:bottom w:val="single" w:color="4472C4" w:sz="4" w:space="0"/>
+                  <w:right w:val="single" w:color="4472C4" w:sz="4" w:space="0"/>
+                  <w:insideH w:val="single" w:color="4472C4" w:sz="4" w:space="0"/>
+                  <w:insideV w:val="single" w:color="4472C4" w:sz="4" w:space="0"/>
+                </w:tblBorders>
+                <w:tblCellMar>
+                  <w:top w:w="0" w:type="dxa"/>
+                  <w:left w:w="10" w:type="dxa"/>
+                  <w:bottom w:w="0" w:type="dxa"/>
+                  <w:right w:w="10" w:type="dxa"/>
+                </w:tblCellMar>
+              </w:tblPrEx>
+              <w:tc>
+                <w:tcPr>
+                  <w:tcW w:w="8590" w:type="dxa"/>
                   <w:gridSpan w:val="10"/>
                   <w:shd w:val="clear" w:color="auto" w:fill="F5F5F5"/>
                 </w:tcPr>
                 <w:p>
                   <w:r>
                     <w:rPr>
-                      <w:rFonts w:eastAsia="宋体" w:ascii="宋体" w:hAnsi="宋体"/>
-                      <w:rFonts w:ascii="宋体" w:hAnsi="宋体"/>
+                      <w:rFonts w:ascii="SimSun" w:hAnsi="SimSun" w:eastAsia="SimSun"/>
                       <w:b w:val="0"/>
                       <w:i w:val="0"/>
                       <w:color w:val="555555"/>
@@ -4818,8 +4837,7 @@
             </w:pPr>
             <w:r>
               <w:rPr>
-                <w:rFonts w:eastAsia="宋体" w:ascii="宋体" w:hAnsi="宋体"/>
-                <w:rFonts w:ascii="宋体" w:hAnsi="宋体"/>
+                <w:rFonts w:ascii="SimSun" w:hAnsi="SimSun" w:eastAsia="SimSun"/>
                 <w:b/>
                 <w:i w:val="0"/>
                 <w:sz w:val="24"/>
@@ -4835,8 +4853,7 @@
             </w:pPr>
             <w:r>
               <w:rPr>
-                <w:rFonts w:eastAsia="宋体" w:ascii="宋体" w:hAnsi="宋体"/>
-                <w:rFonts w:ascii="宋体" w:hAnsi="宋体"/>
+                <w:rFonts w:ascii="SimSun" w:hAnsi="SimSun" w:eastAsia="SimSun"/>
                 <w:b/>
                 <w:i w:val="0"/>
                 <w:sz w:val="24"/>
@@ -4852,8 +4869,7 @@
             </w:pPr>
             <w:r>
               <w:rPr>
-                <w:rFonts w:eastAsia="宋体" w:ascii="宋体" w:hAnsi="宋体"/>
-                <w:rFonts w:ascii="宋体" w:hAnsi="宋体"/>
+                <w:rFonts w:ascii="SimSun" w:hAnsi="SimSun" w:eastAsia="SimSun"/>
                 <w:b w:val="0"/>
                 <w:i w:val="0"/>
                 <w:sz w:val="24"/>
@@ -4869,8 +4885,7 @@
             </w:pPr>
             <w:r>
               <w:rPr>
-                <w:rFonts w:eastAsia="宋体" w:ascii="宋体" w:hAnsi="宋体"/>
-                <w:rFonts w:ascii="宋体" w:hAnsi="宋体"/>
+                <w:rFonts w:ascii="SimSun" w:hAnsi="SimSun" w:eastAsia="SimSun"/>
                 <w:b/>
                 <w:i w:val="0"/>
                 <w:sz w:val="24"/>
@@ -4886,8 +4901,7 @@
             </w:pPr>
             <w:r>
               <w:rPr>
-                <w:rFonts w:eastAsia="宋体" w:ascii="宋体" w:hAnsi="宋体"/>
-                <w:rFonts w:ascii="宋体" w:hAnsi="宋体"/>
+                <w:rFonts w:ascii="SimSun" w:hAnsi="SimSun" w:eastAsia="SimSun"/>
                 <w:b w:val="0"/>
                 <w:i w:val="0"/>
                 <w:sz w:val="24"/>
@@ -4903,8 +4917,7 @@
             </w:pPr>
             <w:r>
               <w:rPr>
-                <w:rFonts w:eastAsia="宋体" w:ascii="宋体" w:hAnsi="宋体"/>
-                <w:rFonts w:ascii="宋体" w:hAnsi="宋体"/>
+                <w:rFonts w:ascii="SimSun" w:hAnsi="SimSun" w:eastAsia="SimSun"/>
                 <w:b w:val="0"/>
                 <w:i w:val="0"/>
                 <w:sz w:val="24"/>
@@ -4920,8 +4933,7 @@
             </w:pPr>
             <w:r>
               <w:rPr>
-                <w:rFonts w:eastAsia="宋体" w:ascii="宋体" w:hAnsi="宋体"/>
-                <w:rFonts w:ascii="宋体" w:hAnsi="宋体"/>
+                <w:rFonts w:ascii="SimSun" w:hAnsi="SimSun" w:eastAsia="SimSun"/>
                 <w:b w:val="0"/>
                 <w:i w:val="0"/>
                 <w:sz w:val="24"/>
@@ -4937,8 +4949,7 @@
             </w:pPr>
             <w:r>
               <w:rPr>
-                <w:rFonts w:eastAsia="宋体" w:ascii="宋体" w:hAnsi="宋体"/>
-                <w:rFonts w:ascii="宋体" w:hAnsi="宋体"/>
+                <w:rFonts w:ascii="SimSun" w:hAnsi="SimSun" w:eastAsia="SimSun"/>
                 <w:b/>
                 <w:i w:val="0"/>
                 <w:sz w:val="24"/>
@@ -4954,8 +4965,7 @@
             </w:pPr>
             <w:r>
               <w:rPr>
-                <w:rFonts w:eastAsia="宋体" w:ascii="宋体" w:hAnsi="宋体"/>
-                <w:rFonts w:ascii="宋体" w:hAnsi="宋体"/>
+                <w:rFonts w:ascii="SimSun" w:hAnsi="SimSun" w:eastAsia="SimSun"/>
                 <w:b w:val="0"/>
                 <w:i w:val="0"/>
                 <w:sz w:val="24"/>
@@ -4971,8 +4981,7 @@
             </w:pPr>
             <w:r>
               <w:rPr>
-                <w:rFonts w:eastAsia="宋体" w:ascii="宋体" w:hAnsi="宋体"/>
-                <w:rFonts w:ascii="宋体" w:hAnsi="宋体"/>
+                <w:rFonts w:ascii="SimSun" w:hAnsi="SimSun" w:eastAsia="SimSun"/>
                 <w:b/>
                 <w:i w:val="0"/>
                 <w:sz w:val="24"/>
@@ -4988,8 +4997,7 @@
             </w:pPr>
             <w:r>
               <w:rPr>
-                <w:rFonts w:eastAsia="宋体" w:ascii="宋体" w:hAnsi="宋体"/>
-                <w:rFonts w:ascii="宋体" w:hAnsi="宋体"/>
+                <w:rFonts w:ascii="SimSun" w:hAnsi="SimSun" w:eastAsia="SimSun"/>
                 <w:b w:val="0"/>
                 <w:i w:val="0"/>
                 <w:sz w:val="24"/>
@@ -5003,8 +5011,7 @@
             </w:pPr>
             <w:r>
               <w:rPr>
-                <w:rFonts w:eastAsia="宋体" w:ascii="宋体" w:hAnsi="宋体"/>
-                <w:rFonts w:ascii="宋体" w:hAnsi="宋体"/>
+                <w:rFonts w:ascii="SimSun" w:hAnsi="SimSun" w:eastAsia="SimSun"/>
                 <w:b/>
                 <w:i w:val="0"/>
                 <w:sz w:val="24"/>
@@ -5020,8 +5027,7 @@
             </w:pPr>
             <w:r>
               <w:rPr>
-                <w:rFonts w:eastAsia="宋体" w:ascii="宋体" w:hAnsi="宋体"/>
-                <w:rFonts w:ascii="宋体" w:hAnsi="宋体"/>
+                <w:rFonts w:ascii="SimSun" w:hAnsi="SimSun" w:eastAsia="SimSun"/>
                 <w:b/>
                 <w:i w:val="0"/>
                 <w:sz w:val="24"/>
@@ -5036,18 +5042,98 @@
             </w:pPr>
             <w:r>
               <w:drawing>
-                <wp:inline xmlns:a="http://schemas.openxmlformats.org/drawingml/2006/main" xmlns:pic="http://schemas.openxmlformats.org/drawingml/2006/picture">
-                  <wp:extent cx="5220000" cy="2802620"/>
+                <wp:inline distT="0" distB="0" distL="114300" distR="114300">
+                  <wp:extent cx="5219700" cy="2802255"/>
+                  <wp:effectExtent l="0" t="0" r="0" b="17145"/>
                   <wp:docPr id="1" name="Picture 1"/>
                   <wp:cNvGraphicFramePr>
-                    <a:graphicFrameLocks noChangeAspect="1"/>
+                    <a:graphicFrameLocks xmlns:a="http://schemas.openxmlformats.org/drawingml/2006/main" noChangeAspect="1"/>
                   </wp:cNvGraphicFramePr>
-                  <a:graphic>
+                  <a:graphic xmlns:a="http://schemas.openxmlformats.org/drawingml/2006/main">
                     <a:graphicData uri="http://schemas.openxmlformats.org/drawingml/2006/picture">
-                      <pic:pic>
+                      <pic:pic xmlns:pic="http://schemas.openxmlformats.org/drawingml/2006/picture">
                         <pic:nvPicPr>
-                          <pic:cNvPr id="0" name="precision_recall_f1.png"/>
-                          <pic:cNvPicPr/>
+                          <pic:cNvPr id="1" name="Picture 1"/>
+                          <pic:cNvPicPr>
+                            <a:picLocks noChangeAspect="1"/>
+                          </pic:cNvPicPr>
+                        </pic:nvPicPr>
+                        <pic:blipFill>
+                          <a:blip r:embed="rId8"/>
+                          <a:stretch>
+                            <a:fillRect/>
+                          </a:stretch>
+                        </pic:blipFill>
+                        <pic:spPr>
+                          <a:xfrm>
+                            <a:off x="0" y="0"/>
+                            <a:ext cx="5220000" cy="2802620"/>
+                          </a:xfrm>
+                          <a:prstGeom prst="rect">
+                            <a:avLst/>
+                          </a:prstGeom>
+                        </pic:spPr>
+                      </pic:pic>
+                    </a:graphicData>
+                  </a:graphic>
+                </wp:inline>
+              </w:drawing>
+            </w:r>
+          </w:p>
+          <w:p>
+            <w:pPr>
+              <w:spacing w:before="0" w:after="80" w:line="240" w:lineRule="auto"/>
+              <w:ind w:firstLine="480"/>
+              <w:jc w:val="left"/>
+            </w:pPr>
+            <w:r>
+              <w:rPr>
+                <w:rFonts w:ascii="SimSun" w:hAnsi="SimSun" w:eastAsia="SimSun"/>
+                <w:b w:val="0"/>
+                <w:i w:val="0"/>
+                <w:sz w:val="24"/>
+              </w:rPr>
+              <w:t>图1 以分组柱状图直观呈现三种策略在 Precision、Recall、F1-Score 三个指标上的差异。SMOTE 在 Precision（0.591）上明显领先，体现了其"适度平衡"的特点——不过于倾向正类，控制了误报率；ClassWeight 在 Recall（0.751）上领先约11个百分点，以牺牲精确率换取更高的查全率；F1-Score 方面三者差异较小（0.607~0.619），ClassWeight 略胜。</w:t>
+            </w:r>
+          </w:p>
+          <w:p>
+            <w:pPr>
+              <w:spacing w:before="0" w:after="40" w:line="240" w:lineRule="auto"/>
+              <w:ind w:firstLine="0"/>
+              <w:jc w:val="center"/>
+            </w:pPr>
+            <w:r>
+              <w:rPr>
+                <w:rFonts w:ascii="SimSun" w:hAnsi="SimSun" w:eastAsia="SimSun"/>
+                <w:b/>
+                <w:i w:val="0"/>
+                <w:sz w:val="24"/>
+              </w:rPr>
+              <w:t>图2  分类报告热力图（Precision / Recall / F1 × 两类别 × 三模型）</w:t>
+            </w:r>
+          </w:p>
+          <w:p>
+            <w:pPr>
+              <w:spacing w:before="40" w:after="120"/>
+              <w:jc w:val="center"/>
+            </w:pPr>
+            <w:r>
+              <w:drawing>
+                <wp:inline distT="0" distB="0" distL="114300" distR="114300">
+                  <wp:extent cx="5219700" cy="1424305"/>
+                  <wp:effectExtent l="0" t="0" r="0" b="4445"/>
+                  <wp:docPr id="2" name="Picture 2"/>
+                  <wp:cNvGraphicFramePr>
+                    <a:graphicFrameLocks xmlns:a="http://schemas.openxmlformats.org/drawingml/2006/main" noChangeAspect="1"/>
+                  </wp:cNvGraphicFramePr>
+                  <a:graphic xmlns:a="http://schemas.openxmlformats.org/drawingml/2006/main">
+                    <a:graphicData uri="http://schemas.openxmlformats.org/drawingml/2006/picture">
+                      <pic:pic xmlns:pic="http://schemas.openxmlformats.org/drawingml/2006/picture">
+                        <pic:nvPicPr>
+                          <pic:cNvPr id="2" name="Picture 2"/>
+                          <pic:cNvPicPr>
+                            <a:picLocks noChangeAspect="1"/>
+                          </pic:cNvPicPr>
                         </pic:nvPicPr>
                         <pic:blipFill>
                           <a:blip r:embed="rId9"/>
@@ -5058,9 +5144,11 @@
                         <pic:spPr>
                           <a:xfrm>
                             <a:off x="0" y="0"/>
-                            <a:ext cx="5220000" cy="2802620"/>
+                            <a:ext cx="5220000" cy="1424809"/>
                           </a:xfrm>
-                          <a:prstGeom prst="rect"/>
+                          <a:prstGeom prst="rect">
+                            <a:avLst/>
+                          </a:prstGeom>
                         </pic:spPr>
                       </pic:pic>
                     </a:graphicData>
@@ -5077,13 +5165,12 @@
             </w:pPr>
             <w:r>
               <w:rPr>
-                <w:rFonts w:eastAsia="宋体" w:ascii="宋体" w:hAnsi="宋体"/>
-                <w:rFonts w:ascii="宋体" w:hAnsi="宋体"/>
+                <w:rFonts w:ascii="SimSun" w:hAnsi="SimSun" w:eastAsia="SimSun"/>
                 <w:b w:val="0"/>
                 <w:i w:val="0"/>
                 <w:sz w:val="24"/>
               </w:rPr>
-              <w:t>图1 以分组柱状图直观呈现三种策略在 Precision、Recall、F1-Score 三个指标上的差异。SMOTE 在 Precision（0.591）上明显领先，体现了其"适度平衡"的特点——不过于倾向正类，控制了误报率；ClassWeight 在 Recall（0.751）上领先约11个百分点，以牺牲精确率换取更高的查全率；F1-Score 方面三者差异较小（0.607~0.619），ClassWeight 略胜。</w:t>
+              <w:t>图2 以热力图矩阵（绿色=高，红色=低）同时展示正负两个类别在三个指标上的表现。负类（未流失 No）的所有格均呈深绿色（0.80~0.95），说明模型对多数类预测稳健；正类（流失 Yes）的 Precision 列呈黄色区域（0.53~0.61），反映类别不平衡场景下精确率的固有限制。macro avg 行（正负均等权重）中，SMOTE 策略各列最为均衡。</w:t>
             </w:r>
           </w:p>
           <w:p>
@@ -5094,13 +5181,12 @@
             </w:pPr>
             <w:r>
               <w:rPr>
-                <w:rFonts w:eastAsia="宋体" w:ascii="宋体" w:hAnsi="宋体"/>
-                <w:rFonts w:ascii="宋体" w:hAnsi="宋体"/>
+                <w:rFonts w:ascii="SimSun" w:hAnsi="SimSun" w:eastAsia="SimSun"/>
                 <w:b/>
                 <w:i w:val="0"/>
                 <w:sz w:val="24"/>
               </w:rPr>
-              <w:t>图2  分类报告热力图（Precision / Recall / F1 × 两类别 × 三模型）</w:t>
+              <w:t>图3  混淆矩阵对比（三种不平衡处理策略）</w:t>
             </w:r>
           </w:p>
           <w:p>
@@ -5110,18 +5196,21 @@
             </w:pPr>
             <w:r>
               <w:drawing>
-                <wp:inline xmlns:a="http://schemas.openxmlformats.org/drawingml/2006/main" xmlns:pic="http://schemas.openxmlformats.org/drawingml/2006/picture">
-                  <wp:extent cx="5220000" cy="1424809"/>
-                  <wp:docPr id="2" name="Picture 2"/>
+                <wp:inline distT="0" distB="0" distL="114300" distR="114300">
+                  <wp:extent cx="5219700" cy="1700530"/>
+                  <wp:effectExtent l="0" t="0" r="0" b="13970"/>
+                  <wp:docPr id="3" name="Picture 3"/>
                   <wp:cNvGraphicFramePr>
-                    <a:graphicFrameLocks noChangeAspect="1"/>
+                    <a:graphicFrameLocks xmlns:a="http://schemas.openxmlformats.org/drawingml/2006/main" noChangeAspect="1"/>
                   </wp:cNvGraphicFramePr>
-                  <a:graphic>
+                  <a:graphic xmlns:a="http://schemas.openxmlformats.org/drawingml/2006/main">
                     <a:graphicData uri="http://schemas.openxmlformats.org/drawingml/2006/picture">
-                      <pic:pic>
+                      <pic:pic xmlns:pic="http://schemas.openxmlformats.org/drawingml/2006/picture">
                         <pic:nvPicPr>
-                          <pic:cNvPr id="0" name="metrics_heatmap.png"/>
-                          <pic:cNvPicPr/>
+                          <pic:cNvPr id="3" name="Picture 3"/>
+                          <pic:cNvPicPr>
+                            <a:picLocks noChangeAspect="1"/>
+                          </pic:cNvPicPr>
                         </pic:nvPicPr>
                         <pic:blipFill>
                           <a:blip r:embed="rId10"/>
@@ -5132,9 +5221,11 @@
                         <pic:spPr>
                           <a:xfrm>
                             <a:off x="0" y="0"/>
-                            <a:ext cx="5220000" cy="1424809"/>
+                            <a:ext cx="5220000" cy="1701023"/>
                           </a:xfrm>
-                          <a:prstGeom prst="rect"/>
+                          <a:prstGeom prst="rect">
+                            <a:avLst/>
+                          </a:prstGeom>
                         </pic:spPr>
                       </pic:pic>
                     </a:graphicData>
@@ -5151,13 +5242,12 @@
             </w:pPr>
             <w:r>
               <w:rPr>
-                <w:rFonts w:eastAsia="宋体" w:ascii="宋体" w:hAnsi="宋体"/>
-                <w:rFonts w:ascii="宋体" w:hAnsi="宋体"/>
+                <w:rFonts w:ascii="SimSun" w:hAnsi="SimSun" w:eastAsia="SimSun"/>
                 <w:b w:val="0"/>
                 <w:i w:val="0"/>
                 <w:sz w:val="24"/>
               </w:rPr>
-              <w:t>图2 以热力图矩阵（绿色=高，红色=低）同时展示正负两个类别在三个指标上的表现。负类（未流失 No）的所有格均呈深绿色（0.80~0.95），说明模型对多数类预测稳健；正类（流失 Yes）的 Precision 列呈黄色区域（0.53~0.61），反映类别不平衡场景下精确率的固有限制。macro avg 行（正负均等权重）中，SMOTE 策略各列最为均衡。</w:t>
+              <w:t>图3 的三张混淆矩阵从左到右对应 SMOTE、UnderSample、ClassWeight 三策略。观察 FN（左下角，漏报真实流失）：ClassWeight 最少（93），SMOTE 居中（133），UnderSample 最多（147）；观察 FP（右上角，误报未流失）：SMOTE 最少（167），UnderSample 次之（147），ClassWeight 最多（253）。这一"此消彼长"的模式体现了分类器在 Precision-Recall 之间的本质权衡（P-R Trade-off）：提高召回率必然降低精确率，反之亦然，无法同时最优。</w:t>
             </w:r>
           </w:p>
           <w:p>
@@ -5168,13 +5258,12 @@
             </w:pPr>
             <w:r>
               <w:rPr>
-                <w:rFonts w:eastAsia="宋体" w:ascii="宋体" w:hAnsi="宋体"/>
-                <w:rFonts w:ascii="宋体" w:hAnsi="宋体"/>
+                <w:rFonts w:ascii="SimSun" w:hAnsi="SimSun" w:eastAsia="SimSun"/>
                 <w:b/>
                 <w:i w:val="0"/>
                 <w:sz w:val="24"/>
               </w:rPr>
-              <w:t>图3  混淆矩阵对比（三种不平衡处理策略）</w:t>
+              <w:t>图4  ROC 曲线对比（决策树三策略 + 逻辑回归基线）</w:t>
             </w:r>
           </w:p>
           <w:p>
@@ -5184,18 +5273,21 @@
             </w:pPr>
             <w:r>
               <w:drawing>
-                <wp:inline xmlns:a="http://schemas.openxmlformats.org/drawingml/2006/main" xmlns:pic="http://schemas.openxmlformats.org/drawingml/2006/picture">
-                  <wp:extent cx="5220000" cy="1701023"/>
-                  <wp:docPr id="3" name="Picture 3"/>
+                <wp:inline distT="0" distB="0" distL="114300" distR="114300">
+                  <wp:extent cx="5039995" cy="4038600"/>
+                  <wp:effectExtent l="0" t="0" r="8255" b="0"/>
+                  <wp:docPr id="4" name="Picture 4"/>
                   <wp:cNvGraphicFramePr>
-                    <a:graphicFrameLocks noChangeAspect="1"/>
+                    <a:graphicFrameLocks xmlns:a="http://schemas.openxmlformats.org/drawingml/2006/main" noChangeAspect="1"/>
                   </wp:cNvGraphicFramePr>
-                  <a:graphic>
+                  <a:graphic xmlns:a="http://schemas.openxmlformats.org/drawingml/2006/main">
                     <a:graphicData uri="http://schemas.openxmlformats.org/drawingml/2006/picture">
-                      <pic:pic>
+                      <pic:pic xmlns:pic="http://schemas.openxmlformats.org/drawingml/2006/picture">
                         <pic:nvPicPr>
-                          <pic:cNvPr id="0" name="confusion_matrices.png"/>
-                          <pic:cNvPicPr/>
+                          <pic:cNvPr id="4" name="Picture 4"/>
+                          <pic:cNvPicPr>
+                            <a:picLocks noChangeAspect="1"/>
+                          </pic:cNvPicPr>
                         </pic:nvPicPr>
                         <pic:blipFill>
                           <a:blip r:embed="rId11"/>
@@ -5206,9 +5298,11 @@
                         <pic:spPr>
                           <a:xfrm>
                             <a:off x="0" y="0"/>
-                            <a:ext cx="5220000" cy="1701023"/>
+                            <a:ext cx="5040000" cy="4038817"/>
                           </a:xfrm>
-                          <a:prstGeom prst="rect"/>
+                          <a:prstGeom prst="rect">
+                            <a:avLst/>
+                          </a:prstGeom>
                         </pic:spPr>
                       </pic:pic>
                     </a:graphicData>
@@ -5225,13 +5319,12 @@
             </w:pPr>
             <w:r>
               <w:rPr>
-                <w:rFonts w:eastAsia="宋体" w:ascii="宋体" w:hAnsi="宋体"/>
-                <w:rFonts w:ascii="宋体" w:hAnsi="宋体"/>
+                <w:rFonts w:ascii="SimSun" w:hAnsi="SimSun" w:eastAsia="SimSun"/>
                 <w:b w:val="0"/>
                 <w:i w:val="0"/>
                 <w:sz w:val="24"/>
               </w:rPr>
-              <w:t>图3 的三张混淆矩阵从左到右对应 SMOTE、UnderSample、ClassWeight 三策略。观察 FN（左下角，漏报真实流失）：ClassWeight 最少（93），SMOTE 居中（133），UnderSample 最多（147）；观察 FP（右上角，误报未流失）：SMOTE 最少（167），UnderSample 次之（147），ClassWeight 最多（253）。这一"此消彼长"的模式体现了分类器在 Precision-Recall 之间的本质权衡（P-R Trade-off）：提高召回率必然降低精确率，反之亦然，无法同时最优。</w:t>
+              <w:t>图4 叠加展示了3条决策树 ROC 曲线和1条 LR 基线。四条曲线均显著高于随机分类器对角线（AUC=0.5），AUC范围0.824~0.841，表明各模型均具备较强的正负样本排序能力。ClassWeight（实线，AUC=0.837）与 LR 基线（虚线，AUC=0.841）高度重合，在大部分阈值区间差异不足1%，说明充分调优后决策树可追平逻辑回归。图中圆点标注了各曲线的最优工作点（Youden Index，即 TPR-FPR 最大处），可直观指导实际部署时决策阈值的选取。</w:t>
             </w:r>
           </w:p>
           <w:p>
@@ -5242,13 +5335,12 @@
             </w:pPr>
             <w:r>
               <w:rPr>
-                <w:rFonts w:eastAsia="宋体" w:ascii="宋体" w:hAnsi="宋体"/>
-                <w:rFonts w:ascii="宋体" w:hAnsi="宋体"/>
+                <w:rFonts w:ascii="SimSun" w:hAnsi="SimSun" w:eastAsia="SimSun"/>
                 <w:b/>
                 <w:i w:val="0"/>
                 <w:sz w:val="24"/>
               </w:rPr>
-              <w:t>图4  ROC 曲线对比（决策树三策略 + 逻辑回归基线）</w:t>
+              <w:t>图5  特征重要性 Top-20（最优决策树：ClassWeight 策略）</w:t>
             </w:r>
           </w:p>
           <w:p>
@@ -5258,18 +5350,21 @@
             </w:pPr>
             <w:r>
               <w:drawing>
-                <wp:inline xmlns:a="http://schemas.openxmlformats.org/drawingml/2006/main" xmlns:pic="http://schemas.openxmlformats.org/drawingml/2006/picture">
-                  <wp:extent cx="5040000" cy="4038817"/>
-                  <wp:docPr id="4" name="Picture 4"/>
+                <wp:inline distT="0" distB="0" distL="114300" distR="114300">
+                  <wp:extent cx="5039995" cy="3482340"/>
+                  <wp:effectExtent l="0" t="0" r="8255" b="3810"/>
+                  <wp:docPr id="5" name="Picture 5"/>
                   <wp:cNvGraphicFramePr>
-                    <a:graphicFrameLocks noChangeAspect="1"/>
+                    <a:graphicFrameLocks xmlns:a="http://schemas.openxmlformats.org/drawingml/2006/main" noChangeAspect="1"/>
                   </wp:cNvGraphicFramePr>
-                  <a:graphic>
+                  <a:graphic xmlns:a="http://schemas.openxmlformats.org/drawingml/2006/main">
                     <a:graphicData uri="http://schemas.openxmlformats.org/drawingml/2006/picture">
-                      <pic:pic>
+                      <pic:pic xmlns:pic="http://schemas.openxmlformats.org/drawingml/2006/picture">
                         <pic:nvPicPr>
-                          <pic:cNvPr id="0" name="roc_curves.png"/>
-                          <pic:cNvPicPr/>
+                          <pic:cNvPr id="5" name="Picture 5"/>
+                          <pic:cNvPicPr>
+                            <a:picLocks noChangeAspect="1"/>
+                          </pic:cNvPicPr>
                         </pic:nvPicPr>
                         <pic:blipFill>
                           <a:blip r:embed="rId12"/>
@@ -5280,9 +5375,11 @@
                         <pic:spPr>
                           <a:xfrm>
                             <a:off x="0" y="0"/>
-                            <a:ext cx="5040000" cy="4038817"/>
+                            <a:ext cx="5040000" cy="3482429"/>
                           </a:xfrm>
-                          <a:prstGeom prst="rect"/>
+                          <a:prstGeom prst="rect">
+                            <a:avLst/>
+                          </a:prstGeom>
                         </pic:spPr>
                       </pic:pic>
                     </a:graphicData>
@@ -5299,86 +5396,11 @@
             </w:pPr>
             <w:r>
               <w:rPr>
-                <w:rFonts w:eastAsia="宋体" w:ascii="宋体" w:hAnsi="宋体"/>
-                <w:rFonts w:ascii="宋体" w:hAnsi="宋体"/>
+                <w:rFonts w:ascii="SimSun" w:hAnsi="SimSun" w:eastAsia="SimSun"/>
                 <w:b w:val="0"/>
                 <w:i w:val="0"/>
                 <w:sz w:val="24"/>
               </w:rPr>
-              <w:t>图4 叠加展示了3条决策树 ROC 曲线和1条 LR 基线。四条曲线均显著高于随机分类器对角线（AUC=0.5），AUC范围0.824~0.841，表明各模型均具备较强的正负样本排序能力。ClassWeight（实线，AUC=0.837）与 LR 基线（虚线，AUC=0.841）高度重合，在大部分阈值区间差异不足1%，说明充分调优后决策树可追平逻辑回归。图中圆点标注了各曲线的最优工作点（Youden Index，即 TPR-FPR 最大处），可直观指导实际部署时决策阈值的选取。</w:t>
-            </w:r>
-          </w:p>
-          <w:p>
-            <w:pPr>
-              <w:spacing w:before="0" w:after="40" w:line="240" w:lineRule="auto"/>
-              <w:ind w:firstLine="0"/>
-              <w:jc w:val="center"/>
-            </w:pPr>
-            <w:r>
-              <w:rPr>
-                <w:rFonts w:eastAsia="宋体" w:ascii="宋体" w:hAnsi="宋体"/>
-                <w:rFonts w:ascii="宋体" w:hAnsi="宋体"/>
-                <w:b/>
-                <w:i w:val="0"/>
-                <w:sz w:val="24"/>
-              </w:rPr>
-              <w:t>图5  特征重要性 Top-20（最优决策树：ClassWeight 策略）</w:t>
-            </w:r>
-          </w:p>
-          <w:p>
-            <w:pPr>
-              <w:spacing w:before="40" w:after="120"/>
-              <w:jc w:val="center"/>
-            </w:pPr>
-            <w:r>
-              <w:drawing>
-                <wp:inline xmlns:a="http://schemas.openxmlformats.org/drawingml/2006/main" xmlns:pic="http://schemas.openxmlformats.org/drawingml/2006/picture">
-                  <wp:extent cx="5040000" cy="3482429"/>
-                  <wp:docPr id="5" name="Picture 5"/>
-                  <wp:cNvGraphicFramePr>
-                    <a:graphicFrameLocks noChangeAspect="1"/>
-                  </wp:cNvGraphicFramePr>
-                  <a:graphic>
-                    <a:graphicData uri="http://schemas.openxmlformats.org/drawingml/2006/picture">
-                      <pic:pic>
-                        <pic:nvPicPr>
-                          <pic:cNvPr id="0" name="feature_importance.png"/>
-                          <pic:cNvPicPr/>
-                        </pic:nvPicPr>
-                        <pic:blipFill>
-                          <a:blip r:embed="rId13"/>
-                          <a:stretch>
-                            <a:fillRect/>
-                          </a:stretch>
-                        </pic:blipFill>
-                        <pic:spPr>
-                          <a:xfrm>
-                            <a:off x="0" y="0"/>
-                            <a:ext cx="5040000" cy="3482429"/>
-                          </a:xfrm>
-                          <a:prstGeom prst="rect"/>
-                        </pic:spPr>
-                      </pic:pic>
-                    </a:graphicData>
-                  </a:graphic>
-                </wp:inline>
-              </w:drawing>
-            </w:r>
-          </w:p>
-          <w:p>
-            <w:pPr>
-              <w:spacing w:before="0" w:after="80" w:line="240" w:lineRule="auto"/>
-              <w:ind w:firstLine="480"/>
-              <w:jc w:val="left"/>
-            </w:pPr>
-            <w:r>
-              <w:rPr>
-                <w:rFonts w:eastAsia="宋体" w:ascii="宋体" w:hAnsi="宋体"/>
-                <w:rFonts w:ascii="宋体" w:hAnsi="宋体"/>
-                <w:b w:val="0"/>
-                <w:i w:val="0"/>
-                <w:sz w:val="24"/>
-              </w:rPr>
               <w:t>图5 展示最优决策树（ClassWeight 策略）中各特征的基尼重要性（值越高表示该特征对节点分裂的贡献越大）。tenure（在网时长）重要性最高，与业务认知高度一致——新用户（tenure短）流失率显著高于老用户；MonthlyCharges（月费）和 TotalCharges（累计费用）紧随其后，反映价格敏感度是流失的核心驱动因素；Contract_Month-to-month（月付合约）重要性较高，月付用户无违约成本，流失门槛低；InternetService_Fiber optic（光纤服务）的高重要性反映光纤用户可能因竞争激烈而更易流失。这些特征与电信行业的业务洞察完全吻合，说明决策树通过纯数据驱动的方式成功学到了有意义的业务规律。</w:t>
             </w:r>
           </w:p>
@@ -5388,8 +5410,7 @@
             </w:pPr>
             <w:r>
               <w:rPr>
-                <w:rFonts w:eastAsia="宋体" w:ascii="宋体" w:hAnsi="宋体"/>
-                <w:rFonts w:ascii="宋体" w:hAnsi="宋体"/>
+                <w:rFonts w:ascii="SimSun" w:hAnsi="SimSun" w:eastAsia="SimSun"/>
                 <w:b/>
                 <w:i w:val="0"/>
                 <w:sz w:val="24"/>
@@ -5399,16 +5420,24 @@
           </w:p>
           <w:tbl>
             <w:tblPr>
-              <w:tblW w:type="auto" w:w="0"/>
-              <w:tblLook w:firstColumn="1" w:firstRow="1" w:lastColumn="0" w:lastRow="0" w:noHBand="0" w:noVBand="1" w:val="04A0"/>
+              <w:tblStyle w:val="11"/>
+              <w:tblW w:w="0" w:type="auto"/>
+              <w:tblInd w:w="0" w:type="dxa"/>
               <w:tblBorders>
-                <w:top w:val="single" w:sz="4" w:space="0" w:color="4472C4"/>
-                <w:left w:val="single" w:sz="4" w:space="0" w:color="4472C4"/>
-                <w:bottom w:val="single" w:sz="4" w:space="0" w:color="4472C4"/>
-                <w:right w:val="single" w:sz="4" w:space="0" w:color="4472C4"/>
-                <w:insideH w:val="single" w:sz="4" w:space="0" w:color="4472C4"/>
-                <w:insideV w:val="single" w:sz="4" w:space="0" w:color="4472C4"/>
+                <w:top w:val="single" w:color="4472C4" w:sz="4" w:space="0"/>
+                <w:left w:val="single" w:color="4472C4" w:sz="4" w:space="0"/>
+                <w:bottom w:val="single" w:color="4472C4" w:sz="4" w:space="0"/>
+                <w:right w:val="single" w:color="4472C4" w:sz="4" w:space="0"/>
+                <w:insideH w:val="single" w:color="4472C4" w:sz="4" w:space="0"/>
+                <w:insideV w:val="single" w:color="4472C4" w:sz="4" w:space="0"/>
               </w:tblBorders>
+              <w:tblLayout w:type="fixed"/>
+              <w:tblCellMar>
+                <w:top w:w="0" w:type="dxa"/>
+                <w:left w:w="10" w:type="dxa"/>
+                <w:bottom w:w="0" w:type="dxa"/>
+                <w:right w:w="10" w:type="dxa"/>
+              </w:tblCellMar>
             </w:tblPr>
             <w:tblGrid>
               <w:gridCol w:w="2147"/>
@@ -5417,9 +5446,25 @@
               <w:gridCol w:w="2147"/>
             </w:tblGrid>
             <w:tr>
-              <w:tc>
-                <w:tcPr>
-                  <w:tcW w:type="dxa" w:w="2147"/>
+              <w:tblPrEx>
+                <w:tblBorders>
+                  <w:top w:val="single" w:color="4472C4" w:sz="4" w:space="0"/>
+                  <w:left w:val="single" w:color="4472C4" w:sz="4" w:space="0"/>
+                  <w:bottom w:val="single" w:color="4472C4" w:sz="4" w:space="0"/>
+                  <w:right w:val="single" w:color="4472C4" w:sz="4" w:space="0"/>
+                  <w:insideH w:val="single" w:color="4472C4" w:sz="4" w:space="0"/>
+                  <w:insideV w:val="single" w:color="4472C4" w:sz="4" w:space="0"/>
+                </w:tblBorders>
+                <w:tblCellMar>
+                  <w:top w:w="0" w:type="dxa"/>
+                  <w:left w:w="10" w:type="dxa"/>
+                  <w:bottom w:w="0" w:type="dxa"/>
+                  <w:right w:w="10" w:type="dxa"/>
+                </w:tblCellMar>
+              </w:tblPrEx>
+              <w:tc>
+                <w:tcPr>
+                  <w:tcW w:w="2147" w:type="dxa"/>
                   <w:shd w:val="clear" w:color="auto" w:fill="4472C4"/>
                 </w:tcPr>
                 <w:p>
@@ -5428,8 +5473,7 @@
                   </w:pPr>
                   <w:r>
                     <w:rPr>
-                      <w:rFonts w:eastAsia="宋体" w:ascii="宋体" w:hAnsi="宋体"/>
-                      <w:rFonts w:ascii="宋体" w:hAnsi="宋体"/>
+                      <w:rFonts w:ascii="SimSun" w:hAnsi="SimSun" w:eastAsia="SimSun"/>
                       <w:b/>
                       <w:i w:val="0"/>
                       <w:color w:val="FFFFFF"/>
@@ -5441,7 +5485,7 @@
               </w:tc>
               <w:tc>
                 <w:tcPr>
-                  <w:tcW w:type="dxa" w:w="2147"/>
+                  <w:tcW w:w="2147" w:type="dxa"/>
                   <w:shd w:val="clear" w:color="auto" w:fill="4472C4"/>
                 </w:tcPr>
                 <w:p>
@@ -5450,8 +5494,7 @@
                   </w:pPr>
                   <w:r>
                     <w:rPr>
-                      <w:rFonts w:eastAsia="宋体" w:ascii="宋体" w:hAnsi="宋体"/>
-                      <w:rFonts w:ascii="宋体" w:hAnsi="宋体"/>
+                      <w:rFonts w:ascii="SimSun" w:hAnsi="SimSun" w:eastAsia="SimSun"/>
                       <w:b/>
                       <w:i w:val="0"/>
                       <w:color w:val="FFFFFF"/>
@@ -5463,7 +5506,7 @@
               </w:tc>
               <w:tc>
                 <w:tcPr>
-                  <w:tcW w:type="dxa" w:w="2147"/>
+                  <w:tcW w:w="2147" w:type="dxa"/>
                   <w:shd w:val="clear" w:color="auto" w:fill="4472C4"/>
                 </w:tcPr>
                 <w:p>
@@ -5472,8 +5515,7 @@
                   </w:pPr>
                   <w:r>
                     <w:rPr>
-                      <w:rFonts w:eastAsia="宋体" w:ascii="宋体" w:hAnsi="宋体"/>
-                      <w:rFonts w:ascii="宋体" w:hAnsi="宋体"/>
+                      <w:rFonts w:ascii="SimSun" w:hAnsi="SimSun" w:eastAsia="SimSun"/>
                       <w:b/>
                       <w:i w:val="0"/>
                       <w:color w:val="FFFFFF"/>
@@ -5485,7 +5527,7 @@
               </w:tc>
               <w:tc>
                 <w:tcPr>
-                  <w:tcW w:type="dxa" w:w="2147"/>
+                  <w:tcW w:w="2147" w:type="dxa"/>
                   <w:shd w:val="clear" w:color="auto" w:fill="4472C4"/>
                 </w:tcPr>
                 <w:p>
@@ -5494,8 +5536,7 @@
                   </w:pPr>
                   <w:r>
                     <w:rPr>
-                      <w:rFonts w:eastAsia="宋体" w:ascii="宋体" w:hAnsi="宋体"/>
-                      <w:rFonts w:ascii="宋体" w:hAnsi="宋体"/>
+                      <w:rFonts w:ascii="SimSun" w:hAnsi="SimSun" w:eastAsia="SimSun"/>
                       <w:b/>
                       <w:i w:val="0"/>
                       <w:color w:val="FFFFFF"/>
@@ -5507,9 +5548,25 @@
               </w:tc>
             </w:tr>
             <w:tr>
-              <w:tc>
-                <w:tcPr>
-                  <w:tcW w:type="dxa" w:w="2147"/>
+              <w:tblPrEx>
+                <w:tblBorders>
+                  <w:top w:val="single" w:color="4472C4" w:sz="4" w:space="0"/>
+                  <w:left w:val="single" w:color="4472C4" w:sz="4" w:space="0"/>
+                  <w:bottom w:val="single" w:color="4472C4" w:sz="4" w:space="0"/>
+                  <w:right w:val="single" w:color="4472C4" w:sz="4" w:space="0"/>
+                  <w:insideH w:val="single" w:color="4472C4" w:sz="4" w:space="0"/>
+                  <w:insideV w:val="single" w:color="4472C4" w:sz="4" w:space="0"/>
+                </w:tblBorders>
+                <w:tblCellMar>
+                  <w:top w:w="0" w:type="dxa"/>
+                  <w:left w:w="10" w:type="dxa"/>
+                  <w:bottom w:w="0" w:type="dxa"/>
+                  <w:right w:w="10" w:type="dxa"/>
+                </w:tblCellMar>
+              </w:tblPrEx>
+              <w:tc>
+                <w:tcPr>
+                  <w:tcW w:w="2147" w:type="dxa"/>
                   <w:shd w:val="clear" w:color="auto" w:fill="EBF0FA"/>
                 </w:tcPr>
                 <w:p>
@@ -5518,8 +5575,7 @@
                   </w:pPr>
                   <w:r>
                     <w:rPr>
-                      <w:rFonts w:eastAsia="宋体" w:ascii="宋体" w:hAnsi="宋体"/>
-                      <w:rFonts w:ascii="宋体" w:hAnsi="宋体"/>
+                      <w:rFonts w:ascii="SimSun" w:hAnsi="SimSun" w:eastAsia="SimSun"/>
                       <w:b w:val="0"/>
                       <w:i w:val="0"/>
                       <w:sz w:val="20"/>
@@ -5530,7 +5586,7 @@
               </w:tc>
               <w:tc>
                 <w:tcPr>
-                  <w:tcW w:type="dxa" w:w="2147"/>
+                  <w:tcW w:w="2147" w:type="dxa"/>
                   <w:shd w:val="clear" w:color="auto" w:fill="EBF0FA"/>
                 </w:tcPr>
                 <w:p>
@@ -5539,8 +5595,7 @@
                   </w:pPr>
                   <w:r>
                     <w:rPr>
-                      <w:rFonts w:eastAsia="宋体" w:ascii="宋体" w:hAnsi="宋体"/>
-                      <w:rFonts w:ascii="宋体" w:hAnsi="宋体"/>
+                      <w:rFonts w:ascii="SimSun" w:hAnsi="SimSun" w:eastAsia="SimSun"/>
                       <w:b w:val="0"/>
                       <w:i w:val="0"/>
                       <w:sz w:val="20"/>
@@ -5551,7 +5606,7 @@
               </w:tc>
               <w:tc>
                 <w:tcPr>
-                  <w:tcW w:type="dxa" w:w="2147"/>
+                  <w:tcW w:w="2147" w:type="dxa"/>
                   <w:shd w:val="clear" w:color="auto" w:fill="EBF0FA"/>
                 </w:tcPr>
                 <w:p>
@@ -5560,8 +5615,7 @@
                   </w:pPr>
                   <w:r>
                     <w:rPr>
-                      <w:rFonts w:eastAsia="宋体" w:ascii="宋体" w:hAnsi="宋体"/>
-                      <w:rFonts w:ascii="宋体" w:hAnsi="宋体"/>
+                      <w:rFonts w:ascii="SimSun" w:hAnsi="SimSun" w:eastAsia="SimSun"/>
                       <w:b w:val="0"/>
                       <w:i w:val="0"/>
                       <w:sz w:val="20"/>
@@ -5572,7 +5626,7 @@
               </w:tc>
               <w:tc>
                 <w:tcPr>
-                  <w:tcW w:type="dxa" w:w="2147"/>
+                  <w:tcW w:w="2147" w:type="dxa"/>
                   <w:shd w:val="clear" w:color="auto" w:fill="EBF0FA"/>
                 </w:tcPr>
                 <w:p>
@@ -5581,8 +5635,7 @@
                   </w:pPr>
                   <w:r>
                     <w:rPr>
-                      <w:rFonts w:eastAsia="宋体" w:ascii="宋体" w:hAnsi="宋体"/>
-                      <w:rFonts w:ascii="宋体" w:hAnsi="宋体"/>
+                      <w:rFonts w:ascii="SimSun" w:hAnsi="SimSun" w:eastAsia="SimSun"/>
                       <w:b w:val="0"/>
                       <w:i w:val="0"/>
                       <w:sz w:val="20"/>
@@ -5593,9 +5646,25 @@
               </w:tc>
             </w:tr>
             <w:tr>
-              <w:tc>
-                <w:tcPr>
-                  <w:tcW w:type="dxa" w:w="2147"/>
+              <w:tblPrEx>
+                <w:tblBorders>
+                  <w:top w:val="single" w:color="4472C4" w:sz="4" w:space="0"/>
+                  <w:left w:val="single" w:color="4472C4" w:sz="4" w:space="0"/>
+                  <w:bottom w:val="single" w:color="4472C4" w:sz="4" w:space="0"/>
+                  <w:right w:val="single" w:color="4472C4" w:sz="4" w:space="0"/>
+                  <w:insideH w:val="single" w:color="4472C4" w:sz="4" w:space="0"/>
+                  <w:insideV w:val="single" w:color="4472C4" w:sz="4" w:space="0"/>
+                </w:tblBorders>
+                <w:tblCellMar>
+                  <w:top w:w="0" w:type="dxa"/>
+                  <w:left w:w="10" w:type="dxa"/>
+                  <w:bottom w:w="0" w:type="dxa"/>
+                  <w:right w:w="10" w:type="dxa"/>
+                </w:tblCellMar>
+              </w:tblPrEx>
+              <w:tc>
+                <w:tcPr>
+                  <w:tcW w:w="2147" w:type="dxa"/>
                   <w:shd w:val="clear" w:color="auto" w:fill="FFFFFF"/>
                 </w:tcPr>
                 <w:p>
@@ -5604,8 +5673,7 @@
                   </w:pPr>
                   <w:r>
                     <w:rPr>
-                      <w:rFonts w:eastAsia="宋体" w:ascii="宋体" w:hAnsi="宋体"/>
-                      <w:rFonts w:ascii="宋体" w:hAnsi="宋体"/>
+                      <w:rFonts w:ascii="SimSun" w:hAnsi="SimSun" w:eastAsia="SimSun"/>
                       <w:b w:val="0"/>
                       <w:i w:val="0"/>
                       <w:sz w:val="20"/>
@@ -5616,7 +5684,7 @@
               </w:tc>
               <w:tc>
                 <w:tcPr>
-                  <w:tcW w:type="dxa" w:w="2147"/>
+                  <w:tcW w:w="2147" w:type="dxa"/>
                   <w:shd w:val="clear" w:color="auto" w:fill="FFFFFF"/>
                 </w:tcPr>
                 <w:p>
@@ -5625,8 +5693,7 @@
                   </w:pPr>
                   <w:r>
                     <w:rPr>
-                      <w:rFonts w:eastAsia="宋体" w:ascii="宋体" w:hAnsi="宋体"/>
-                      <w:rFonts w:ascii="宋体" w:hAnsi="宋体"/>
+                      <w:rFonts w:ascii="SimSun" w:hAnsi="SimSun" w:eastAsia="SimSun"/>
                       <w:b w:val="0"/>
                       <w:i w:val="0"/>
                       <w:sz w:val="20"/>
@@ -5637,7 +5704,7 @@
               </w:tc>
               <w:tc>
                 <w:tcPr>
-                  <w:tcW w:type="dxa" w:w="2147"/>
+                  <w:tcW w:w="2147" w:type="dxa"/>
                   <w:shd w:val="clear" w:color="auto" w:fill="FFFFFF"/>
                 </w:tcPr>
                 <w:p>
@@ -5646,8 +5713,7 @@
                   </w:pPr>
                   <w:r>
                     <w:rPr>
-                      <w:rFonts w:eastAsia="宋体" w:ascii="宋体" w:hAnsi="宋体"/>
-                      <w:rFonts w:ascii="宋体" w:hAnsi="宋体"/>
+                      <w:rFonts w:ascii="SimSun" w:hAnsi="SimSun" w:eastAsia="SimSun"/>
                       <w:b w:val="0"/>
                       <w:i w:val="0"/>
                       <w:sz w:val="20"/>
@@ -5658,7 +5724,7 @@
               </w:tc>
               <w:tc>
                 <w:tcPr>
-                  <w:tcW w:type="dxa" w:w="2147"/>
+                  <w:tcW w:w="2147" w:type="dxa"/>
                   <w:shd w:val="clear" w:color="auto" w:fill="FFFFFF"/>
                 </w:tcPr>
                 <w:p>
@@ -5667,8 +5733,7 @@
                   </w:pPr>
                   <w:r>
                     <w:rPr>
-                      <w:rFonts w:eastAsia="宋体" w:ascii="宋体" w:hAnsi="宋体"/>
-                      <w:rFonts w:ascii="宋体" w:hAnsi="宋体"/>
+                      <w:rFonts w:ascii="SimSun" w:hAnsi="SimSun" w:eastAsia="SimSun"/>
                       <w:b w:val="0"/>
                       <w:i w:val="0"/>
                       <w:sz w:val="20"/>
@@ -5679,9 +5744,19 @@
               </w:tc>
             </w:tr>
             <w:tr>
-              <w:tc>
-                <w:tcPr>
-                  <w:tcW w:type="dxa" w:w="2147"/>
+              <w:tblPrEx>
+                <w:tblBorders>
+                  <w:top w:val="single" w:color="4472C4" w:sz="4" w:space="0"/>
+                  <w:left w:val="single" w:color="4472C4" w:sz="4" w:space="0"/>
+                  <w:bottom w:val="single" w:color="4472C4" w:sz="4" w:space="0"/>
+                  <w:right w:val="single" w:color="4472C4" w:sz="4" w:space="0"/>
+                  <w:insideH w:val="single" w:color="4472C4" w:sz="4" w:space="0"/>
+                  <w:insideV w:val="single" w:color="4472C4" w:sz="4" w:space="0"/>
+                </w:tblBorders>
+              </w:tblPrEx>
+              <w:tc>
+                <w:tcPr>
+                  <w:tcW w:w="2147" w:type="dxa"/>
                   <w:shd w:val="clear" w:color="auto" w:fill="EBF0FA"/>
                 </w:tcPr>
                 <w:p>
@@ -5690,8 +5765,7 @@
                   </w:pPr>
                   <w:r>
                     <w:rPr>
-                      <w:rFonts w:eastAsia="宋体" w:ascii="宋体" w:hAnsi="宋体"/>
-                      <w:rFonts w:ascii="宋体" w:hAnsi="宋体"/>
+                      <w:rFonts w:ascii="SimSun" w:hAnsi="SimSun" w:eastAsia="SimSun"/>
                       <w:b w:val="0"/>
                       <w:i w:val="0"/>
                       <w:sz w:val="20"/>
@@ -5702,7 +5776,7 @@
               </w:tc>
               <w:tc>
                 <w:tcPr>
-                  <w:tcW w:type="dxa" w:w="2147"/>
+                  <w:tcW w:w="2147" w:type="dxa"/>
                   <w:shd w:val="clear" w:color="auto" w:fill="EBF0FA"/>
                 </w:tcPr>
                 <w:p>
@@ -5711,8 +5785,7 @@
                   </w:pPr>
                   <w:r>
                     <w:rPr>
-                      <w:rFonts w:eastAsia="宋体" w:ascii="宋体" w:hAnsi="宋体"/>
-                      <w:rFonts w:ascii="宋体" w:hAnsi="宋体"/>
+                      <w:rFonts w:ascii="SimSun" w:hAnsi="SimSun" w:eastAsia="SimSun"/>
                       <w:b w:val="0"/>
                       <w:i w:val="0"/>
                       <w:sz w:val="20"/>
@@ -5723,7 +5796,7 @@
               </w:tc>
               <w:tc>
                 <w:tcPr>
-                  <w:tcW w:type="dxa" w:w="2147"/>
+                  <w:tcW w:w="2147" w:type="dxa"/>
                   <w:shd w:val="clear" w:color="auto" w:fill="EBF0FA"/>
                 </w:tcPr>
                 <w:p>
@@ -5732,8 +5805,7 @@
                   </w:pPr>
                   <w:r>
                     <w:rPr>
-                      <w:rFonts w:eastAsia="宋体" w:ascii="宋体" w:hAnsi="宋体"/>
-                      <w:rFonts w:ascii="宋体" w:hAnsi="宋体"/>
+                      <w:rFonts w:ascii="SimSun" w:hAnsi="SimSun" w:eastAsia="SimSun"/>
                       <w:b w:val="0"/>
                       <w:i w:val="0"/>
                       <w:sz w:val="20"/>
@@ -5744,7 +5816,7 @@
               </w:tc>
               <w:tc>
                 <w:tcPr>
-                  <w:tcW w:type="dxa" w:w="2147"/>
+                  <w:tcW w:w="2147" w:type="dxa"/>
                   <w:shd w:val="clear" w:color="auto" w:fill="EBF0FA"/>
                 </w:tcPr>
                 <w:p>
@@ -5753,8 +5825,7 @@
                   </w:pPr>
                   <w:r>
                     <w:rPr>
-                      <w:rFonts w:eastAsia="宋体" w:ascii="宋体" w:hAnsi="宋体"/>
-                      <w:rFonts w:ascii="宋体" w:hAnsi="宋体"/>
+                      <w:rFonts w:ascii="SimSun" w:hAnsi="SimSun" w:eastAsia="SimSun"/>
                       <w:b w:val="0"/>
                       <w:i w:val="0"/>
                       <w:sz w:val="20"/>
@@ -5765,9 +5836,25 @@
               </w:tc>
             </w:tr>
             <w:tr>
-              <w:tc>
-                <w:tcPr>
-                  <w:tcW w:type="dxa" w:w="2147"/>
+              <w:tblPrEx>
+                <w:tblBorders>
+                  <w:top w:val="single" w:color="4472C4" w:sz="4" w:space="0"/>
+                  <w:left w:val="single" w:color="4472C4" w:sz="4" w:space="0"/>
+                  <w:bottom w:val="single" w:color="4472C4" w:sz="4" w:space="0"/>
+                  <w:right w:val="single" w:color="4472C4" w:sz="4" w:space="0"/>
+                  <w:insideH w:val="single" w:color="4472C4" w:sz="4" w:space="0"/>
+                  <w:insideV w:val="single" w:color="4472C4" w:sz="4" w:space="0"/>
+                </w:tblBorders>
+                <w:tblCellMar>
+                  <w:top w:w="0" w:type="dxa"/>
+                  <w:left w:w="10" w:type="dxa"/>
+                  <w:bottom w:w="0" w:type="dxa"/>
+                  <w:right w:w="10" w:type="dxa"/>
+                </w:tblCellMar>
+              </w:tblPrEx>
+              <w:tc>
+                <w:tcPr>
+                  <w:tcW w:w="2147" w:type="dxa"/>
                   <w:shd w:val="clear" w:color="auto" w:fill="FFFFFF"/>
                 </w:tcPr>
                 <w:p>
@@ -5776,8 +5863,7 @@
                   </w:pPr>
                   <w:r>
                     <w:rPr>
-                      <w:rFonts w:eastAsia="宋体" w:ascii="宋体" w:hAnsi="宋体"/>
-                      <w:rFonts w:ascii="宋体" w:hAnsi="宋体"/>
+                      <w:rFonts w:ascii="SimSun" w:hAnsi="SimSun" w:eastAsia="SimSun"/>
                       <w:b w:val="0"/>
                       <w:i w:val="0"/>
                       <w:sz w:val="20"/>
@@ -5788,7 +5874,7 @@
               </w:tc>
               <w:tc>
                 <w:tcPr>
-                  <w:tcW w:type="dxa" w:w="2147"/>
+                  <w:tcW w:w="2147" w:type="dxa"/>
                   <w:shd w:val="clear" w:color="auto" w:fill="FFFFFF"/>
                 </w:tcPr>
                 <w:p>
@@ -5797,8 +5883,7 @@
                   </w:pPr>
                   <w:r>
                     <w:rPr>
-                      <w:rFonts w:eastAsia="宋体" w:ascii="宋体" w:hAnsi="宋体"/>
-                      <w:rFonts w:ascii="宋体" w:hAnsi="宋体"/>
+                      <w:rFonts w:ascii="SimSun" w:hAnsi="SimSun" w:eastAsia="SimSun"/>
                       <w:b w:val="0"/>
                       <w:i w:val="0"/>
                       <w:sz w:val="20"/>
@@ -5809,7 +5894,7 @@
               </w:tc>
               <w:tc>
                 <w:tcPr>
-                  <w:tcW w:type="dxa" w:w="2147"/>
+                  <w:tcW w:w="2147" w:type="dxa"/>
                   <w:shd w:val="clear" w:color="auto" w:fill="FFFFFF"/>
                 </w:tcPr>
                 <w:p>
@@ -5818,8 +5903,7 @@
                   </w:pPr>
                   <w:r>
                     <w:rPr>
-                      <w:rFonts w:eastAsia="宋体" w:ascii="宋体" w:hAnsi="宋体"/>
-                      <w:rFonts w:ascii="宋体" w:hAnsi="宋体"/>
+                      <w:rFonts w:ascii="SimSun" w:hAnsi="SimSun" w:eastAsia="SimSun"/>
                       <w:b w:val="0"/>
                       <w:i w:val="0"/>
                       <w:sz w:val="20"/>
@@ -5830,7 +5914,7 @@
               </w:tc>
               <w:tc>
                 <w:tcPr>
-                  <w:tcW w:type="dxa" w:w="2147"/>
+                  <w:tcW w:w="2147" w:type="dxa"/>
                   <w:shd w:val="clear" w:color="auto" w:fill="FFFFFF"/>
                 </w:tcPr>
                 <w:p>
@@ -5839,8 +5923,7 @@
                   </w:pPr>
                   <w:r>
                     <w:rPr>
-                      <w:rFonts w:eastAsia="宋体" w:ascii="宋体" w:hAnsi="宋体"/>
-                      <w:rFonts w:ascii="宋体" w:hAnsi="宋体"/>
+                      <w:rFonts w:ascii="SimSun" w:hAnsi="SimSun" w:eastAsia="SimSun"/>
                       <w:b w:val="0"/>
                       <w:i w:val="0"/>
                       <w:sz w:val="20"/>
@@ -5851,9 +5934,25 @@
               </w:tc>
             </w:tr>
             <w:tr>
-              <w:tc>
-                <w:tcPr>
-                  <w:tcW w:type="dxa" w:w="2147"/>
+              <w:tblPrEx>
+                <w:tblBorders>
+                  <w:top w:val="single" w:color="4472C4" w:sz="4" w:space="0"/>
+                  <w:left w:val="single" w:color="4472C4" w:sz="4" w:space="0"/>
+                  <w:bottom w:val="single" w:color="4472C4" w:sz="4" w:space="0"/>
+                  <w:right w:val="single" w:color="4472C4" w:sz="4" w:space="0"/>
+                  <w:insideH w:val="single" w:color="4472C4" w:sz="4" w:space="0"/>
+                  <w:insideV w:val="single" w:color="4472C4" w:sz="4" w:space="0"/>
+                </w:tblBorders>
+                <w:tblCellMar>
+                  <w:top w:w="0" w:type="dxa"/>
+                  <w:left w:w="10" w:type="dxa"/>
+                  <w:bottom w:w="0" w:type="dxa"/>
+                  <w:right w:w="10" w:type="dxa"/>
+                </w:tblCellMar>
+              </w:tblPrEx>
+              <w:tc>
+                <w:tcPr>
+                  <w:tcW w:w="2147" w:type="dxa"/>
                   <w:shd w:val="clear" w:color="auto" w:fill="EBF0FA"/>
                 </w:tcPr>
                 <w:p>
@@ -5862,8 +5961,7 @@
                   </w:pPr>
                   <w:r>
                     <w:rPr>
-                      <w:rFonts w:eastAsia="宋体" w:ascii="宋体" w:hAnsi="宋体"/>
-                      <w:rFonts w:ascii="宋体" w:hAnsi="宋体"/>
+                      <w:rFonts w:ascii="SimSun" w:hAnsi="SimSun" w:eastAsia="SimSun"/>
                       <w:b w:val="0"/>
                       <w:i w:val="0"/>
                       <w:sz w:val="20"/>
@@ -5874,7 +5972,7 @@
               </w:tc>
               <w:tc>
                 <w:tcPr>
-                  <w:tcW w:type="dxa" w:w="2147"/>
+                  <w:tcW w:w="2147" w:type="dxa"/>
                   <w:shd w:val="clear" w:color="auto" w:fill="EBF0FA"/>
                 </w:tcPr>
                 <w:p>
@@ -5883,8 +5981,7 @@
                   </w:pPr>
                   <w:r>
                     <w:rPr>
-                      <w:rFonts w:eastAsia="宋体" w:ascii="宋体" w:hAnsi="宋体"/>
-                      <w:rFonts w:ascii="宋体" w:hAnsi="宋体"/>
+                      <w:rFonts w:ascii="SimSun" w:hAnsi="SimSun" w:eastAsia="SimSun"/>
                       <w:b w:val="0"/>
                       <w:i w:val="0"/>
                       <w:sz w:val="20"/>
@@ -5895,7 +5992,7 @@
               </w:tc>
               <w:tc>
                 <w:tcPr>
-                  <w:tcW w:type="dxa" w:w="2147"/>
+                  <w:tcW w:w="2147" w:type="dxa"/>
                   <w:shd w:val="clear" w:color="auto" w:fill="EBF0FA"/>
                 </w:tcPr>
                 <w:p>
@@ -5904,8 +6001,7 @@
                   </w:pPr>
                   <w:r>
                     <w:rPr>
-                      <w:rFonts w:eastAsia="宋体" w:ascii="宋体" w:hAnsi="宋体"/>
-                      <w:rFonts w:ascii="宋体" w:hAnsi="宋体"/>
+                      <w:rFonts w:ascii="SimSun" w:hAnsi="SimSun" w:eastAsia="SimSun"/>
                       <w:b w:val="0"/>
                       <w:i w:val="0"/>
                       <w:sz w:val="20"/>
@@ -5916,7 +6012,7 @@
               </w:tc>
               <w:tc>
                 <w:tcPr>
-                  <w:tcW w:type="dxa" w:w="2147"/>
+                  <w:tcW w:w="2147" w:type="dxa"/>
                   <w:shd w:val="clear" w:color="auto" w:fill="EBF0FA"/>
                 </w:tcPr>
                 <w:p>
@@ -5925,8 +6021,7 @@
                   </w:pPr>
                   <w:r>
                     <w:rPr>
-                      <w:rFonts w:eastAsia="宋体" w:ascii="宋体" w:hAnsi="宋体"/>
-                      <w:rFonts w:ascii="宋体" w:hAnsi="宋体"/>
+                      <w:rFonts w:ascii="SimSun" w:hAnsi="SimSun" w:eastAsia="SimSun"/>
                       <w:b w:val="0"/>
                       <w:i w:val="0"/>
                       <w:sz w:val="20"/>
@@ -5937,17 +6032,32 @@
               </w:tc>
             </w:tr>
             <w:tr>
-              <w:tc>
-                <w:tcPr>
-                  <w:tcW w:type="dxa" w:w="8588"/>
+              <w:tblPrEx>
+                <w:tblBorders>
+                  <w:top w:val="single" w:color="4472C4" w:sz="4" w:space="0"/>
+                  <w:left w:val="single" w:color="4472C4" w:sz="4" w:space="0"/>
+                  <w:bottom w:val="single" w:color="4472C4" w:sz="4" w:space="0"/>
+                  <w:right w:val="single" w:color="4472C4" w:sz="4" w:space="0"/>
+                  <w:insideH w:val="single" w:color="4472C4" w:sz="4" w:space="0"/>
+                  <w:insideV w:val="single" w:color="4472C4" w:sz="4" w:space="0"/>
+                </w:tblBorders>
+                <w:tblCellMar>
+                  <w:top w:w="0" w:type="dxa"/>
+                  <w:left w:w="10" w:type="dxa"/>
+                  <w:bottom w:w="0" w:type="dxa"/>
+                  <w:right w:w="10" w:type="dxa"/>
+                </w:tblCellMar>
+              </w:tblPrEx>
+              <w:tc>
+                <w:tcPr>
+                  <w:tcW w:w="8588" w:type="dxa"/>
                   <w:gridSpan w:val="4"/>
                   <w:shd w:val="clear" w:color="auto" w:fill="F5F5F5"/>
                 </w:tcPr>
                 <w:p>
                   <w:r>
                     <w:rPr>
-                      <w:rFonts w:eastAsia="宋体" w:ascii="宋体" w:hAnsi="宋体"/>
-                      <w:rFonts w:ascii="宋体" w:hAnsi="宋体"/>
+                      <w:rFonts w:ascii="SimSun" w:hAnsi="SimSun" w:eastAsia="SimSun"/>
                       <w:b w:val="0"/>
                       <w:i w:val="0"/>
                       <w:color w:val="555555"/>
@@ -5973,8 +6083,7 @@
             </w:pPr>
             <w:r>
               <w:rPr>
-                <w:rFonts w:eastAsia="宋体" w:ascii="宋体" w:hAnsi="宋体"/>
-                <w:rFonts w:ascii="宋体" w:hAnsi="宋体"/>
+                <w:rFonts w:ascii="SimSun" w:hAnsi="SimSun" w:eastAsia="SimSun"/>
                 <w:b/>
                 <w:i w:val="0"/>
                 <w:sz w:val="24"/>
@@ -5990,8 +6099,7 @@
             </w:pPr>
             <w:r>
               <w:rPr>
-                <w:rFonts w:eastAsia="宋体" w:ascii="宋体" w:hAnsi="宋体"/>
-                <w:rFonts w:ascii="宋体" w:hAnsi="宋体"/>
+                <w:rFonts w:ascii="SimSun" w:hAnsi="SimSun" w:eastAsia="SimSun"/>
                 <w:b w:val="0"/>
                 <w:i w:val="0"/>
                 <w:sz w:val="24"/>
@@ -6007,8 +6115,7 @@
             </w:pPr>
             <w:r>
               <w:rPr>
-                <w:rFonts w:eastAsia="宋体" w:ascii="宋体" w:hAnsi="宋体"/>
-                <w:rFonts w:ascii="宋体" w:hAnsi="宋体"/>
+                <w:rFonts w:ascii="SimSun" w:hAnsi="SimSun" w:eastAsia="SimSun"/>
                 <w:b w:val="0"/>
                 <w:i w:val="0"/>
                 <w:sz w:val="24"/>
@@ -6024,8 +6131,7 @@
             </w:pPr>
             <w:r>
               <w:rPr>
-                <w:rFonts w:eastAsia="宋体" w:ascii="宋体" w:hAnsi="宋体"/>
-                <w:rFonts w:ascii="宋体" w:hAnsi="宋体"/>
+                <w:rFonts w:ascii="SimSun" w:hAnsi="SimSun" w:eastAsia="SimSun"/>
                 <w:b w:val="0"/>
                 <w:i w:val="0"/>
                 <w:sz w:val="24"/>
@@ -6041,8 +6147,7 @@
             </w:pPr>
             <w:r>
               <w:rPr>
-                <w:rFonts w:eastAsia="宋体" w:ascii="宋体" w:hAnsi="宋体"/>
-                <w:rFonts w:ascii="宋体" w:hAnsi="宋体"/>
+                <w:rFonts w:ascii="SimSun" w:hAnsi="SimSun" w:eastAsia="SimSun"/>
                 <w:b w:val="0"/>
                 <w:i w:val="0"/>
                 <w:sz w:val="24"/>
@@ -6058,8 +6163,7 @@
             </w:pPr>
             <w:r>
               <w:rPr>
-                <w:rFonts w:eastAsia="宋体" w:ascii="宋体" w:hAnsi="宋体"/>
-                <w:rFonts w:ascii="宋体" w:hAnsi="宋体"/>
+                <w:rFonts w:ascii="SimSun" w:hAnsi="SimSun" w:eastAsia="SimSun"/>
                 <w:b w:val="0"/>
                 <w:i w:val="0"/>
                 <w:sz w:val="24"/>
@@ -6070,27 +6174,18 @@
         </w:tc>
       </w:tr>
     </w:tbl>
-    <w:p>
-      <w:pPr>
-        <w:pStyle w:val="Normal"/>
-        <w:rPr/>
-      </w:pPr>
-      <w:r>
-        <w:rPr/>
-      </w:r>
-    </w:p>
+    <w:p/>
     <w:sectPr>
-      <w:headerReference w:type="default" r:id="rId2"/>
-      <w:headerReference w:type="first" r:id="rId3"/>
-      <w:footerReference w:type="default" r:id="rId4"/>
-      <w:footerReference w:type="first" r:id="rId5"/>
-      <w:type w:val="nextPage"/>
+      <w:headerReference r:id="rId4" w:type="first"/>
+      <w:footerReference r:id="rId6" w:type="first"/>
+      <w:headerReference r:id="rId3" w:type="default"/>
+      <w:footerReference r:id="rId5" w:type="default"/>
       <w:pgSz w:w="10440" w:h="14740"/>
-      <w:pgMar w:left="1588" w:right="1588" w:gutter="0" w:header="851" w:top="1134" w:footer="737" w:bottom="1134"/>
-      <w:pgNumType w:start="0" w:fmt="decimal"/>
-      <w:formProt w:val="false"/>
+      <w:pgMar w:top="1134" w:right="1588" w:bottom="1134" w:left="1588" w:header="851" w:footer="737" w:gutter="0"/>
+      <w:pgNumType w:fmt="decimal" w:start="0"/>
+      <w:cols w:space="720" w:num="1"/>
+      <w:formProt w:val="0"/>
       <w:titlePg/>
-      <w:textDirection w:val="lrTb"/>
       <w:docGrid w:type="lines" w:linePitch="312" w:charSpace="0"/>
     </w:sectPr>
   </w:body>
@@ -6098,21 +6193,20 @@
 </file>
 
 <file path=word/footer1.xml><?xml version="1.0" encoding="utf-8"?>
-<w:ftr xmlns:o="urn:schemas-microsoft-com:office:office" xmlns:r="http://schemas.openxmlformats.org/officeDocument/2006/relationships" xmlns:v="urn:schemas-microsoft-com:vml" xmlns:w="http://schemas.openxmlformats.org/wordprocessingml/2006/main" xmlns:w10="urn:schemas-microsoft-com:office:word" xmlns:wp="http://schemas.openxmlformats.org/drawingml/2006/wordprocessingDrawing" xmlns:wps="http://schemas.microsoft.com/office/word/2010/wordprocessingShape" xmlns:wpg="http://schemas.microsoft.com/office/word/2010/wordprocessingGroup" xmlns:mc="http://schemas.openxmlformats.org/markup-compatibility/2006" xmlns:wp14="http://schemas.microsoft.com/office/word/2010/wordprocessingDrawing" xmlns:w14="http://schemas.microsoft.com/office/word/2010/wordml" xmlns:w15="http://schemas.microsoft.com/office/word/2012/wordml" mc:Ignorable="w14 wp14 w15">
+<w:ftr xmlns:wpc="http://schemas.microsoft.com/office/word/2010/wordprocessingCanvas" xmlns:mc="http://schemas.openxmlformats.org/markup-compatibility/2006" xmlns:o="urn:schemas-microsoft-com:office:office" xmlns:r="http://schemas.openxmlformats.org/officeDocument/2006/relationships" xmlns:m="http://schemas.openxmlformats.org/officeDocument/2006/math" xmlns:v="urn:schemas-microsoft-com:vml" xmlns:wp14="http://schemas.microsoft.com/office/word/2010/wordprocessingDrawing" xmlns:wp="http://schemas.openxmlformats.org/drawingml/2006/wordprocessingDrawing" xmlns:w10="urn:schemas-microsoft-com:office:word" xmlns:w="http://schemas.openxmlformats.org/wordprocessingml/2006/main" xmlns:w14="http://schemas.microsoft.com/office/word/2010/wordml" xmlns:w15="http://schemas.microsoft.com/office/word/2012/wordml" xmlns:wpg="http://schemas.microsoft.com/office/word/2010/wordprocessingGroup" xmlns:wpi="http://schemas.microsoft.com/office/word/2010/wordprocessingInk" xmlns:wne="http://schemas.microsoft.com/office/word/2006/wordml" xmlns:wps="http://schemas.microsoft.com/office/word/2010/wordprocessingShape" xmlns:wpsCustomData="http://www.wps.cn/officeDocument/2013/wpsCustomData" mc:Ignorable="w14 w15 wp14">
   <w:p>
     <w:pPr>
-      <w:pStyle w:val="Footer"/>
+      <w:pStyle w:val="8"/>
       <w:jc w:val="center"/>
       <w:rPr>
         <w:rFonts w:ascii="仿宋" w:hAnsi="仿宋" w:eastAsia="仿宋" w:cs="仿宋"/>
-        <w:b/>
         <w:b/>
         <w:bCs/>
       </w:rPr>
     </w:pPr>
     <w:r>
       <w:rPr>
-        <w:rFonts w:ascii="仿宋" w:hAnsi="仿宋" w:cs="仿宋" w:eastAsia="仿宋"/>
+        <w:rFonts w:ascii="仿宋" w:hAnsi="仿宋" w:eastAsia="仿宋" w:cs="仿宋"/>
         <w:b/>
         <w:bCs/>
       </w:rPr>
@@ -6123,21 +6217,20 @@
 </file>
 
 <file path=word/footer2.xml><?xml version="1.0" encoding="utf-8"?>
-<w:ftr xmlns:o="urn:schemas-microsoft-com:office:office" xmlns:r="http://schemas.openxmlformats.org/officeDocument/2006/relationships" xmlns:v="urn:schemas-microsoft-com:vml" xmlns:w="http://schemas.openxmlformats.org/wordprocessingml/2006/main" xmlns:w10="urn:schemas-microsoft-com:office:word" xmlns:wp="http://schemas.openxmlformats.org/drawingml/2006/wordprocessingDrawing" xmlns:wps="http://schemas.microsoft.com/office/word/2010/wordprocessingShape" xmlns:wpg="http://schemas.microsoft.com/office/word/2010/wordprocessingGroup" xmlns:mc="http://schemas.openxmlformats.org/markup-compatibility/2006" xmlns:wp14="http://schemas.microsoft.com/office/word/2010/wordprocessingDrawing" xmlns:w14="http://schemas.microsoft.com/office/word/2010/wordml" xmlns:w15="http://schemas.microsoft.com/office/word/2012/wordml" mc:Ignorable="w14 wp14 w15">
+<w:ftr xmlns:wpc="http://schemas.microsoft.com/office/word/2010/wordprocessingCanvas" xmlns:mc="http://schemas.openxmlformats.org/markup-compatibility/2006" xmlns:o="urn:schemas-microsoft-com:office:office" xmlns:r="http://schemas.openxmlformats.org/officeDocument/2006/relationships" xmlns:m="http://schemas.openxmlformats.org/officeDocument/2006/math" xmlns:v="urn:schemas-microsoft-com:vml" xmlns:wp14="http://schemas.microsoft.com/office/word/2010/wordprocessingDrawing" xmlns:wp="http://schemas.openxmlformats.org/drawingml/2006/wordprocessingDrawing" xmlns:w10="urn:schemas-microsoft-com:office:word" xmlns:w="http://schemas.openxmlformats.org/wordprocessingml/2006/main" xmlns:w14="http://schemas.microsoft.com/office/word/2010/wordml" xmlns:w15="http://schemas.microsoft.com/office/word/2012/wordml" xmlns:wpg="http://schemas.microsoft.com/office/word/2010/wordprocessingGroup" xmlns:wpi="http://schemas.microsoft.com/office/word/2010/wordprocessingInk" xmlns:wne="http://schemas.microsoft.com/office/word/2006/wordml" xmlns:wps="http://schemas.microsoft.com/office/word/2010/wordprocessingShape" xmlns:wpsCustomData="http://www.wps.cn/officeDocument/2013/wpsCustomData" mc:Ignorable="w14 w15 wp14">
   <w:p>
     <w:pPr>
-      <w:pStyle w:val="Footer"/>
+      <w:pStyle w:val="8"/>
       <w:jc w:val="center"/>
       <w:rPr>
         <w:rFonts w:ascii="仿宋" w:hAnsi="仿宋" w:eastAsia="仿宋" w:cs="仿宋"/>
-        <w:b/>
         <w:b/>
         <w:bCs/>
       </w:rPr>
     </w:pPr>
     <w:r>
       <w:rPr>
-        <w:rFonts w:ascii="仿宋" w:hAnsi="仿宋" w:cs="仿宋" w:eastAsia="仿宋"/>
+        <w:rFonts w:ascii="仿宋" w:hAnsi="仿宋" w:eastAsia="仿宋" w:cs="仿宋"/>
         <w:b/>
         <w:bCs/>
       </w:rPr>
@@ -6148,96 +6241,91 @@
 </file>
 
 <file path=word/header1.xml><?xml version="1.0" encoding="utf-8"?>
-<w:hdr xmlns:o="urn:schemas-microsoft-com:office:office" xmlns:r="http://schemas.openxmlformats.org/officeDocument/2006/relationships" xmlns:v="urn:schemas-microsoft-com:vml" xmlns:w="http://schemas.openxmlformats.org/wordprocessingml/2006/main" xmlns:w10="urn:schemas-microsoft-com:office:word" xmlns:wp="http://schemas.openxmlformats.org/drawingml/2006/wordprocessingDrawing" xmlns:wps="http://schemas.microsoft.com/office/word/2010/wordprocessingShape" xmlns:wpg="http://schemas.microsoft.com/office/word/2010/wordprocessingGroup" xmlns:mc="http://schemas.openxmlformats.org/markup-compatibility/2006" xmlns:wp14="http://schemas.microsoft.com/office/word/2010/wordprocessingDrawing" xmlns:w14="http://schemas.microsoft.com/office/word/2010/wordml" xmlns:w15="http://schemas.microsoft.com/office/word/2012/wordml" mc:Ignorable="w14 wp14 w15">
+<w:hdr xmlns:wpc="http://schemas.microsoft.com/office/word/2010/wordprocessingCanvas" xmlns:mc="http://schemas.openxmlformats.org/markup-compatibility/2006" xmlns:o="urn:schemas-microsoft-com:office:office" xmlns:r="http://schemas.openxmlformats.org/officeDocument/2006/relationships" xmlns:m="http://schemas.openxmlformats.org/officeDocument/2006/math" xmlns:v="urn:schemas-microsoft-com:vml" xmlns:wp14="http://schemas.microsoft.com/office/word/2010/wordprocessingDrawing" xmlns:wp="http://schemas.openxmlformats.org/drawingml/2006/wordprocessingDrawing" xmlns:w10="urn:schemas-microsoft-com:office:word" xmlns:w="http://schemas.openxmlformats.org/wordprocessingml/2006/main" xmlns:w14="http://schemas.microsoft.com/office/word/2010/wordml" xmlns:w15="http://schemas.microsoft.com/office/word/2012/wordml" xmlns:wpg="http://schemas.microsoft.com/office/word/2010/wordprocessingGroup" xmlns:wpi="http://schemas.microsoft.com/office/word/2010/wordprocessingInk" xmlns:wne="http://schemas.microsoft.com/office/word/2006/wordml" xmlns:wps="http://schemas.microsoft.com/office/word/2010/wordprocessingShape" xmlns:wpsCustomData="http://www.wps.cn/officeDocument/2013/wpsCustomData" mc:Ignorable="w14 w15 wp14">
   <w:p>
     <w:pPr>
-      <w:pStyle w:val="Header"/>
-      <w:rPr/>
+      <w:pStyle w:val="9"/>
     </w:pPr>
-    <w:r>
-      <w:rPr/>
-    </w:r>
   </w:p>
 </w:hdr>
 </file>
 
 <file path=word/header2.xml><?xml version="1.0" encoding="utf-8"?>
-<w:hdr xmlns:o="urn:schemas-microsoft-com:office:office" xmlns:r="http://schemas.openxmlformats.org/officeDocument/2006/relationships" xmlns:v="urn:schemas-microsoft-com:vml" xmlns:w="http://schemas.openxmlformats.org/wordprocessingml/2006/main" xmlns:w10="urn:schemas-microsoft-com:office:word" xmlns:wp="http://schemas.openxmlformats.org/drawingml/2006/wordprocessingDrawing" xmlns:wps="http://schemas.microsoft.com/office/word/2010/wordprocessingShape" xmlns:wpg="http://schemas.microsoft.com/office/word/2010/wordprocessingGroup" xmlns:mc="http://schemas.openxmlformats.org/markup-compatibility/2006" xmlns:wp14="http://schemas.microsoft.com/office/word/2010/wordprocessingDrawing" xmlns:w14="http://schemas.microsoft.com/office/word/2010/wordml" xmlns:w15="http://schemas.microsoft.com/office/word/2012/wordml" mc:Ignorable="w14 wp14 w15">
+<w:hdr xmlns:wpc="http://schemas.microsoft.com/office/word/2010/wordprocessingCanvas" xmlns:mc="http://schemas.openxmlformats.org/markup-compatibility/2006" xmlns:o="urn:schemas-microsoft-com:office:office" xmlns:r="http://schemas.openxmlformats.org/officeDocument/2006/relationships" xmlns:m="http://schemas.openxmlformats.org/officeDocument/2006/math" xmlns:v="urn:schemas-microsoft-com:vml" xmlns:wp14="http://schemas.microsoft.com/office/word/2010/wordprocessingDrawing" xmlns:wp="http://schemas.openxmlformats.org/drawingml/2006/wordprocessingDrawing" xmlns:w10="urn:schemas-microsoft-com:office:word" xmlns:w="http://schemas.openxmlformats.org/wordprocessingml/2006/main" xmlns:w14="http://schemas.microsoft.com/office/word/2010/wordml" xmlns:w15="http://schemas.microsoft.com/office/word/2012/wordml" xmlns:wpg="http://schemas.microsoft.com/office/word/2010/wordprocessingGroup" xmlns:wpi="http://schemas.microsoft.com/office/word/2010/wordprocessingInk" xmlns:wne="http://schemas.microsoft.com/office/word/2006/wordml" xmlns:wps="http://schemas.microsoft.com/office/word/2010/wordprocessingShape" xmlns:wpsCustomData="http://www.wps.cn/officeDocument/2013/wpsCustomData" mc:Ignorable="w14 w15 wp14">
   <w:p>
     <w:pPr>
-      <w:pStyle w:val="Header"/>
+      <w:pStyle w:val="9"/>
       <w:pBdr>
-        <w:bottom w:val="nil"/>
+        <w:bottom w:val="none" w:color="auto" w:sz="0" w:space="0"/>
       </w:pBdr>
-      <w:rPr/>
     </w:pPr>
-    <w:r>
-      <w:rPr/>
-    </w:r>
   </w:p>
 </w:hdr>
 </file>
 
 <file path=word/numbering.xml><?xml version="1.0" encoding="utf-8"?>
-<w:numbering xmlns:w="http://schemas.openxmlformats.org/wordprocessingml/2006/main" xmlns:o="urn:schemas-microsoft-com:office:office" xmlns:r="http://schemas.openxmlformats.org/officeDocument/2006/relationships" xmlns:v="urn:schemas-microsoft-com:vml" xmlns:mc="http://schemas.openxmlformats.org/markup-compatibility/2006" xmlns:w14="http://schemas.microsoft.com/office/word/2010/wordml" mc:Ignorable="w14">
-  <w:abstractNum w:abstractNumId="1">
-    <w:lvl w:ilvl="0">
+<w:numbering xmlns:wpc="http://schemas.microsoft.com/office/word/2010/wordprocessingCanvas" xmlns:mc="http://schemas.openxmlformats.org/markup-compatibility/2006" xmlns:o="urn:schemas-microsoft-com:office:office" xmlns:r="http://schemas.openxmlformats.org/officeDocument/2006/relationships" xmlns:m="http://schemas.openxmlformats.org/officeDocument/2006/math" xmlns:v="urn:schemas-microsoft-com:vml" xmlns:wp14="http://schemas.microsoft.com/office/word/2010/wordprocessingDrawing" xmlns:wp="http://schemas.openxmlformats.org/drawingml/2006/wordprocessingDrawing" xmlns:w10="urn:schemas-microsoft-com:office:word" xmlns:w="http://schemas.openxmlformats.org/wordprocessingml/2006/main" xmlns:w14="http://schemas.microsoft.com/office/word/2010/wordml" xmlns:wpg="http://schemas.microsoft.com/office/word/2010/wordprocessingGroup" xmlns:wpi="http://schemas.microsoft.com/office/word/2010/wordprocessingInk" xmlns:wne="http://schemas.microsoft.com/office/word/2006/wordml" xmlns:wps="http://schemas.microsoft.com/office/word/2010/wordprocessingShape" xmlns:wpsCustomData="http://www.wps.cn/officeDocument/2013/wpsCustomData" mc:Ignorable="w14 wp14">
+  <w:abstractNum w:abstractNumId="0">
+    <w:nsid w:val="BFEA3C56"/>
+    <w:multiLevelType w:val="multilevel"/>
+    <w:tmpl w:val="BFEA3C56"/>
+    <w:lvl w:ilvl="0" w:tentative="0">
       <w:start w:val="1"/>
-      <w:pStyle w:val="Heading1"/>
       <w:numFmt w:val="none"/>
+      <w:pStyle w:val="2"/>
       <w:suff w:val="nothing"/>
       <w:lvlText w:val=""/>
       <w:lvlJc w:val="left"/>
       <w:pPr>
         <w:tabs>
-          <w:tab w:val="num" w:pos="0"/>
+          <w:tab w:val="left" w:pos="0"/>
         </w:tabs>
-        <w:ind w:left="0" w:hanging="0"/>
+        <w:ind w:left="0" w:firstLine="0"/>
       </w:pPr>
     </w:lvl>
-    <w:lvl w:ilvl="1">
+    <w:lvl w:ilvl="1" w:tentative="0">
       <w:start w:val="1"/>
-      <w:pStyle w:val="Heading2"/>
       <w:numFmt w:val="none"/>
+      <w:pStyle w:val="3"/>
       <w:suff w:val="nothing"/>
       <w:lvlText w:val=""/>
       <w:lvlJc w:val="left"/>
       <w:pPr>
         <w:tabs>
-          <w:tab w:val="num" w:pos="0"/>
+          <w:tab w:val="left" w:pos="0"/>
         </w:tabs>
-        <w:ind w:left="0" w:hanging="0"/>
+        <w:ind w:left="0" w:firstLine="0"/>
       </w:pPr>
     </w:lvl>
-    <w:lvl w:ilvl="2">
+    <w:lvl w:ilvl="2" w:tentative="0">
       <w:start w:val="1"/>
-      <w:pStyle w:val="Heading3"/>
       <w:numFmt w:val="none"/>
+      <w:pStyle w:val="4"/>
       <w:suff w:val="nothing"/>
       <w:lvlText w:val=""/>
       <w:lvlJc w:val="left"/>
       <w:pPr>
         <w:tabs>
-          <w:tab w:val="num" w:pos="0"/>
+          <w:tab w:val="left" w:pos="0"/>
         </w:tabs>
-        <w:ind w:left="0" w:hanging="0"/>
+        <w:ind w:left="0" w:firstLine="0"/>
       </w:pPr>
     </w:lvl>
-    <w:lvl w:ilvl="3">
+    <w:lvl w:ilvl="3" w:tentative="0">
       <w:start w:val="1"/>
-      <w:pStyle w:val="Heading4"/>
       <w:numFmt w:val="none"/>
+      <w:pStyle w:val="5"/>
       <w:suff w:val="nothing"/>
       <w:lvlText w:val=""/>
       <w:lvlJc w:val="left"/>
       <w:pPr>
         <w:tabs>
-          <w:tab w:val="num" w:pos="0"/>
+          <w:tab w:val="left" w:pos="0"/>
         </w:tabs>
-        <w:ind w:left="0" w:hanging="0"/>
+        <w:ind w:left="0" w:firstLine="0"/>
       </w:pPr>
     </w:lvl>
-    <w:lvl w:ilvl="4">
+    <w:lvl w:ilvl="4" w:tentative="0">
       <w:start w:val="1"/>
       <w:numFmt w:val="none"/>
       <w:suff w:val="nothing"/>
@@ -6245,12 +6333,12 @@
       <w:lvlJc w:val="left"/>
       <w:pPr>
         <w:tabs>
-          <w:tab w:val="num" w:pos="0"/>
+          <w:tab w:val="left" w:pos="0"/>
         </w:tabs>
-        <w:ind w:left="0" w:hanging="0"/>
+        <w:ind w:left="0" w:firstLine="0"/>
       </w:pPr>
     </w:lvl>
-    <w:lvl w:ilvl="5">
+    <w:lvl w:ilvl="5" w:tentative="0">
       <w:start w:val="1"/>
       <w:numFmt w:val="none"/>
       <w:suff w:val="nothing"/>
@@ -6258,12 +6346,12 @@
       <w:lvlJc w:val="left"/>
       <w:pPr>
         <w:tabs>
-          <w:tab w:val="num" w:pos="0"/>
+          <w:tab w:val="left" w:pos="0"/>
         </w:tabs>
-        <w:ind w:left="0" w:hanging="0"/>
+        <w:ind w:left="0" w:firstLine="0"/>
       </w:pPr>
     </w:lvl>
-    <w:lvl w:ilvl="6">
+    <w:lvl w:ilvl="6" w:tentative="0">
       <w:start w:val="1"/>
       <w:numFmt w:val="none"/>
       <w:suff w:val="nothing"/>
@@ -6271,12 +6359,12 @@
       <w:lvlJc w:val="left"/>
       <w:pPr>
         <w:tabs>
-          <w:tab w:val="num" w:pos="0"/>
+          <w:tab w:val="left" w:pos="0"/>
         </w:tabs>
-        <w:ind w:left="0" w:hanging="0"/>
+        <w:ind w:left="0" w:firstLine="0"/>
       </w:pPr>
     </w:lvl>
-    <w:lvl w:ilvl="7">
+    <w:lvl w:ilvl="7" w:tentative="0">
       <w:start w:val="1"/>
       <w:numFmt w:val="none"/>
       <w:suff w:val="nothing"/>
@@ -6284,12 +6372,12 @@
       <w:lvlJc w:val="left"/>
       <w:pPr>
         <w:tabs>
-          <w:tab w:val="num" w:pos="0"/>
+          <w:tab w:val="left" w:pos="0"/>
         </w:tabs>
-        <w:ind w:left="0" w:hanging="0"/>
+        <w:ind w:left="0" w:firstLine="0"/>
       </w:pPr>
     </w:lvl>
-    <w:lvl w:ilvl="8">
+    <w:lvl w:ilvl="8" w:tentative="0">
       <w:start w:val="1"/>
       <w:numFmt w:val="none"/>
       <w:suff w:val="nothing"/>
@@ -6297,14 +6385,17 @@
       <w:lvlJc w:val="left"/>
       <w:pPr>
         <w:tabs>
-          <w:tab w:val="num" w:pos="0"/>
+          <w:tab w:val="left" w:pos="0"/>
         </w:tabs>
-        <w:ind w:left="0" w:hanging="0"/>
+        <w:ind w:left="0" w:firstLine="0"/>
       </w:pPr>
     </w:lvl>
   </w:abstractNum>
-  <w:abstractNum w:abstractNumId="2">
-    <w:lvl w:ilvl="0">
+  <w:abstractNum w:abstractNumId="1">
+    <w:nsid w:val="EFE65A92"/>
+    <w:multiLevelType w:val="singleLevel"/>
+    <w:tmpl w:val="EFE65A92"/>
+    <w:lvl w:ilvl="0" w:tentative="0">
       <w:start w:val="2"/>
       <w:numFmt w:val="taiwaneseCountingThousand"/>
       <w:suff w:val="nothing"/>
@@ -6312,14 +6403,17 @@
       <w:lvlJc w:val="left"/>
       <w:pPr>
         <w:tabs>
-          <w:tab w:val="num" w:pos="0"/>
+          <w:tab w:val="left" w:pos="0"/>
         </w:tabs>
-        <w:ind w:left="0" w:hanging="0"/>
+        <w:ind w:left="0" w:firstLine="0"/>
       </w:pPr>
     </w:lvl>
   </w:abstractNum>
-  <w:abstractNum w:abstractNumId="3">
-    <w:lvl w:ilvl="0">
+  <w:abstractNum w:abstractNumId="2">
+    <w:nsid w:val="F9EC4BD6"/>
+    <w:multiLevelType w:val="multilevel"/>
+    <w:tmpl w:val="F9EC4BD6"/>
+    <w:lvl w:ilvl="0" w:tentative="0">
       <w:start w:val="1"/>
       <w:numFmt w:val="taiwaneseCountingThousand"/>
       <w:suff w:val="nothing"/>
@@ -6327,12 +6421,12 @@
       <w:lvlJc w:val="left"/>
       <w:pPr>
         <w:tabs>
-          <w:tab w:val="num" w:pos="0"/>
+          <w:tab w:val="left" w:pos="0"/>
         </w:tabs>
-        <w:ind w:left="0" w:hanging="0"/>
+        <w:ind w:left="0" w:firstLine="0"/>
       </w:pPr>
     </w:lvl>
-    <w:lvl w:ilvl="1">
+    <w:lvl w:ilvl="1" w:tentative="0">
       <w:start w:val="1"/>
       <w:numFmt w:val="decimal"/>
       <w:suff w:val="nothing"/>
@@ -6340,12 +6434,12 @@
       <w:lvlJc w:val="left"/>
       <w:pPr>
         <w:tabs>
-          <w:tab w:val="num" w:pos="0"/>
+          <w:tab w:val="left" w:pos="0"/>
         </w:tabs>
-        <w:ind w:left="0" w:hanging="0"/>
+        <w:ind w:left="0" w:firstLine="0"/>
       </w:pPr>
     </w:lvl>
-    <w:lvl w:ilvl="2">
+    <w:lvl w:ilvl="2" w:tentative="0">
       <w:start w:val="1"/>
       <w:numFmt w:val="decimal"/>
       <w:suff w:val="nothing"/>
@@ -6353,12 +6447,12 @@
       <w:lvlJc w:val="left"/>
       <w:pPr>
         <w:tabs>
-          <w:tab w:val="num" w:pos="0"/>
+          <w:tab w:val="left" w:pos="0"/>
         </w:tabs>
-        <w:ind w:left="0" w:hanging="0"/>
+        <w:ind w:left="0" w:firstLine="0"/>
       </w:pPr>
     </w:lvl>
-    <w:lvl w:ilvl="3">
+    <w:lvl w:ilvl="3" w:tentative="0">
       <w:start w:val="1"/>
       <w:numFmt w:val="decimalEnclosedCircle"/>
       <w:suff w:val="nothing"/>
@@ -6366,12 +6460,12 @@
       <w:lvlJc w:val="left"/>
       <w:pPr>
         <w:tabs>
-          <w:tab w:val="num" w:pos="0"/>
+          <w:tab w:val="left" w:pos="0"/>
         </w:tabs>
-        <w:ind w:left="0" w:hanging="0"/>
+        <w:ind w:left="0" w:firstLine="0"/>
       </w:pPr>
     </w:lvl>
-    <w:lvl w:ilvl="4">
+    <w:lvl w:ilvl="4" w:tentative="0">
       <w:start w:val="1"/>
       <w:numFmt w:val="decimal"/>
       <w:suff w:val="nothing"/>
@@ -6379,12 +6473,12 @@
       <w:lvlJc w:val="left"/>
       <w:pPr>
         <w:tabs>
-          <w:tab w:val="num" w:pos="0"/>
+          <w:tab w:val="left" w:pos="0"/>
         </w:tabs>
-        <w:ind w:left="0" w:hanging="0"/>
+        <w:ind w:left="0" w:firstLine="0"/>
       </w:pPr>
     </w:lvl>
-    <w:lvl w:ilvl="5">
+    <w:lvl w:ilvl="5" w:tentative="0">
       <w:start w:val="1"/>
       <w:numFmt w:val="lowerLetter"/>
       <w:suff w:val="nothing"/>
@@ -6392,12 +6486,12 @@
       <w:lvlJc w:val="left"/>
       <w:pPr>
         <w:tabs>
-          <w:tab w:val="num" w:pos="0"/>
+          <w:tab w:val="left" w:pos="0"/>
         </w:tabs>
-        <w:ind w:left="0" w:hanging="0"/>
+        <w:ind w:left="0" w:firstLine="0"/>
       </w:pPr>
     </w:lvl>
-    <w:lvl w:ilvl="6">
+    <w:lvl w:ilvl="6" w:tentative="0">
       <w:start w:val="1"/>
       <w:numFmt w:val="lowerLetter"/>
       <w:suff w:val="nothing"/>
@@ -6405,12 +6499,12 @@
       <w:lvlJc w:val="left"/>
       <w:pPr>
         <w:tabs>
-          <w:tab w:val="num" w:pos="0"/>
+          <w:tab w:val="left" w:pos="0"/>
         </w:tabs>
-        <w:ind w:left="0" w:hanging="0"/>
+        <w:ind w:left="0" w:firstLine="0"/>
       </w:pPr>
     </w:lvl>
-    <w:lvl w:ilvl="7">
+    <w:lvl w:ilvl="7" w:tentative="0">
       <w:start w:val="1"/>
       <w:numFmt w:val="lowerRoman"/>
       <w:suff w:val="nothing"/>
@@ -6418,12 +6512,12 @@
       <w:lvlJc w:val="left"/>
       <w:pPr>
         <w:tabs>
-          <w:tab w:val="num" w:pos="0"/>
+          <w:tab w:val="left" w:pos="0"/>
         </w:tabs>
-        <w:ind w:left="0" w:hanging="0"/>
+        <w:ind w:left="0" w:firstLine="0"/>
       </w:pPr>
     </w:lvl>
-    <w:lvl w:ilvl="8">
+    <w:lvl w:ilvl="8" w:tentative="0">
       <w:start w:val="1"/>
       <w:numFmt w:val="lowerRoman"/>
       <w:suff w:val="nothing"/>
@@ -6431,51 +6525,296 @@
       <w:lvlJc w:val="left"/>
       <w:pPr>
         <w:tabs>
-          <w:tab w:val="num" w:pos="0"/>
+          <w:tab w:val="left" w:pos="0"/>
         </w:tabs>
-        <w:ind w:left="0" w:hanging="0"/>
+        <w:ind w:left="0" w:firstLine="0"/>
       </w:pPr>
     </w:lvl>
   </w:abstractNum>
   <w:num w:numId="1">
-    <w:abstractNumId w:val="1"/>
+    <w:abstractNumId w:val="0"/>
   </w:num>
   <w:num w:numId="2">
     <w:abstractNumId w:val="2"/>
   </w:num>
   <w:num w:numId="3">
-    <w:abstractNumId w:val="3"/>
+    <w:abstractNumId w:val="1"/>
   </w:num>
 </w:numbering>
 </file>
 
 <file path=word/styles.xml><?xml version="1.0" encoding="utf-8"?>
-<w:styles xmlns:w="http://schemas.openxmlformats.org/wordprocessingml/2006/main" xmlns:w14="http://schemas.microsoft.com/office/word/2010/wordml" xmlns:mc="http://schemas.openxmlformats.org/markup-compatibility/2006" mc:Ignorable="w14">
+<w:styles xmlns:mc="http://schemas.openxmlformats.org/markup-compatibility/2006" xmlns:o="urn:schemas-microsoft-com:office:office" xmlns:r="http://schemas.openxmlformats.org/officeDocument/2006/relationships" xmlns:m="http://schemas.openxmlformats.org/officeDocument/2006/math" xmlns:v="urn:schemas-microsoft-com:vml" xmlns:w="http://schemas.openxmlformats.org/wordprocessingml/2006/main" xmlns:w14="http://schemas.microsoft.com/office/word/2010/wordml" xmlns:w10="urn:schemas-microsoft-com:office:word" xmlns:sl="http://schemas.openxmlformats.org/schemaLibrary/2006/main" xmlns:wpsCustomData="http://www.wps.cn/officeDocument/2013/wpsCustomData" mc:Ignorable="w14">
   <w:docDefaults>
     <w:rPrDefault>
       <w:rPr>
         <w:rFonts w:ascii="Liberation Serif" w:hAnsi="Liberation Serif" w:eastAsia="Noto Serif CJK SC" w:cs="Lohit Devanagari"/>
-        <w:sz w:val="24"/>
-        <w:szCs w:val="24"/>
-        <w:lang w:val="en-US" w:eastAsia="zh-CN" w:bidi="hi-IN"/>
       </w:rPr>
     </w:rPrDefault>
-    <w:pPrDefault>
-      <w:pPr>
-        <w:suppressAutoHyphens w:val="true"/>
-      </w:pPr>
-    </w:pPrDefault>
+    <w:pPrDefault/>
   </w:docDefaults>
-  <w:style w:type="paragraph" w:styleId="Normal">
+  <w:latentStyles w:count="260" w:defQFormat="0" w:defUnhideWhenUsed="1" w:defSemiHidden="1" w:defUIPriority="99" w:defLockedState="0">
+    <w:lsdException w:qFormat="1" w:unhideWhenUsed="0" w:uiPriority="0" w:semiHidden="0" w:name="Normal"/>
+    <w:lsdException w:qFormat="1" w:unhideWhenUsed="0" w:uiPriority="0" w:semiHidden="0" w:name="heading 1"/>
+    <w:lsdException w:qFormat="1" w:unhideWhenUsed="0" w:uiPriority="0" w:semiHidden="0" w:name="heading 2"/>
+    <w:lsdException w:qFormat="1" w:unhideWhenUsed="0" w:uiPriority="0" w:semiHidden="0" w:name="heading 3"/>
+    <w:lsdException w:qFormat="1" w:unhideWhenUsed="0" w:uiPriority="0" w:semiHidden="0" w:name="heading 4"/>
+    <w:lsdException w:qFormat="1" w:uiPriority="0" w:name="heading 5"/>
+    <w:lsdException w:qFormat="1" w:uiPriority="0" w:name="heading 6"/>
+    <w:lsdException w:qFormat="1" w:uiPriority="0" w:name="heading 7"/>
+    <w:lsdException w:qFormat="1" w:uiPriority="0" w:name="heading 8"/>
+    <w:lsdException w:qFormat="1" w:uiPriority="0" w:name="heading 9"/>
+    <w:lsdException w:unhideWhenUsed="0" w:uiPriority="0" w:semiHidden="0" w:name="index 1"/>
+    <w:lsdException w:unhideWhenUsed="0" w:uiPriority="0" w:semiHidden="0" w:name="index 2"/>
+    <w:lsdException w:unhideWhenUsed="0" w:uiPriority="0" w:semiHidden="0" w:name="index 3"/>
+    <w:lsdException w:unhideWhenUsed="0" w:uiPriority="0" w:semiHidden="0" w:name="index 4"/>
+    <w:lsdException w:unhideWhenUsed="0" w:uiPriority="0" w:semiHidden="0" w:name="index 5"/>
+    <w:lsdException w:unhideWhenUsed="0" w:uiPriority="0" w:semiHidden="0" w:name="index 6"/>
+    <w:lsdException w:unhideWhenUsed="0" w:uiPriority="0" w:semiHidden="0" w:name="index 7"/>
+    <w:lsdException w:unhideWhenUsed="0" w:uiPriority="0" w:semiHidden="0" w:name="index 8"/>
+    <w:lsdException w:unhideWhenUsed="0" w:uiPriority="0" w:semiHidden="0" w:name="index 9"/>
+    <w:lsdException w:unhideWhenUsed="0" w:uiPriority="0" w:semiHidden="0" w:name="toc 1"/>
+    <w:lsdException w:unhideWhenUsed="0" w:uiPriority="0" w:semiHidden="0" w:name="toc 2"/>
+    <w:lsdException w:unhideWhenUsed="0" w:uiPriority="0" w:semiHidden="0" w:name="toc 3"/>
+    <w:lsdException w:unhideWhenUsed="0" w:uiPriority="0" w:semiHidden="0" w:name="toc 4"/>
+    <w:lsdException w:unhideWhenUsed="0" w:uiPriority="0" w:semiHidden="0" w:name="toc 5"/>
+    <w:lsdException w:unhideWhenUsed="0" w:uiPriority="0" w:semiHidden="0" w:name="toc 6"/>
+    <w:lsdException w:unhideWhenUsed="0" w:uiPriority="0" w:semiHidden="0" w:name="toc 7"/>
+    <w:lsdException w:unhideWhenUsed="0" w:uiPriority="0" w:semiHidden="0" w:name="toc 8"/>
+    <w:lsdException w:unhideWhenUsed="0" w:uiPriority="0" w:semiHidden="0" w:name="toc 9"/>
+    <w:lsdException w:unhideWhenUsed="0" w:uiPriority="0" w:semiHidden="0" w:name="Normal Indent"/>
+    <w:lsdException w:unhideWhenUsed="0" w:uiPriority="0" w:semiHidden="0" w:name="footnote text"/>
+    <w:lsdException w:unhideWhenUsed="0" w:uiPriority="0" w:semiHidden="0" w:name="annotation text"/>
+    <w:lsdException w:qFormat="1" w:unhideWhenUsed="0" w:uiPriority="0" w:semiHidden="0" w:name="header"/>
+    <w:lsdException w:qFormat="1" w:unhideWhenUsed="0" w:uiPriority="0" w:semiHidden="0" w:name="footer"/>
+    <w:lsdException w:unhideWhenUsed="0" w:uiPriority="0" w:semiHidden="0" w:name="index heading"/>
+    <w:lsdException w:qFormat="1" w:unhideWhenUsed="0" w:uiPriority="0" w:semiHidden="0" w:name="caption"/>
+    <w:lsdException w:unhideWhenUsed="0" w:uiPriority="0" w:semiHidden="0" w:name="table of figures"/>
+    <w:lsdException w:unhideWhenUsed="0" w:uiPriority="0" w:semiHidden="0" w:name="envelope address"/>
+    <w:lsdException w:unhideWhenUsed="0" w:uiPriority="0" w:semiHidden="0" w:name="envelope return"/>
+    <w:lsdException w:unhideWhenUsed="0" w:uiPriority="0" w:semiHidden="0" w:name="footnote reference"/>
+    <w:lsdException w:unhideWhenUsed="0" w:uiPriority="0" w:semiHidden="0" w:name="annotation reference"/>
+    <w:lsdException w:unhideWhenUsed="0" w:uiPriority="0" w:semiHidden="0" w:name="line number"/>
+    <w:lsdException w:qFormat="1" w:unhideWhenUsed="0" w:uiPriority="0" w:semiHidden="0" w:name="page number"/>
+    <w:lsdException w:unhideWhenUsed="0" w:uiPriority="0" w:semiHidden="0" w:name="endnote reference"/>
+    <w:lsdException w:unhideWhenUsed="0" w:uiPriority="0" w:semiHidden="0" w:name="endnote text"/>
+    <w:lsdException w:unhideWhenUsed="0" w:uiPriority="0" w:semiHidden="0" w:name="table of authorities"/>
+    <w:lsdException w:unhideWhenUsed="0" w:uiPriority="0" w:semiHidden="0" w:name="macro"/>
+    <w:lsdException w:unhideWhenUsed="0" w:uiPriority="0" w:semiHidden="0" w:name="toa heading"/>
+    <w:lsdException w:qFormat="1" w:unhideWhenUsed="0" w:uiPriority="0" w:semiHidden="0" w:name="List"/>
+    <w:lsdException w:unhideWhenUsed="0" w:uiPriority="0" w:semiHidden="0" w:name="List Bullet"/>
+    <w:lsdException w:unhideWhenUsed="0" w:uiPriority="0" w:semiHidden="0" w:name="List Number"/>
+    <w:lsdException w:unhideWhenUsed="0" w:uiPriority="0" w:semiHidden="0" w:name="List 2"/>
+    <w:lsdException w:unhideWhenUsed="0" w:uiPriority="0" w:semiHidden="0" w:name="List 3"/>
+    <w:lsdException w:unhideWhenUsed="0" w:uiPriority="0" w:semiHidden="0" w:name="List 4"/>
+    <w:lsdException w:unhideWhenUsed="0" w:uiPriority="0" w:semiHidden="0" w:name="List 5"/>
+    <w:lsdException w:unhideWhenUsed="0" w:uiPriority="0" w:semiHidden="0" w:name="List Bullet 2"/>
+    <w:lsdException w:unhideWhenUsed="0" w:uiPriority="0" w:semiHidden="0" w:name="List Bullet 3"/>
+    <w:lsdException w:unhideWhenUsed="0" w:uiPriority="0" w:semiHidden="0" w:name="List Bullet 4"/>
+    <w:lsdException w:unhideWhenUsed="0" w:uiPriority="0" w:semiHidden="0" w:name="List Bullet 5"/>
+    <w:lsdException w:unhideWhenUsed="0" w:uiPriority="0" w:semiHidden="0" w:name="List Number 2"/>
+    <w:lsdException w:unhideWhenUsed="0" w:uiPriority="0" w:semiHidden="0" w:name="List Number 3"/>
+    <w:lsdException w:unhideWhenUsed="0" w:uiPriority="0" w:semiHidden="0" w:name="List Number 4"/>
+    <w:lsdException w:unhideWhenUsed="0" w:uiPriority="0" w:semiHidden="0" w:name="List Number 5"/>
+    <w:lsdException w:qFormat="1" w:unhideWhenUsed="0" w:uiPriority="0" w:semiHidden="0" w:name="Title"/>
+    <w:lsdException w:unhideWhenUsed="0" w:uiPriority="0" w:semiHidden="0" w:name="Closing"/>
+    <w:lsdException w:unhideWhenUsed="0" w:uiPriority="0" w:semiHidden="0" w:name="Signature"/>
+    <w:lsdException w:unhideWhenUsed="0" w:uiPriority="0" w:name="Default Paragraph Font"/>
+    <w:lsdException w:qFormat="1" w:unhideWhenUsed="0" w:uiPriority="0" w:semiHidden="0" w:name="Body Text"/>
+    <w:lsdException w:unhideWhenUsed="0" w:uiPriority="0" w:semiHidden="0" w:name="Body Text Indent"/>
+    <w:lsdException w:unhideWhenUsed="0" w:uiPriority="0" w:semiHidden="0" w:name="List Continue"/>
+    <w:lsdException w:unhideWhenUsed="0" w:uiPriority="0" w:semiHidden="0" w:name="List Continue 2"/>
+    <w:lsdException w:unhideWhenUsed="0" w:uiPriority="0" w:semiHidden="0" w:name="List Continue 3"/>
+    <w:lsdException w:unhideWhenUsed="0" w:uiPriority="0" w:semiHidden="0" w:name="List Continue 4"/>
+    <w:lsdException w:unhideWhenUsed="0" w:uiPriority="0" w:semiHidden="0" w:name="List Continue 5"/>
+    <w:lsdException w:unhideWhenUsed="0" w:uiPriority="0" w:semiHidden="0" w:name="Message Header"/>
+    <w:lsdException w:qFormat="1" w:unhideWhenUsed="0" w:uiPriority="0" w:semiHidden="0" w:name="Subtitle"/>
+    <w:lsdException w:unhideWhenUsed="0" w:uiPriority="0" w:semiHidden="0" w:name="Salutation"/>
+    <w:lsdException w:unhideWhenUsed="0" w:uiPriority="0" w:semiHidden="0" w:name="Date"/>
+    <w:lsdException w:unhideWhenUsed="0" w:uiPriority="0" w:semiHidden="0" w:name="Body Text First Indent"/>
+    <w:lsdException w:unhideWhenUsed="0" w:uiPriority="0" w:semiHidden="0" w:name="Body Text First Indent 2"/>
+    <w:lsdException w:unhideWhenUsed="0" w:uiPriority="0" w:semiHidden="0" w:name="Note Heading"/>
+    <w:lsdException w:unhideWhenUsed="0" w:uiPriority="0" w:semiHidden="0" w:name="Body Text 2"/>
+    <w:lsdException w:unhideWhenUsed="0" w:uiPriority="0" w:semiHidden="0" w:name="Body Text 3"/>
+    <w:lsdException w:unhideWhenUsed="0" w:uiPriority="0" w:semiHidden="0" w:name="Body Text Indent 2"/>
+    <w:lsdException w:unhideWhenUsed="0" w:uiPriority="0" w:semiHidden="0" w:name="Body Text Indent 3"/>
+    <w:lsdException w:unhideWhenUsed="0" w:uiPriority="0" w:semiHidden="0" w:name="Block Text"/>
+    <w:lsdException w:qFormat="1" w:unhideWhenUsed="0" w:uiPriority="0" w:semiHidden="0" w:name="Hyperlink"/>
+    <w:lsdException w:unhideWhenUsed="0" w:uiPriority="0" w:semiHidden="0" w:name="FollowedHyperlink"/>
+    <w:lsdException w:qFormat="1" w:unhideWhenUsed="0" w:uiPriority="0" w:semiHidden="0" w:name="Strong"/>
+    <w:lsdException w:qFormat="1" w:unhideWhenUsed="0" w:uiPriority="0" w:semiHidden="0" w:name="Emphasis"/>
+    <w:lsdException w:unhideWhenUsed="0" w:uiPriority="0" w:semiHidden="0" w:name="Document Map"/>
+    <w:lsdException w:unhideWhenUsed="0" w:uiPriority="0" w:semiHidden="0" w:name="Plain Text"/>
+    <w:lsdException w:unhideWhenUsed="0" w:uiPriority="0" w:semiHidden="0" w:name="E-mail Signature"/>
+    <w:lsdException w:unhideWhenUsed="0" w:uiPriority="0" w:semiHidden="0" w:name="Normal (Web)"/>
+    <w:lsdException w:unhideWhenUsed="0" w:uiPriority="0" w:semiHidden="0" w:name="HTML Acronym"/>
+    <w:lsdException w:unhideWhenUsed="0" w:uiPriority="0" w:semiHidden="0" w:name="HTML Address"/>
+    <w:lsdException w:unhideWhenUsed="0" w:uiPriority="0" w:semiHidden="0" w:name="HTML Cite"/>
+    <w:lsdException w:unhideWhenUsed="0" w:uiPriority="0" w:semiHidden="0" w:name="HTML Code"/>
+    <w:lsdException w:unhideWhenUsed="0" w:uiPriority="0" w:semiHidden="0" w:name="HTML Definition"/>
+    <w:lsdException w:unhideWhenUsed="0" w:uiPriority="0" w:semiHidden="0" w:name="HTML Keyboard"/>
+    <w:lsdException w:unhideWhenUsed="0" w:uiPriority="0" w:semiHidden="0" w:name="HTML Preformatted"/>
+    <w:lsdException w:unhideWhenUsed="0" w:uiPriority="0" w:semiHidden="0" w:name="HTML Sample"/>
+    <w:lsdException w:unhideWhenUsed="0" w:uiPriority="0" w:semiHidden="0" w:name="HTML Typewriter"/>
+    <w:lsdException w:unhideWhenUsed="0" w:uiPriority="0" w:semiHidden="0" w:name="HTML Variable"/>
+    <w:lsdException w:qFormat="1" w:unhideWhenUsed="0" w:uiPriority="0" w:name="Normal Table"/>
+    <w:lsdException w:unhideWhenUsed="0" w:uiPriority="0" w:semiHidden="0" w:name="annotation subject"/>
+    <w:lsdException w:unhideWhenUsed="0" w:uiPriority="0" w:semiHidden="0" w:name="Table Simple 1"/>
+    <w:lsdException w:unhideWhenUsed="0" w:uiPriority="0" w:semiHidden="0" w:name="Table Simple 2"/>
+    <w:lsdException w:unhideWhenUsed="0" w:uiPriority="0" w:semiHidden="0" w:name="Table Simple 3"/>
+    <w:lsdException w:unhideWhenUsed="0" w:uiPriority="0" w:semiHidden="0" w:name="Table Classic 1"/>
+    <w:lsdException w:unhideWhenUsed="0" w:uiPriority="0" w:semiHidden="0" w:name="Table Classic 2"/>
+    <w:lsdException w:unhideWhenUsed="0" w:uiPriority="0" w:semiHidden="0" w:name="Table Classic 3"/>
+    <w:lsdException w:unhideWhenUsed="0" w:uiPriority="0" w:semiHidden="0" w:name="Table Classic 4"/>
+    <w:lsdException w:unhideWhenUsed="0" w:uiPriority="0" w:semiHidden="0" w:name="Table Colorful 1"/>
+    <w:lsdException w:unhideWhenUsed="0" w:uiPriority="0" w:semiHidden="0" w:name="Table Colorful 2"/>
+    <w:lsdException w:unhideWhenUsed="0" w:uiPriority="0" w:semiHidden="0" w:name="Table Colorful 3"/>
+    <w:lsdException w:unhideWhenUsed="0" w:uiPriority="0" w:semiHidden="0" w:name="Table Columns 1"/>
+    <w:lsdException w:unhideWhenUsed="0" w:uiPriority="0" w:semiHidden="0" w:name="Table Columns 2"/>
+    <w:lsdException w:unhideWhenUsed="0" w:uiPriority="0" w:semiHidden="0" w:name="Table Columns 3"/>
+    <w:lsdException w:unhideWhenUsed="0" w:uiPriority="0" w:semiHidden="0" w:name="Table Columns 4"/>
+    <w:lsdException w:unhideWhenUsed="0" w:uiPriority="0" w:semiHidden="0" w:name="Table Columns 5"/>
+    <w:lsdException w:unhideWhenUsed="0" w:uiPriority="0" w:semiHidden="0" w:name="Table Grid 1"/>
+    <w:lsdException w:unhideWhenUsed="0" w:uiPriority="0" w:semiHidden="0" w:name="Table Grid 2"/>
+    <w:lsdException w:unhideWhenUsed="0" w:uiPriority="0" w:semiHidden="0" w:name="Table Grid 3"/>
+    <w:lsdException w:unhideWhenUsed="0" w:uiPriority="0" w:semiHidden="0" w:name="Table Grid 4"/>
+    <w:lsdException w:unhideWhenUsed="0" w:uiPriority="0" w:semiHidden="0" w:name="Table Grid 5"/>
+    <w:lsdException w:unhideWhenUsed="0" w:uiPriority="0" w:semiHidden="0" w:name="Table Grid 6"/>
+    <w:lsdException w:unhideWhenUsed="0" w:uiPriority="0" w:semiHidden="0" w:name="Table Grid 7"/>
+    <w:lsdException w:unhideWhenUsed="0" w:uiPriority="0" w:semiHidden="0" w:name="Table Grid 8"/>
+    <w:lsdException w:unhideWhenUsed="0" w:uiPriority="0" w:semiHidden="0" w:name="Table List 1"/>
+    <w:lsdException w:unhideWhenUsed="0" w:uiPriority="0" w:semiHidden="0" w:name="Table List 2"/>
+    <w:lsdException w:unhideWhenUsed="0" w:uiPriority="0" w:semiHidden="0" w:name="Table List 3"/>
+    <w:lsdException w:unhideWhenUsed="0" w:uiPriority="0" w:semiHidden="0" w:name="Table List 4"/>
+    <w:lsdException w:unhideWhenUsed="0" w:uiPriority="0" w:semiHidden="0" w:name="Table List 5"/>
+    <w:lsdException w:unhideWhenUsed="0" w:uiPriority="0" w:semiHidden="0" w:name="Table List 6"/>
+    <w:lsdException w:unhideWhenUsed="0" w:uiPriority="0" w:semiHidden="0" w:name="Table List 7"/>
+    <w:lsdException w:unhideWhenUsed="0" w:uiPriority="0" w:semiHidden="0" w:name="Table List 8"/>
+    <w:lsdException w:unhideWhenUsed="0" w:uiPriority="0" w:semiHidden="0" w:name="Table 3D effects 1"/>
+    <w:lsdException w:unhideWhenUsed="0" w:uiPriority="0" w:semiHidden="0" w:name="Table 3D effects 2"/>
+    <w:lsdException w:unhideWhenUsed="0" w:uiPriority="0" w:semiHidden="0" w:name="Table 3D effects 3"/>
+    <w:lsdException w:unhideWhenUsed="0" w:uiPriority="0" w:semiHidden="0" w:name="Table Contemporary"/>
+    <w:lsdException w:unhideWhenUsed="0" w:uiPriority="0" w:semiHidden="0" w:name="Table Elegant"/>
+    <w:lsdException w:unhideWhenUsed="0" w:uiPriority="0" w:semiHidden="0" w:name="Table Professional"/>
+    <w:lsdException w:unhideWhenUsed="0" w:uiPriority="0" w:semiHidden="0" w:name="Table Subtle 1"/>
+    <w:lsdException w:unhideWhenUsed="0" w:uiPriority="0" w:semiHidden="0" w:name="Table Subtle 2"/>
+    <w:lsdException w:unhideWhenUsed="0" w:uiPriority="0" w:semiHidden="0" w:name="Table Web 1"/>
+    <w:lsdException w:unhideWhenUsed="0" w:uiPriority="0" w:semiHidden="0" w:name="Table Web 2"/>
+    <w:lsdException w:unhideWhenUsed="0" w:uiPriority="0" w:semiHidden="0" w:name="Table Web 3"/>
+    <w:lsdException w:unhideWhenUsed="0" w:uiPriority="0" w:semiHidden="0" w:name="Balloon Text"/>
+    <w:lsdException w:unhideWhenUsed="0" w:uiPriority="0" w:semiHidden="0" w:name="Table Grid"/>
+    <w:lsdException w:unhideWhenUsed="0" w:uiPriority="0" w:semiHidden="0" w:name="Table Theme"/>
+    <w:lsdException w:unhideWhenUsed="0" w:uiPriority="60" w:semiHidden="0" w:name="Light Shading"/>
+    <w:lsdException w:unhideWhenUsed="0" w:uiPriority="61" w:semiHidden="0" w:name="Light List"/>
+    <w:lsdException w:unhideWhenUsed="0" w:uiPriority="62" w:semiHidden="0" w:name="Light Grid"/>
+    <w:lsdException w:unhideWhenUsed="0" w:uiPriority="63" w:semiHidden="0" w:name="Medium Shading 1"/>
+    <w:lsdException w:unhideWhenUsed="0" w:uiPriority="64" w:semiHidden="0" w:name="Medium Shading 2"/>
+    <w:lsdException w:unhideWhenUsed="0" w:uiPriority="65" w:semiHidden="0" w:name="Medium List 1"/>
+    <w:lsdException w:unhideWhenUsed="0" w:uiPriority="66" w:semiHidden="0" w:name="Medium List 2"/>
+    <w:lsdException w:unhideWhenUsed="0" w:uiPriority="67" w:semiHidden="0" w:name="Medium Grid 1"/>
+    <w:lsdException w:unhideWhenUsed="0" w:uiPriority="68" w:semiHidden="0" w:name="Medium Grid 2"/>
+    <w:lsdException w:unhideWhenUsed="0" w:uiPriority="69" w:semiHidden="0" w:name="Medium Grid 3"/>
+    <w:lsdException w:unhideWhenUsed="0" w:uiPriority="70" w:semiHidden="0" w:name="Dark List"/>
+    <w:lsdException w:unhideWhenUsed="0" w:uiPriority="71" w:semiHidden="0" w:name="Colorful Shading"/>
+    <w:lsdException w:unhideWhenUsed="0" w:uiPriority="72" w:semiHidden="0" w:name="Colorful List"/>
+    <w:lsdException w:unhideWhenUsed="0" w:uiPriority="73" w:semiHidden="0" w:name="Colorful Grid"/>
+    <w:lsdException w:unhideWhenUsed="0" w:uiPriority="60" w:semiHidden="0" w:name="Light Shading Accent 1"/>
+    <w:lsdException w:unhideWhenUsed="0" w:uiPriority="61" w:semiHidden="0" w:name="Light List Accent 1"/>
+    <w:lsdException w:unhideWhenUsed="0" w:uiPriority="62" w:semiHidden="0" w:name="Light Grid Accent 1"/>
+    <w:lsdException w:unhideWhenUsed="0" w:uiPriority="63" w:semiHidden="0" w:name="Medium Shading 1 Accent 1"/>
+    <w:lsdException w:unhideWhenUsed="0" w:uiPriority="64" w:semiHidden="0" w:name="Medium Shading 2 Accent 1"/>
+    <w:lsdException w:unhideWhenUsed="0" w:uiPriority="65" w:semiHidden="0" w:name="Medium List 1 Accent 1"/>
+    <w:lsdException w:unhideWhenUsed="0" w:uiPriority="66" w:semiHidden="0" w:name="Medium List 2 Accent 1"/>
+    <w:lsdException w:unhideWhenUsed="0" w:uiPriority="67" w:semiHidden="0" w:name="Medium Grid 1 Accent 1"/>
+    <w:lsdException w:unhideWhenUsed="0" w:uiPriority="68" w:semiHidden="0" w:name="Medium Grid 2 Accent 1"/>
+    <w:lsdException w:unhideWhenUsed="0" w:uiPriority="69" w:semiHidden="0" w:name="Medium Grid 3 Accent 1"/>
+    <w:lsdException w:unhideWhenUsed="0" w:uiPriority="70" w:semiHidden="0" w:name="Dark List Accent 1"/>
+    <w:lsdException w:unhideWhenUsed="0" w:uiPriority="71" w:semiHidden="0" w:name="Colorful Shading Accent 1"/>
+    <w:lsdException w:unhideWhenUsed="0" w:uiPriority="72" w:semiHidden="0" w:name="Colorful List Accent 1"/>
+    <w:lsdException w:unhideWhenUsed="0" w:uiPriority="73" w:semiHidden="0" w:name="Colorful Grid Accent 1"/>
+    <w:lsdException w:unhideWhenUsed="0" w:uiPriority="60" w:semiHidden="0" w:name="Light Shading Accent 2"/>
+    <w:lsdException w:unhideWhenUsed="0" w:uiPriority="61" w:semiHidden="0" w:name="Light List Accent 2"/>
+    <w:lsdException w:unhideWhenUsed="0" w:uiPriority="62" w:semiHidden="0" w:name="Light Grid Accent 2"/>
+    <w:lsdException w:unhideWhenUsed="0" w:uiPriority="63" w:semiHidden="0" w:name="Medium Shading 1 Accent 2"/>
+    <w:lsdException w:unhideWhenUsed="0" w:uiPriority="64" w:semiHidden="0" w:name="Medium Shading 2 Accent 2"/>
+    <w:lsdException w:unhideWhenUsed="0" w:uiPriority="65" w:semiHidden="0" w:name="Medium List 1 Accent 2"/>
+    <w:lsdException w:unhideWhenUsed="0" w:uiPriority="66" w:semiHidden="0" w:name="Medium List 2 Accent 2"/>
+    <w:lsdException w:unhideWhenUsed="0" w:uiPriority="67" w:semiHidden="0" w:name="Medium Grid 1 Accent 2"/>
+    <w:lsdException w:unhideWhenUsed="0" w:uiPriority="68" w:semiHidden="0" w:name="Medium Grid 2 Accent 2"/>
+    <w:lsdException w:unhideWhenUsed="0" w:uiPriority="69" w:semiHidden="0" w:name="Medium Grid 3 Accent 2"/>
+    <w:lsdException w:unhideWhenUsed="0" w:uiPriority="70" w:semiHidden="0" w:name="Dark List Accent 2"/>
+    <w:lsdException w:unhideWhenUsed="0" w:uiPriority="71" w:semiHidden="0" w:name="Colorful Shading Accent 2"/>
+    <w:lsdException w:unhideWhenUsed="0" w:uiPriority="72" w:semiHidden="0" w:name="Colorful List Accent 2"/>
+    <w:lsdException w:unhideWhenUsed="0" w:uiPriority="73" w:semiHidden="0" w:name="Colorful Grid Accent 2"/>
+    <w:lsdException w:unhideWhenUsed="0" w:uiPriority="60" w:semiHidden="0" w:name="Light Shading Accent 3"/>
+    <w:lsdException w:unhideWhenUsed="0" w:uiPriority="61" w:semiHidden="0" w:name="Light List Accent 3"/>
+    <w:lsdException w:unhideWhenUsed="0" w:uiPriority="62" w:semiHidden="0" w:name="Light Grid Accent 3"/>
+    <w:lsdException w:unhideWhenUsed="0" w:uiPriority="63" w:semiHidden="0" w:name="Medium Shading 1 Accent 3"/>
+    <w:lsdException w:unhideWhenUsed="0" w:uiPriority="64" w:semiHidden="0" w:name="Medium Shading 2 Accent 3"/>
+    <w:lsdException w:unhideWhenUsed="0" w:uiPriority="65" w:semiHidden="0" w:name="Medium List 1 Accent 3"/>
+    <w:lsdException w:unhideWhenUsed="0" w:uiPriority="66" w:semiHidden="0" w:name="Medium List 2 Accent 3"/>
+    <w:lsdException w:unhideWhenUsed="0" w:uiPriority="67" w:semiHidden="0" w:name="Medium Grid 1 Accent 3"/>
+    <w:lsdException w:unhideWhenUsed="0" w:uiPriority="68" w:semiHidden="0" w:name="Medium Grid 2 Accent 3"/>
+    <w:lsdException w:unhideWhenUsed="0" w:uiPriority="69" w:semiHidden="0" w:name="Medium Grid 3 Accent 3"/>
+    <w:lsdException w:unhideWhenUsed="0" w:uiPriority="70" w:semiHidden="0" w:name="Dark List Accent 3"/>
+    <w:lsdException w:unhideWhenUsed="0" w:uiPriority="71" w:semiHidden="0" w:name="Colorful Shading Accent 3"/>
+    <w:lsdException w:unhideWhenUsed="0" w:uiPriority="72" w:semiHidden="0" w:name="Colorful List Accent 3"/>
+    <w:lsdException w:unhideWhenUsed="0" w:uiPriority="73" w:semiHidden="0" w:name="Colorful Grid Accent 3"/>
+    <w:lsdException w:unhideWhenUsed="0" w:uiPriority="60" w:semiHidden="0" w:name="Light Shading Accent 4"/>
+    <w:lsdException w:unhideWhenUsed="0" w:uiPriority="61" w:semiHidden="0" w:name="Light List Accent 4"/>
+    <w:lsdException w:unhideWhenUsed="0" w:uiPriority="62" w:semiHidden="0" w:name="Light Grid Accent 4"/>
+    <w:lsdException w:unhideWhenUsed="0" w:uiPriority="63" w:semiHidden="0" w:name="Medium Shading 1 Accent 4"/>
+    <w:lsdException w:unhideWhenUsed="0" w:uiPriority="64" w:semiHidden="0" w:name="Medium Shading 2 Accent 4"/>
+    <w:lsdException w:unhideWhenUsed="0" w:uiPriority="65" w:semiHidden="0" w:name="Medium List 1 Accent 4"/>
+    <w:lsdException w:unhideWhenUsed="0" w:uiPriority="66" w:semiHidden="0" w:name="Medium List 2 Accent 4"/>
+    <w:lsdException w:unhideWhenUsed="0" w:uiPriority="67" w:semiHidden="0" w:name="Medium Grid 1 Accent 4"/>
+    <w:lsdException w:unhideWhenUsed="0" w:uiPriority="68" w:semiHidden="0" w:name="Medium Grid 2 Accent 4"/>
+    <w:lsdException w:unhideWhenUsed="0" w:uiPriority="69" w:semiHidden="0" w:name="Medium Grid 3 Accent 4"/>
+    <w:lsdException w:unhideWhenUsed="0" w:uiPriority="70" w:semiHidden="0" w:name="Dark List Accent 4"/>
+    <w:lsdException w:unhideWhenUsed="0" w:uiPriority="71" w:semiHidden="0" w:name="Colorful Shading Accent 4"/>
+    <w:lsdException w:unhideWhenUsed="0" w:uiPriority="72" w:semiHidden="0" w:name="Colorful List Accent 4"/>
+    <w:lsdException w:unhideWhenUsed="0" w:uiPriority="73" w:semiHidden="0" w:name="Colorful Grid Accent 4"/>
+    <w:lsdException w:unhideWhenUsed="0" w:uiPriority="60" w:semiHidden="0" w:name="Light Shading Accent 5"/>
+    <w:lsdException w:unhideWhenUsed="0" w:uiPriority="61" w:semiHidden="0" w:name="Light List Accent 5"/>
+    <w:lsdException w:unhideWhenUsed="0" w:uiPriority="62" w:semiHidden="0" w:name="Light Grid Accent 5"/>
+    <w:lsdException w:unhideWhenUsed="0" w:uiPriority="63" w:semiHidden="0" w:name="Medium Shading 1 Accent 5"/>
+    <w:lsdException w:unhideWhenUsed="0" w:uiPriority="64" w:semiHidden="0" w:name="Medium Shading 2 Accent 5"/>
+    <w:lsdException w:unhideWhenUsed="0" w:uiPriority="65" w:semiHidden="0" w:name="Medium List 1 Accent 5"/>
+    <w:lsdException w:unhideWhenUsed="0" w:uiPriority="66" w:semiHidden="0" w:name="Medium List 2 Accent 5"/>
+    <w:lsdException w:unhideWhenUsed="0" w:uiPriority="67" w:semiHidden="0" w:name="Medium Grid 1 Accent 5"/>
+    <w:lsdException w:unhideWhenUsed="0" w:uiPriority="68" w:semiHidden="0" w:name="Medium Grid 2 Accent 5"/>
+    <w:lsdException w:unhideWhenUsed="0" w:uiPriority="69" w:semiHidden="0" w:name="Medium Grid 3 Accent 5"/>
+    <w:lsdException w:unhideWhenUsed="0" w:uiPriority="70" w:semiHidden="0" w:name="Dark List Accent 5"/>
+    <w:lsdException w:unhideWhenUsed="0" w:uiPriority="71" w:semiHidden="0" w:name="Colorful Shading Accent 5"/>
+    <w:lsdException w:unhideWhenUsed="0" w:uiPriority="72" w:semiHidden="0" w:name="Colorful List Accent 5"/>
+    <w:lsdException w:unhideWhenUsed="0" w:uiPriority="73" w:semiHidden="0" w:name="Colorful Grid Accent 5"/>
+    <w:lsdException w:unhideWhenUsed="0" w:uiPriority="60" w:semiHidden="0" w:name="Light Shading Accent 6"/>
+    <w:lsdException w:unhideWhenUsed="0" w:uiPriority="61" w:semiHidden="0" w:name="Light List Accent 6"/>
+    <w:lsdException w:unhideWhenUsed="0" w:uiPriority="62" w:semiHidden="0" w:name="Light Grid Accent 6"/>
+    <w:lsdException w:unhideWhenUsed="0" w:uiPriority="63" w:semiHidden="0" w:name="Medium Shading 1 Accent 6"/>
+    <w:lsdException w:unhideWhenUsed="0" w:uiPriority="64" w:semiHidden="0" w:name="Medium Shading 2 Accent 6"/>
+    <w:lsdException w:unhideWhenUsed="0" w:uiPriority="65" w:semiHidden="0" w:name="Medium List 1 Accent 6"/>
+    <w:lsdException w:unhideWhenUsed="0" w:uiPriority="66" w:semiHidden="0" w:name="Medium List 2 Accent 6"/>
+    <w:lsdException w:unhideWhenUsed="0" w:uiPriority="67" w:semiHidden="0" w:name="Medium Grid 1 Accent 6"/>
+    <w:lsdException w:unhideWhenUsed="0" w:uiPriority="68" w:semiHidden="0" w:name="Medium Grid 2 Accent 6"/>
+    <w:lsdException w:unhideWhenUsed="0" w:uiPriority="69" w:semiHidden="0" w:name="Medium Grid 3 Accent 6"/>
+    <w:lsdException w:unhideWhenUsed="0" w:uiPriority="70" w:semiHidden="0" w:name="Dark List Accent 6"/>
+    <w:lsdException w:unhideWhenUsed="0" w:uiPriority="71" w:semiHidden="0" w:name="Colorful Shading Accent 6"/>
+    <w:lsdException w:unhideWhenUsed="0" w:uiPriority="72" w:semiHidden="0" w:name="Colorful List Accent 6"/>
+    <w:lsdException w:unhideWhenUsed="0" w:uiPriority="73" w:semiHidden="0" w:name="Colorful Grid Accent 6"/>
+  </w:latentStyles>
+  <w:style w:type="paragraph" w:default="1" w:styleId="1">
     <w:name w:val="Normal"/>
     <w:qFormat/>
+    <w:uiPriority w:val="0"/>
     <w:pPr>
-      <w:widowControl w:val="false"/>
+      <w:widowControl w:val="0"/>
+      <w:suppressAutoHyphens/>
       <w:bidi w:val="0"/>
       <w:jc w:val="both"/>
     </w:pPr>
     <w:rPr>
-      <w:rFonts w:ascii="Times New Roman" w:hAnsi="Times New Roman" w:eastAsia="宋体" w:cs="Times New Roman"/>
+      <w:rFonts w:ascii="Times New Roman" w:hAnsi="Times New Roman" w:eastAsia="SimSun" w:cs="Times New Roman"/>
       <w:color w:val="auto"/>
       <w:kern w:val="2"/>
       <w:sz w:val="21"/>
@@ -6483,11 +6822,12 @@
       <w:lang w:val="en-US" w:eastAsia="zh-CN" w:bidi="ar-SA"/>
     </w:rPr>
   </w:style>
-  <w:style w:type="paragraph" w:styleId="Heading1">
-    <w:name w:val="Heading 1"/>
-    <w:basedOn w:val="Normal"/>
-    <w:next w:val="Normal"/>
+  <w:style w:type="paragraph" w:styleId="2">
+    <w:name w:val="heading 1"/>
+    <w:basedOn w:val="1"/>
+    <w:next w:val="1"/>
     <w:qFormat/>
+    <w:uiPriority w:val="0"/>
     <w:pPr>
       <w:numPr>
         <w:ilvl w:val="0"/>
@@ -6498,7 +6838,7 @@
       <w:outlineLvl w:val="0"/>
     </w:pPr>
     <w:rPr>
-      <w:rFonts w:ascii="宋体" w:hAnsi="宋体" w:eastAsia="宋体" w:cs="宋体"/>
+      <w:rFonts w:ascii="SimSun" w:hAnsi="SimSun" w:eastAsia="SimSun" w:cs="SimSun"/>
       <w:b/>
       <w:kern w:val="2"/>
       <w:sz w:val="48"/>
@@ -6506,11 +6846,12 @@
       <w:lang w:val="en-US" w:eastAsia="zh-CN" w:bidi="ar"/>
     </w:rPr>
   </w:style>
-  <w:style w:type="paragraph" w:styleId="Heading2">
-    <w:name w:val="Heading 2"/>
-    <w:basedOn w:val="Normal"/>
-    <w:next w:val="Normal"/>
+  <w:style w:type="paragraph" w:styleId="3">
+    <w:name w:val="heading 2"/>
+    <w:basedOn w:val="1"/>
+    <w:next w:val="1"/>
     <w:qFormat/>
+    <w:uiPriority w:val="0"/>
     <w:pPr>
       <w:numPr>
         <w:ilvl w:val="1"/>
@@ -6521,7 +6862,7 @@
       <w:outlineLvl w:val="1"/>
     </w:pPr>
     <w:rPr>
-      <w:rFonts w:ascii="宋体" w:hAnsi="宋体" w:eastAsia="宋体" w:cs="宋体"/>
+      <w:rFonts w:ascii="SimSun" w:hAnsi="SimSun" w:eastAsia="SimSun" w:cs="SimSun"/>
       <w:b/>
       <w:kern w:val="0"/>
       <w:sz w:val="36"/>
@@ -6529,11 +6870,12 @@
       <w:lang w:val="en-US" w:eastAsia="zh-CN" w:bidi="ar"/>
     </w:rPr>
   </w:style>
-  <w:style w:type="paragraph" w:styleId="Heading3">
-    <w:name w:val="Heading 3"/>
-    <w:basedOn w:val="Normal"/>
-    <w:next w:val="Normal"/>
+  <w:style w:type="paragraph" w:styleId="4">
+    <w:name w:val="heading 3"/>
+    <w:basedOn w:val="1"/>
+    <w:next w:val="1"/>
     <w:qFormat/>
+    <w:uiPriority w:val="0"/>
     <w:pPr>
       <w:numPr>
         <w:ilvl w:val="2"/>
@@ -6544,7 +6886,7 @@
       <w:outlineLvl w:val="2"/>
     </w:pPr>
     <w:rPr>
-      <w:rFonts w:ascii="宋体" w:hAnsi="宋体" w:eastAsia="宋体" w:cs="宋体"/>
+      <w:rFonts w:ascii="SimSun" w:hAnsi="SimSun" w:eastAsia="SimSun" w:cs="SimSun"/>
       <w:b/>
       <w:bCs/>
       <w:kern w:val="0"/>
@@ -6553,11 +6895,12 @@
       <w:lang w:val="en-US" w:eastAsia="zh-CN" w:bidi="ar"/>
     </w:rPr>
   </w:style>
-  <w:style w:type="paragraph" w:styleId="Heading4">
-    <w:name w:val="Heading 4"/>
-    <w:basedOn w:val="Normal"/>
-    <w:next w:val="Normal"/>
+  <w:style w:type="paragraph" w:styleId="5">
+    <w:name w:val="heading 4"/>
+    <w:basedOn w:val="1"/>
+    <w:next w:val="1"/>
     <w:qFormat/>
+    <w:uiPriority w:val="0"/>
     <w:pPr>
       <w:numPr>
         <w:ilvl w:val="3"/>
@@ -6568,7 +6911,7 @@
       <w:outlineLvl w:val="3"/>
     </w:pPr>
     <w:rPr>
-      <w:rFonts w:ascii="宋体" w:hAnsi="宋体" w:eastAsia="宋体" w:cs="宋体"/>
+      <w:rFonts w:ascii="SimSun" w:hAnsi="SimSun" w:eastAsia="SimSun" w:cs="SimSun"/>
       <w:b/>
       <w:bCs/>
       <w:kern w:val="0"/>
@@ -6577,64 +6920,30 @@
       <w:lang w:val="en-US" w:eastAsia="zh-CN" w:bidi="ar"/>
     </w:rPr>
   </w:style>
-  <w:style w:type="character" w:styleId="Style10">
-    <w:name w:val="默认段落字体"/>
+  <w:style w:type="character" w:default="1" w:styleId="12">
+    <w:name w:val="Default Paragraph Font"/>
+    <w:semiHidden/>
+    <w:uiPriority w:val="0"/>
+  </w:style>
+  <w:style w:type="table" w:default="1" w:styleId="11">
+    <w:name w:val="Normal Table"/>
+    <w:semiHidden/>
     <w:qFormat/>
-    <w:rPr/>
+    <w:uiPriority w:val="0"/>
+    <w:tblPr>
+      <w:tblCellMar>
+        <w:top w:w="0" w:type="dxa"/>
+        <w:left w:w="108" w:type="dxa"/>
+        <w:bottom w:w="0" w:type="dxa"/>
+        <w:right w:w="108" w:type="dxa"/>
+      </w:tblCellMar>
+    </w:tblPr>
   </w:style>
-  <w:style w:type="character" w:styleId="StrongEmphasis">
-    <w:name w:val="Strong Emphasis"/>
+  <w:style w:type="paragraph" w:styleId="6">
+    <w:name w:val="caption"/>
+    <w:basedOn w:val="1"/>
     <w:qFormat/>
-    <w:rPr>
-      <w:b/>
-    </w:rPr>
-  </w:style>
-  <w:style w:type="character" w:styleId="PageNumber">
-    <w:name w:val="Page Number"/>
-    <w:rPr/>
-  </w:style>
-  <w:style w:type="character" w:styleId="InternetLink">
-    <w:name w:val="Hyperlink"/>
-    <w:rPr>
-      <w:color w:val="0000FF"/>
-      <w:u w:val="single"/>
-    </w:rPr>
-  </w:style>
-  <w:style w:type="paragraph" w:styleId="Heading">
-    <w:name w:val="Heading"/>
-    <w:basedOn w:val="Normal"/>
-    <w:next w:val="TextBody"/>
-    <w:qFormat/>
-    <w:pPr>
-      <w:keepNext w:val="true"/>
-      <w:spacing w:before="240" w:after="120"/>
-    </w:pPr>
-    <w:rPr>
-      <w:rFonts w:ascii="Liberation Sans" w:hAnsi="Liberation Sans" w:eastAsia="Noto Sans CJK SC" w:cs="Lohit Devanagari"/>
-      <w:sz w:val="28"/>
-      <w:szCs w:val="28"/>
-    </w:rPr>
-  </w:style>
-  <w:style w:type="paragraph" w:styleId="TextBody">
-    <w:name w:val="Body Text"/>
-    <w:basedOn w:val="Normal"/>
-    <w:pPr>
-      <w:spacing w:lineRule="auto" w:line="276" w:before="0" w:after="140"/>
-    </w:pPr>
-    <w:rPr/>
-  </w:style>
-  <w:style w:type="paragraph" w:styleId="List">
-    <w:name w:val="List"/>
-    <w:basedOn w:val="TextBody"/>
-    <w:pPr/>
-    <w:rPr>
-      <w:rFonts w:cs="Lohit Devanagari"/>
-    </w:rPr>
-  </w:style>
-  <w:style w:type="paragraph" w:styleId="Caption">
-    <w:name w:val="Caption"/>
-    <w:basedOn w:val="Normal"/>
-    <w:qFormat/>
+    <w:uiPriority w:val="0"/>
     <w:pPr>
       <w:suppressLineNumbers/>
       <w:spacing w:before="120" w:after="120"/>
@@ -6647,41 +6956,26 @@
       <w:szCs w:val="24"/>
     </w:rPr>
   </w:style>
-  <w:style w:type="paragraph" w:styleId="Index">
-    <w:name w:val="Index"/>
-    <w:basedOn w:val="Normal"/>
+  <w:style w:type="paragraph" w:styleId="7">
+    <w:name w:val="Body Text"/>
+    <w:basedOn w:val="1"/>
     <w:qFormat/>
+    <w:uiPriority w:val="0"/>
     <w:pPr>
-      <w:suppressLineNumbers/>
+      <w:spacing w:before="0" w:after="140" w:line="276" w:lineRule="auto"/>
     </w:pPr>
-    <w:rPr>
-      <w:rFonts w:cs="Lohit Devanagari"/>
-    </w:rPr>
   </w:style>
-  <w:style w:type="paragraph" w:styleId="HeaderandFooter">
-    <w:name w:val="Header and Footer"/>
-    <w:basedOn w:val="Normal"/>
+  <w:style w:type="paragraph" w:styleId="8">
+    <w:name w:val="footer"/>
+    <w:basedOn w:val="1"/>
     <w:qFormat/>
-    <w:pPr>
-      <w:suppressLineNumbers/>
-      <w:tabs>
-        <w:tab w:val="clear" w:pos="420"/>
-        <w:tab w:val="center" w:pos="4986" w:leader="none"/>
-        <w:tab w:val="right" w:pos="9972" w:leader="none"/>
-      </w:tabs>
-    </w:pPr>
-    <w:rPr/>
-  </w:style>
-  <w:style w:type="paragraph" w:styleId="Footer">
-    <w:name w:val="Footer"/>
-    <w:basedOn w:val="Normal"/>
+    <w:uiPriority w:val="0"/>
     <w:pPr>
       <w:tabs>
-        <w:tab w:val="clear" w:pos="420"/>
-        <w:tab w:val="center" w:pos="4153" w:leader="none"/>
-        <w:tab w:val="right" w:pos="8306" w:leader="none"/>
+        <w:tab w:val="center" w:pos="4153"/>
+        <w:tab w:val="right" w:pos="8306"/>
       </w:tabs>
-      <w:snapToGrid w:val="false"/>
+      <w:snapToGrid w:val="0"/>
       <w:jc w:val="left"/>
     </w:pPr>
     <w:rPr>
@@ -6689,19 +6983,20 @@
       <w:sz w:val="18"/>
     </w:rPr>
   </w:style>
-  <w:style w:type="paragraph" w:styleId="Header">
-    <w:name w:val="Header"/>
-    <w:basedOn w:val="Normal"/>
+  <w:style w:type="paragraph" w:styleId="9">
+    <w:name w:val="header"/>
+    <w:basedOn w:val="1"/>
+    <w:qFormat/>
+    <w:uiPriority w:val="0"/>
     <w:pPr>
       <w:pBdr>
-        <w:bottom w:val="single" w:sz="6" w:space="1" w:color="000000"/>
+        <w:bottom w:val="single" w:color="000000" w:sz="6" w:space="1"/>
       </w:pBdr>
       <w:tabs>
-        <w:tab w:val="clear" w:pos="420"/>
-        <w:tab w:val="center" w:pos="4153" w:leader="none"/>
-        <w:tab w:val="right" w:pos="8306" w:leader="none"/>
+        <w:tab w:val="center" w:pos="4153"/>
+        <w:tab w:val="right" w:pos="8306"/>
       </w:tabs>
-      <w:snapToGrid w:val="false"/>
+      <w:snapToGrid w:val="0"/>
       <w:jc w:val="center"/>
     </w:pPr>
     <w:rPr>
@@ -6710,47 +7005,125 @@
       <w:szCs w:val="18"/>
     </w:rPr>
   </w:style>
-  <w:style w:type="paragraph" w:styleId="HTML">
-    <w:name w:val="HTML 预设格式"/>
-    <w:basedOn w:val="Normal"/>
+  <w:style w:type="paragraph" w:styleId="10">
+    <w:name w:val="List"/>
+    <w:basedOn w:val="7"/>
     <w:qFormat/>
+    <w:uiPriority w:val="0"/>
+    <w:rPr>
+      <w:rFonts w:cs="Lohit Devanagari"/>
+    </w:rPr>
+  </w:style>
+  <w:style w:type="character" w:styleId="13">
+    <w:name w:val="page number"/>
+    <w:qFormat/>
+    <w:uiPriority w:val="0"/>
+  </w:style>
+  <w:style w:type="character" w:styleId="14">
+    <w:name w:val="Hyperlink"/>
+    <w:qFormat/>
+    <w:uiPriority w:val="0"/>
+    <w:rPr>
+      <w:color w:val="0000FF"/>
+      <w:u w:val="single"/>
+    </w:rPr>
+  </w:style>
+  <w:style w:type="character" w:customStyle="1" w:styleId="15">
+    <w:name w:val="默认段落字体1"/>
+    <w:qFormat/>
+    <w:uiPriority w:val="0"/>
+  </w:style>
+  <w:style w:type="character" w:customStyle="1" w:styleId="16">
+    <w:name w:val="Strong Emphasis"/>
+    <w:qFormat/>
+    <w:uiPriority w:val="0"/>
+    <w:rPr>
+      <w:b/>
+    </w:rPr>
+  </w:style>
+  <w:style w:type="paragraph" w:customStyle="1" w:styleId="17">
+    <w:name w:val="Heading"/>
+    <w:basedOn w:val="1"/>
+    <w:next w:val="7"/>
+    <w:qFormat/>
+    <w:uiPriority w:val="0"/>
+    <w:pPr>
+      <w:keepNext/>
+      <w:spacing w:before="240" w:after="120"/>
+    </w:pPr>
+    <w:rPr>
+      <w:rFonts w:ascii="Liberation Sans" w:hAnsi="Liberation Sans" w:eastAsia="Noto Sans CJK SC" w:cs="Lohit Devanagari"/>
+      <w:sz w:val="28"/>
+      <w:szCs w:val="28"/>
+    </w:rPr>
+  </w:style>
+  <w:style w:type="paragraph" w:customStyle="1" w:styleId="18">
+    <w:name w:val="Index"/>
+    <w:basedOn w:val="1"/>
+    <w:qFormat/>
+    <w:uiPriority w:val="0"/>
+    <w:pPr>
+      <w:suppressLineNumbers/>
+    </w:pPr>
+    <w:rPr>
+      <w:rFonts w:cs="Lohit Devanagari"/>
+    </w:rPr>
+  </w:style>
+  <w:style w:type="paragraph" w:customStyle="1" w:styleId="19">
+    <w:name w:val="Header and Footer"/>
+    <w:basedOn w:val="1"/>
+    <w:qFormat/>
+    <w:uiPriority w:val="0"/>
+    <w:pPr>
+      <w:suppressLineNumbers/>
+      <w:tabs>
+        <w:tab w:val="center" w:pos="4986"/>
+        <w:tab w:val="right" w:pos="9972"/>
+      </w:tabs>
+    </w:pPr>
+  </w:style>
+  <w:style w:type="paragraph" w:customStyle="1" w:styleId="20">
+    <w:name w:val="HTML 预设格式1"/>
+    <w:basedOn w:val="1"/>
+    <w:qFormat/>
+    <w:uiPriority w:val="0"/>
     <w:pPr>
       <w:tabs>
-        <w:tab w:val="clear" w:pos="420"/>
-        <w:tab w:val="left" w:pos="916" w:leader="none"/>
-        <w:tab w:val="left" w:pos="1832" w:leader="none"/>
-        <w:tab w:val="left" w:pos="2748" w:leader="none"/>
-        <w:tab w:val="left" w:pos="3664" w:leader="none"/>
-        <w:tab w:val="left" w:pos="4580" w:leader="none"/>
-        <w:tab w:val="left" w:pos="5496" w:leader="none"/>
-        <w:tab w:val="left" w:pos="6412" w:leader="none"/>
-        <w:tab w:val="left" w:pos="7328" w:leader="none"/>
-        <w:tab w:val="left" w:pos="8244" w:leader="none"/>
-        <w:tab w:val="left" w:pos="9160" w:leader="none"/>
-        <w:tab w:val="left" w:pos="10076" w:leader="none"/>
-        <w:tab w:val="left" w:pos="10992" w:leader="none"/>
-        <w:tab w:val="left" w:pos="11908" w:leader="none"/>
-        <w:tab w:val="left" w:pos="12824" w:leader="none"/>
-        <w:tab w:val="left" w:pos="13740" w:leader="none"/>
-        <w:tab w:val="left" w:pos="14656" w:leader="none"/>
+        <w:tab w:val="left" w:pos="916"/>
+        <w:tab w:val="left" w:pos="1832"/>
+        <w:tab w:val="left" w:pos="2748"/>
+        <w:tab w:val="left" w:pos="3664"/>
+        <w:tab w:val="left" w:pos="4580"/>
+        <w:tab w:val="left" w:pos="5496"/>
+        <w:tab w:val="left" w:pos="6412"/>
+        <w:tab w:val="left" w:pos="7328"/>
+        <w:tab w:val="left" w:pos="8244"/>
+        <w:tab w:val="left" w:pos="9160"/>
+        <w:tab w:val="left" w:pos="10076"/>
+        <w:tab w:val="left" w:pos="10992"/>
+        <w:tab w:val="left" w:pos="11908"/>
+        <w:tab w:val="left" w:pos="12824"/>
+        <w:tab w:val="left" w:pos="13740"/>
+        <w:tab w:val="left" w:pos="14656"/>
       </w:tabs>
       <w:jc w:val="left"/>
     </w:pPr>
     <w:rPr>
-      <w:rFonts w:ascii="宋体" w:hAnsi="宋体" w:eastAsia="宋体" w:cs="宋体"/>
+      <w:rFonts w:ascii="SimSun" w:hAnsi="SimSun" w:eastAsia="SimSun" w:cs="SimSun"/>
       <w:kern w:val="0"/>
       <w:sz w:val="24"/>
       <w:szCs w:val="24"/>
       <w:lang w:val="en-US" w:eastAsia="zh-CN" w:bidi="ar"/>
     </w:rPr>
   </w:style>
-  <w:style w:type="paragraph" w:styleId="Style11">
-    <w:name w:val="普通(网站)"/>
-    <w:basedOn w:val="Normal"/>
+  <w:style w:type="paragraph" w:customStyle="1" w:styleId="21">
+    <w:name w:val="普通(网站)1"/>
+    <w:basedOn w:val="1"/>
     <w:qFormat/>
+    <w:uiPriority w:val="0"/>
     <w:pPr>
       <w:spacing w:before="100" w:after="100"/>
-      <w:ind w:left="0" w:right="0" w:hanging="0"/>
+      <w:ind w:left="0" w:right="0" w:firstLine="0"/>
       <w:jc w:val="left"/>
     </w:pPr>
     <w:rPr>
@@ -6759,29 +7132,30 @@
       <w:lang w:val="en-US" w:eastAsia="zh-CN" w:bidi="ar"/>
     </w:rPr>
   </w:style>
-  <w:style w:type="paragraph" w:styleId="Style12">
+  <w:style w:type="paragraph" w:customStyle="1" w:styleId="22">
     <w:name w:val="列表段落"/>
-    <w:basedOn w:val="Normal"/>
+    <w:basedOn w:val="1"/>
     <w:qFormat/>
+    <w:uiPriority w:val="0"/>
     <w:pPr>
       <w:ind w:firstLine="420"/>
     </w:pPr>
-    <w:rPr/>
   </w:style>
-  <w:style w:type="paragraph" w:styleId="TableContents">
+  <w:style w:type="paragraph" w:customStyle="1" w:styleId="23">
     <w:name w:val="Table Contents"/>
-    <w:basedOn w:val="Normal"/>
+    <w:basedOn w:val="1"/>
     <w:qFormat/>
+    <w:uiPriority w:val="0"/>
     <w:pPr>
-      <w:widowControl w:val="false"/>
+      <w:widowControl w:val="0"/>
       <w:suppressLineNumbers/>
     </w:pPr>
-    <w:rPr/>
   </w:style>
-  <w:style w:type="paragraph" w:styleId="TableHeading">
+  <w:style w:type="paragraph" w:customStyle="1" w:styleId="24">
     <w:name w:val="Table Heading"/>
-    <w:basedOn w:val="TableContents"/>
+    <w:basedOn w:val="23"/>
     <w:qFormat/>
+    <w:uiPriority w:val="0"/>
     <w:pPr>
       <w:suppressLineNumbers/>
       <w:jc w:val="center"/>
@@ -6791,13 +7165,289 @@
       <w:bCs/>
     </w:rPr>
   </w:style>
-  <w:style w:type="numbering" w:styleId="WW8Num1">
-    <w:name w:val="WW8Num1"/>
-    <w:qFormat/>
-  </w:style>
-  <w:style w:type="numbering" w:styleId="WW8Num2">
-    <w:name w:val="WW8Num2"/>
-    <w:qFormat/>
-  </w:style>
 </w:styles>
+</file>
+
+<file path=word/theme/theme1.xml><?xml version="1.0" encoding="utf-8"?>
+<a:theme xmlns:a="http://schemas.openxmlformats.org/drawingml/2006/main" name="Office">
+  <a:themeElements>
+    <a:clrScheme name="Office">
+      <a:dk1>
+        <a:sysClr val="windowText" lastClr="000000"/>
+      </a:dk1>
+      <a:lt1>
+        <a:sysClr val="window" lastClr="FFFFFF"/>
+      </a:lt1>
+      <a:dk2>
+        <a:srgbClr val="1F497D"/>
+      </a:dk2>
+      <a:lt2>
+        <a:srgbClr val="EEECE1"/>
+      </a:lt2>
+      <a:accent1>
+        <a:srgbClr val="4F81BD"/>
+      </a:accent1>
+      <a:accent2>
+        <a:srgbClr val="C0504D"/>
+      </a:accent2>
+      <a:accent3>
+        <a:srgbClr val="9BBB59"/>
+      </a:accent3>
+      <a:accent4>
+        <a:srgbClr val="8064A2"/>
+      </a:accent4>
+      <a:accent5>
+        <a:srgbClr val="4BACC6"/>
+      </a:accent5>
+      <a:accent6>
+        <a:srgbClr val="F79646"/>
+      </a:accent6>
+      <a:hlink>
+        <a:srgbClr val="0000FF"/>
+      </a:hlink>
+      <a:folHlink>
+        <a:srgbClr val="800080"/>
+      </a:folHlink>
+    </a:clrScheme>
+    <a:fontScheme name="Office">
+      <a:majorFont>
+        <a:latin typeface="Cambria"/>
+        <a:ea typeface=""/>
+        <a:cs typeface=""/>
+        <a:font script="Jpan" typeface="ＭＳ ゴシック"/>
+        <a:font script="Hang" typeface="맑은 고딕"/>
+        <a:font script="Hans" typeface="宋体"/>
+        <a:font script="Hant" typeface="新細明體"/>
+        <a:font script="Arab" typeface="Times New Roman"/>
+        <a:font script="Hebr" typeface="Times New Roman"/>
+        <a:font script="Thai" typeface="Angsana New"/>
+        <a:font script="Ethi" typeface="Nyala"/>
+        <a:font script="Beng" typeface="Vrinda"/>
+        <a:font script="Gujr" typeface="Shruti"/>
+        <a:font script="Khmr" typeface="MoolBoran"/>
+        <a:font script="Knda" typeface="Tunga"/>
+        <a:font script="Guru" typeface="Raavi"/>
+        <a:font script="Cans" typeface="Euphemia"/>
+        <a:font script="Cher" typeface="Plantagenet Cherokee"/>
+        <a:font script="Yiii" typeface="Microsoft Yi Baiti"/>
+        <a:font script="Tibt" typeface="Microsoft Himalaya"/>
+        <a:font script="Thaa" typeface="MV Boli"/>
+        <a:font script="Deva" typeface="Mangal"/>
+        <a:font script="Telu" typeface="Gautami"/>
+        <a:font script="Taml" typeface="Latha"/>
+        <a:font script="Syrc" typeface="Estrangelo Edessa"/>
+        <a:font script="Orya" typeface="Kalinga"/>
+        <a:font script="Mlym" typeface="Kartika"/>
+        <a:font script="Laoo" typeface="DokChampa"/>
+        <a:font script="Sinh" typeface="Iskoola Pota"/>
+        <a:font script="Mong" typeface="Mongolian Baiti"/>
+        <a:font script="Viet" typeface="Times New Roman"/>
+        <a:font script="Uigh" typeface="Microsoft Uighur"/>
+        <a:font script="Geor" typeface="Sylfaen"/>
+      </a:majorFont>
+      <a:minorFont>
+        <a:latin typeface="Calibri"/>
+        <a:ea typeface=""/>
+        <a:cs typeface=""/>
+        <a:font script="Jpan" typeface="ＭＳ 明朝"/>
+        <a:font script="Hang" typeface="맑은 고딕"/>
+        <a:font script="Hans" typeface="宋体"/>
+        <a:font script="Hant" typeface="新細明體"/>
+        <a:font script="Arab" typeface="Arial"/>
+        <a:font script="Hebr" typeface="Arial"/>
+        <a:font script="Thai" typeface="Cordia New"/>
+        <a:font script="Ethi" typeface="Nyala"/>
+        <a:font script="Beng" typeface="Vrinda"/>
+        <a:font script="Gujr" typeface="Shruti"/>
+        <a:font script="Khmr" typeface="DaunPenh"/>
+        <a:font script="Knda" typeface="Tunga"/>
+        <a:font script="Guru" typeface="Raavi"/>
+        <a:font script="Cans" typeface="Euphemia"/>
+        <a:font script="Cher" typeface="Plantagenet Cherokee"/>
+        <a:font script="Yiii" typeface="Microsoft Yi Baiti"/>
+        <a:font script="Tibt" typeface="Microsoft Himalaya"/>
+        <a:font script="Thaa" typeface="MV Boli"/>
+        <a:font script="Deva" typeface="Mangal"/>
+        <a:font script="Telu" typeface="Gautami"/>
+        <a:font script="Taml" typeface="Latha"/>
+        <a:font script="Syrc" typeface="Estrangelo Edessa"/>
+        <a:font script="Orya" typeface="Kalinga"/>
+        <a:font script="Mlym" typeface="Kartika"/>
+        <a:font script="Laoo" typeface="DokChampa"/>
+        <a:font script="Sinh" typeface="Iskoola Pota"/>
+        <a:font script="Mong" typeface="Mongolian Baiti"/>
+        <a:font script="Viet" typeface="Arial"/>
+        <a:font script="Uigh" typeface="Microsoft Uighur"/>
+        <a:font script="Geor" typeface="Sylfaen"/>
+      </a:minorFont>
+    </a:fontScheme>
+    <a:fmtScheme name="Office">
+      <a:fillStyleLst>
+        <a:solidFill>
+          <a:schemeClr val="phClr"/>
+        </a:solidFill>
+        <a:gradFill rotWithShape="1">
+          <a:gsLst>
+            <a:gs pos="0">
+              <a:schemeClr val="phClr">
+                <a:tint val="50000"/>
+                <a:satMod val="300000"/>
+              </a:schemeClr>
+            </a:gs>
+            <a:gs pos="35000">
+              <a:schemeClr val="phClr">
+                <a:tint val="37000"/>
+                <a:satMod val="300000"/>
+              </a:schemeClr>
+            </a:gs>
+            <a:gs pos="100000">
+              <a:schemeClr val="phClr">
+                <a:tint val="15000"/>
+                <a:satMod val="350000"/>
+              </a:schemeClr>
+            </a:gs>
+          </a:gsLst>
+          <a:lin ang="16200000" scaled="1"/>
+        </a:gradFill>
+        <a:gradFill rotWithShape="1">
+          <a:gsLst>
+            <a:gs pos="0">
+              <a:schemeClr val="phClr">
+                <a:shade val="51000"/>
+                <a:satMod val="130000"/>
+              </a:schemeClr>
+            </a:gs>
+            <a:gs pos="80000">
+              <a:schemeClr val="phClr">
+                <a:shade val="93000"/>
+                <a:satMod val="130000"/>
+              </a:schemeClr>
+            </a:gs>
+            <a:gs pos="100000">
+              <a:schemeClr val="phClr">
+                <a:shade val="94000"/>
+                <a:satMod val="135000"/>
+              </a:schemeClr>
+            </a:gs>
+          </a:gsLst>
+          <a:lin ang="16200000" scaled="0"/>
+        </a:gradFill>
+      </a:fillStyleLst>
+      <a:lnStyleLst>
+        <a:ln w="9525" cap="flat" cmpd="sng" algn="ctr">
+          <a:solidFill>
+            <a:schemeClr val="phClr">
+              <a:shade val="95000"/>
+              <a:satMod val="105000"/>
+            </a:schemeClr>
+          </a:solidFill>
+          <a:prstDash val="solid"/>
+        </a:ln>
+        <a:ln w="25400" cap="flat" cmpd="sng" algn="ctr">
+          <a:solidFill>
+            <a:schemeClr val="phClr"/>
+          </a:solidFill>
+          <a:prstDash val="solid"/>
+        </a:ln>
+        <a:ln w="38100" cap="flat" cmpd="sng" algn="ctr">
+          <a:solidFill>
+            <a:schemeClr val="phClr"/>
+          </a:solidFill>
+          <a:prstDash val="solid"/>
+        </a:ln>
+      </a:lnStyleLst>
+      <a:effectStyleLst>
+        <a:effectStyle>
+          <a:effectLst>
+            <a:outerShdw blurRad="40000" dist="20000" dir="5400000" rotWithShape="0">
+              <a:srgbClr val="000000">
+                <a:alpha val="38000"/>
+              </a:srgbClr>
+            </a:outerShdw>
+          </a:effectLst>
+        </a:effectStyle>
+        <a:effectStyle>
+          <a:effectLst>
+            <a:outerShdw blurRad="40000" dist="23000" dir="5400000" rotWithShape="0">
+              <a:srgbClr val="000000">
+                <a:alpha val="35000"/>
+              </a:srgbClr>
+            </a:outerShdw>
+          </a:effectLst>
+        </a:effectStyle>
+        <a:effectStyle>
+          <a:effectLst>
+            <a:outerShdw blurRad="40000" dist="23000" dir="5400000" rotWithShape="0">
+              <a:srgbClr val="000000">
+                <a:alpha val="35000"/>
+              </a:srgbClr>
+            </a:outerShdw>
+          </a:effectLst>
+          <a:scene3d>
+            <a:camera prst="orthographicFront">
+              <a:rot lat="0" lon="0" rev="0"/>
+            </a:camera>
+            <a:lightRig rig="threePt" dir="t">
+              <a:rot lat="0" lon="0" rev="1200000"/>
+            </a:lightRig>
+          </a:scene3d>
+          <a:sp3d>
+            <a:bevelT w="63500" h="25400"/>
+          </a:sp3d>
+        </a:effectStyle>
+      </a:effectStyleLst>
+      <a:bgFillStyleLst>
+        <a:solidFill>
+          <a:schemeClr val="phClr"/>
+        </a:solidFill>
+        <a:gradFill rotWithShape="1">
+          <a:gsLst>
+            <a:gs pos="0">
+              <a:schemeClr val="phClr">
+                <a:tint val="40000"/>
+                <a:satMod val="350000"/>
+              </a:schemeClr>
+            </a:gs>
+            <a:gs pos="40000">
+              <a:schemeClr val="phClr">
+                <a:tint val="45000"/>
+                <a:satMod val="350000"/>
+                <a:shade val="99000"/>
+              </a:schemeClr>
+            </a:gs>
+            <a:gs pos="100000">
+              <a:schemeClr val="phClr">
+                <a:shade val="20000"/>
+                <a:satMod val="255000"/>
+              </a:schemeClr>
+            </a:gs>
+          </a:gsLst>
+          <a:path path="circle">
+            <a:fillToRect l="50000" t="-80000" r="50000" b="180000"/>
+          </a:path>
+        </a:gradFill>
+        <a:gradFill rotWithShape="1">
+          <a:gsLst>
+            <a:gs pos="0">
+              <a:schemeClr val="phClr">
+                <a:tint val="80000"/>
+                <a:satMod val="300000"/>
+              </a:schemeClr>
+            </a:gs>
+            <a:gs pos="100000">
+              <a:schemeClr val="phClr">
+                <a:shade val="30000"/>
+                <a:satMod val="200000"/>
+              </a:schemeClr>
+            </a:gs>
+          </a:gsLst>
+          <a:path path="circle">
+            <a:fillToRect l="50000" t="50000" r="50000" b="50000"/>
+          </a:path>
+        </a:gradFill>
+      </a:bgFillStyleLst>
+    </a:fmtScheme>
+  </a:themeElements>
+  <a:objectDefaults/>
+</a:theme>
 </file>